--- a/public/labs/os/ЛР5_ОС_Сценарії_Windows_Script_Host.docx
+++ b/public/labs/os/ЛР5_ОС_Сценарії_Windows_Script_Host.docx
@@ -7,6 +7,14 @@
         <w:pStyle w:val="Title"/>
       </w:pPr>
       <w:r>
+        <w:t xml:space="preserve">Лабораторна робота №5</w:t>
+      </w:r>
+    </w:p>
+    <w:p>
+      <w:pPr>
+        <w:pStyle w:val="Subtitle"/>
+      </w:pPr>
+      <w:r>
         <w:t xml:space="preserve">Сценарії Windows Script Host</w:t>
       </w:r>
     </w:p>
@@ -19,9 +27,10 @@
       </w:r>
     </w:p>
     <w:sectPr>
-      <w:footnotePr>
-        <w:numRestart w:val="eachSect"/>
-      </w:footnotePr>
+      <w:pgSz w:h="16838" w:orient="portrait" w:w="11906"/>
+      <w:pgMar w:bottom="1134" w:footer="708" w:gutter="0" w:header="708" w:left="1418" w:right="851" w:top="1134"/>
+      <w:pgNumType w:start="1"/>
+      <w:docGrid w:linePitch="360"/>
     </w:sectPr>
   </w:body>
 </w:document>
@@ -57,74 +66,74 @@
     <w:multiLevelType w:val="multilevel"/>
     <w:lvl w:ilvl="0">
       <w:numFmt w:val="bullet"/>
-      <w:lvlText w:val=" "/>
+      <w:lvlText w:val="–"/>
       <w:lvlJc w:val="left"/>
       <w:pPr>
-        <w:ind w:left="720" w:hanging="360"/>
+        <w:ind w:left="1134" w:hanging="425"/>
       </w:pPr>
     </w:lvl>
     <w:lvl w:ilvl="1">
       <w:numFmt w:val="bullet"/>
-      <w:lvlText w:val=" "/>
+      <w:lvlText w:val="–"/>
       <w:lvlJc w:val="left"/>
       <w:pPr>
-        <w:ind w:left="1440" w:hanging="360"/>
+        <w:ind w:left="1701" w:hanging="425"/>
       </w:pPr>
     </w:lvl>
     <w:lvl w:ilvl="2">
       <w:numFmt w:val="bullet"/>
-      <w:lvlText w:val=" "/>
+      <w:lvlText w:val="–"/>
       <w:lvlJc w:val="left"/>
       <w:pPr>
-        <w:ind w:left="2160" w:hanging="360"/>
+        <w:ind w:left="2268" w:hanging="425"/>
       </w:pPr>
     </w:lvl>
     <w:lvl w:ilvl="3">
       <w:numFmt w:val="bullet"/>
-      <w:lvlText w:val=" "/>
+      <w:lvlText w:val="–"/>
       <w:lvlJc w:val="left"/>
       <w:pPr>
-        <w:ind w:left="2880" w:hanging="360"/>
+        <w:ind w:left="2835" w:hanging="425"/>
       </w:pPr>
     </w:lvl>
     <w:lvl w:ilvl="4">
       <w:numFmt w:val="bullet"/>
-      <w:lvlText w:val=" "/>
+      <w:lvlText w:val="–"/>
       <w:lvlJc w:val="left"/>
       <w:pPr>
-        <w:ind w:left="3600" w:hanging="360"/>
+        <w:ind w:left="3402" w:hanging="425"/>
       </w:pPr>
     </w:lvl>
     <w:lvl w:ilvl="5">
       <w:numFmt w:val="bullet"/>
-      <w:lvlText w:val=" "/>
+      <w:lvlText w:val="–"/>
       <w:lvlJc w:val="left"/>
       <w:pPr>
-        <w:ind w:left="4320" w:hanging="360"/>
+        <w:ind w:left="3969" w:hanging="425"/>
       </w:pPr>
     </w:lvl>
     <w:lvl w:ilvl="6">
       <w:numFmt w:val="bullet"/>
-      <w:lvlText w:val=" "/>
+      <w:lvlText w:val="–"/>
       <w:lvlJc w:val="left"/>
       <w:pPr>
-        <w:ind w:left="5040" w:hanging="360"/>
+        <w:ind w:left="4536" w:hanging="425"/>
       </w:pPr>
     </w:lvl>
     <w:lvl w:ilvl="7">
       <w:numFmt w:val="bullet"/>
-      <w:lvlText w:val=" "/>
+      <w:lvlText w:val="–"/>
       <w:lvlJc w:val="left"/>
       <w:pPr>
-        <w:ind w:left="5760" w:hanging="360"/>
+        <w:ind w:left="5103" w:hanging="425"/>
       </w:pPr>
     </w:lvl>
     <w:lvl w:ilvl="8">
       <w:numFmt w:val="bullet"/>
-      <w:lvlText w:val=" "/>
+      <w:lvlText w:val="–"/>
       <w:lvlJc w:val="left"/>
       <w:pPr>
-        <w:ind w:left="6480" w:hanging="360"/>
+        <w:ind w:left="5670" w:hanging="425"/>
       </w:pPr>
     </w:lvl>
   </w:abstractNum>
@@ -139,15 +148,15 @@
   <w:docDefaults>
     <w:rPrDefault>
       <w:rPr>
-        <w:rFonts w:asciiTheme="minorHAnsi" w:cstheme="minorBidi" w:eastAsiaTheme="minorEastAsia" w:hAnsiTheme="minorHAnsi"/>
-        <w:sz w:val="24"/>
-        <w:szCs w:val="24"/>
-        <w:lang w:bidi="ar-SA" w:eastAsia="zh-CN" w:val="en-US"/>
+        <w:rFonts w:ascii="Times New Roman" w:cs="Times New Roman" w:eastAsia="Times New Roman" w:hAnsi="Times New Roman"/>
+        <w:sz w:val="28"/>
+        <w:szCs w:val="28"/>
+        <w:lang w:val="uk-UA"/>
       </w:rPr>
     </w:rPrDefault>
     <w:pPrDefault>
       <w:pPr>
-        <w:spacing w:after="200"/>
+        <w:spacing w:after="0" w:before="0" w:line="312" w:lineRule="auto"/>
       </w:pPr>
     </w:pPrDefault>
   </w:docDefaults>
@@ -155,14 +164,19 @@
   <w:style w:default="1" w:styleId="Normal" w:type="paragraph">
     <w:name w:val="Normal"/>
     <w:qFormat/>
+    <w:pPr>
+      <w:spacing w:after="0" w:before="0" w:line="312" w:lineRule="auto"/>
+      <w:jc w:val="left"/>
+    </w:pPr>
   </w:style>
   <w:style w:styleId="BodyText" w:type="paragraph">
     <w:name w:val="Body Text"/>
     <w:basedOn w:val="Normal"/>
-    <w:link w:val="BodyTextChar"/>
-    <w:qFormat/>
-    <w:pPr>
-      <w:spacing w:after="180" w:before="180"/>
+    <w:qFormat/>
+    <w:pPr>
+      <w:spacing w:after="0" w:before="0" w:line="312" w:lineRule="auto"/>
+      <w:ind w:firstLine="709"/>
+      <w:jc w:val="both"/>
     </w:pPr>
   </w:style>
   <w:style w:customStyle="1" w:styleId="FirstParagraph" w:type="paragraph">
@@ -173,59 +187,57 @@
   </w:style>
   <w:style w:customStyle="1" w:styleId="Compact" w:type="paragraph">
     <w:name w:val="Compact"/>
-    <w:basedOn w:val="BodyText"/>
-    <w:qFormat/>
-    <w:pPr>
-      <w:spacing w:after="36" w:before="36"/>
+    <w:basedOn w:val="Normal"/>
+    <w:qFormat/>
+    <w:pPr>
+      <w:spacing w:after="0" w:before="0" w:line="312" w:lineRule="auto"/>
+      <w:ind w:firstLine="0"/>
+      <w:contextualSpacing/>
     </w:pPr>
   </w:style>
   <w:style w:styleId="Title" w:type="paragraph">
     <w:name w:val="Title"/>
     <w:basedOn w:val="Normal"/>
-    <w:next w:val="BodyText"/>
-    <w:link w:val="TitleChar"/>
+    <w:next w:val="Subtitle"/>
+    <w:qFormat/>
+    <w:pPr>
+      <w:spacing w:after="120" w:before="0" w:line="312" w:lineRule="auto"/>
+      <w:ind w:firstLine="0"/>
+      <w:jc w:val="center"/>
+    </w:pPr>
+    <w:rPr>
+      <w:rFonts w:ascii="Times New Roman" w:cs="Times New Roman" w:eastAsia="Times New Roman" w:hAnsi="Times New Roman"/>
+      <w:sz w:val="28"/>
+      <w:szCs w:val="28"/>
+    </w:rPr>
+  </w:style>
+  <w:style w:customStyle="1" w:styleId="TitleChar" w:type="character">
+    <w:name w:val="Title Char"/>
+    <w:basedOn w:val="DefaultParagraphFont"/>
+    <w:link w:val="Title"/>
     <w:uiPriority w:val="10"/>
-    <w:qFormat/>
-    <w:rsid w:val="00A10FD9"/>
-    <w:pPr>
-      <w:spacing w:after="80" w:line="240" w:lineRule="auto"/>
-      <w:contextualSpacing/>
-      <w:jc w:val="center"/>
-    </w:pPr>
+    <w:rsid w:val="00A10FD9"/>
     <w:rPr>
       <w:rFonts w:asciiTheme="majorHAnsi" w:cstheme="majorBidi" w:eastAsiaTheme="majorEastAsia" w:hAnsiTheme="majorHAnsi"/>
       <w:sz w:val="56"/>
       <w:szCs w:val="56"/>
     </w:rPr>
   </w:style>
-  <w:style w:customStyle="1" w:styleId="TitleChar" w:type="character">
-    <w:name w:val="Title Char"/>
-    <w:basedOn w:val="DefaultParagraphFont"/>
-    <w:link w:val="Title"/>
-    <w:uiPriority w:val="10"/>
-    <w:rsid w:val="00A10FD9"/>
-    <w:rPr>
-      <w:rFonts w:asciiTheme="majorHAnsi" w:cstheme="majorBidi" w:eastAsiaTheme="majorEastAsia" w:hAnsiTheme="majorHAnsi"/>
-      <w:sz w:val="56"/>
-      <w:szCs w:val="56"/>
-    </w:rPr>
-  </w:style>
   <w:style w:styleId="Subtitle" w:type="paragraph">
     <w:name w:val="Subtitle"/>
-    <w:basedOn w:val="Title"/>
-    <w:next w:val="BodyText"/>
-    <w:link w:val="SubtitleChar"/>
-    <w:uiPriority w:val="11"/>
-    <w:qFormat/>
-    <w:rsid w:val="00A10FD9"/>
-    <w:pPr>
-      <w:numPr>
-        <w:ilvl w:val="1"/>
-      </w:numPr>
-    </w:pPr>
-    <w:rPr>
-      <w:rFonts w:cstheme="majorBidi" w:eastAsiaTheme="majorEastAsia"/>
-      <w:spacing w:val="15"/>
+    <w:basedOn w:val="Normal"/>
+    <w:next w:val="FirstParagraph"/>
+    <w:qFormat/>
+    <w:pPr>
+      <w:spacing w:after="240" w:before="0" w:line="312" w:lineRule="auto"/>
+      <w:ind w:firstLine="0"/>
+      <w:jc w:val="center"/>
+    </w:pPr>
+    <w:rPr>
+      <w:rFonts w:ascii="Times New Roman" w:cs="Times New Roman" w:eastAsia="Times New Roman" w:hAnsi="Times New Roman"/>
+      <w:b/>
+      <w:bCs/>
+      <w:caps/>
       <w:sz w:val="28"/>
       <w:szCs w:val="28"/>
     </w:rPr>
@@ -315,17 +327,188 @@
   <w:style w:styleId="Heading1" w:type="paragraph">
     <w:name w:val="heading 1"/>
     <w:basedOn w:val="Normal"/>
+    <w:next w:val="FirstParagraph"/>
+    <w:qFormat/>
+    <w:pPr>
+      <w:keepNext/>
+      <w:spacing w:after="120" w:before="240" w:line="312" w:lineRule="auto"/>
+      <w:ind w:firstLine="0"/>
+      <w:jc w:val="center"/>
+    </w:pPr>
+    <w:rPr>
+      <w:rFonts w:ascii="Times New Roman" w:cs="Times New Roman" w:eastAsia="Times New Roman" w:hAnsi="Times New Roman"/>
+      <w:b/>
+      <w:bCs/>
+      <w:sz w:val="28"/>
+      <w:szCs w:val="28"/>
+    </w:rPr>
+  </w:style>
+  <w:style w:styleId="Heading2" w:type="paragraph">
+    <w:name w:val="heading 2"/>
+    <w:basedOn w:val="Normal"/>
+    <w:next w:val="FirstParagraph"/>
+    <w:qFormat/>
+    <w:pPr>
+      <w:keepNext/>
+      <w:spacing w:after="120" w:before="240" w:line="312" w:lineRule="auto"/>
+      <w:ind w:firstLine="0"/>
+      <w:jc w:val="center"/>
+    </w:pPr>
+    <w:rPr>
+      <w:rFonts w:ascii="Times New Roman" w:cs="Times New Roman" w:eastAsia="Times New Roman" w:hAnsi="Times New Roman"/>
+      <w:b/>
+      <w:bCs/>
+      <w:sz w:val="28"/>
+      <w:szCs w:val="28"/>
+    </w:rPr>
+  </w:style>
+  <w:style w:styleId="Heading3" w:type="paragraph">
+    <w:name w:val="heading 3"/>
+    <w:basedOn w:val="Normal"/>
+    <w:next w:val="FirstParagraph"/>
+    <w:qFormat/>
+    <w:pPr>
+      <w:keepNext/>
+      <w:spacing w:after="0" w:before="140" w:line="312" w:lineRule="auto"/>
+      <w:ind w:firstLine="709"/>
+      <w:jc w:val="left"/>
+    </w:pPr>
+    <w:rPr>
+      <w:rFonts w:ascii="Times New Roman" w:cs="Times New Roman" w:eastAsia="Times New Roman" w:hAnsi="Times New Roman"/>
+      <w:b/>
+      <w:bCs/>
+      <w:sz w:val="28"/>
+      <w:szCs w:val="28"/>
+    </w:rPr>
+  </w:style>
+  <w:style w:styleId="Heading4" w:type="paragraph">
+    <w:name w:val="heading 4"/>
+    <w:basedOn w:val="Normal"/>
+    <w:next w:val="FirstParagraph"/>
+    <w:qFormat/>
+    <w:pPr>
+      <w:keepNext/>
+      <w:spacing w:after="0" w:before="120" w:line="312" w:lineRule="auto"/>
+      <w:ind w:firstLine="709"/>
+      <w:jc w:val="left"/>
+    </w:pPr>
+    <w:rPr>
+      <w:rFonts w:ascii="Times New Roman" w:cs="Times New Roman" w:eastAsia="Times New Roman" w:hAnsi="Times New Roman"/>
+      <w:b/>
+      <w:bCs/>
+      <w:sz w:val="28"/>
+      <w:szCs w:val="28"/>
+    </w:rPr>
+  </w:style>
+  <w:style w:styleId="Heading5" w:type="paragraph">
+    <w:name w:val="heading 5"/>
+    <w:basedOn w:val="Normal"/>
+    <w:next w:val="FirstParagraph"/>
+    <w:qFormat/>
+    <w:pPr>
+      <w:keepNext/>
+      <w:spacing w:after="0" w:before="120" w:line="312" w:lineRule="auto"/>
+      <w:ind w:firstLine="709"/>
+      <w:jc w:val="left"/>
+    </w:pPr>
+    <w:rPr>
+      <w:rFonts w:ascii="Times New Roman" w:cs="Times New Roman" w:eastAsia="Times New Roman" w:hAnsi="Times New Roman"/>
+      <w:b/>
+      <w:bCs/>
+      <w:sz w:val="28"/>
+      <w:szCs w:val="28"/>
+    </w:rPr>
+  </w:style>
+  <w:style w:styleId="Heading6" w:type="paragraph">
+    <w:name w:val="heading 6"/>
+    <w:basedOn w:val="Normal"/>
+    <w:next w:val="FirstParagraph"/>
+    <w:qFormat/>
+    <w:pPr>
+      <w:keepNext/>
+      <w:spacing w:after="0" w:before="120" w:line="312" w:lineRule="auto"/>
+      <w:ind w:firstLine="709"/>
+      <w:jc w:val="left"/>
+    </w:pPr>
+    <w:rPr>
+      <w:rFonts w:ascii="Times New Roman" w:cs="Times New Roman" w:eastAsia="Times New Roman" w:hAnsi="Times New Roman"/>
+      <w:b/>
+      <w:bCs/>
+      <w:sz w:val="28"/>
+      <w:szCs w:val="28"/>
+    </w:rPr>
+  </w:style>
+  <w:style w:styleId="Heading7" w:type="paragraph">
+    <w:name w:val="heading 7"/>
+    <w:basedOn w:val="Normal"/>
     <w:next w:val="BodyText"/>
-    <w:link w:val="Heading1Char"/>
-    <w:uiPriority w:val="9"/>
+    <w:link w:val="Heading7Char"/>
+    <w:uiPriority w:val="9"/>
+    <w:semiHidden/>
+    <w:unhideWhenUsed/>
     <w:qFormat/>
     <w:rsid w:val="00A10FD9"/>
     <w:pPr>
       <w:keepNext/>
       <w:keepLines/>
-      <w:spacing w:after="80" w:before="360"/>
-      <w:outlineLvl w:val="0"/>
-    </w:pPr>
+      <w:spacing w:after="0" w:before="40"/>
+      <w:outlineLvl w:val="6"/>
+    </w:pPr>
+    <w:rPr>
+      <w:rFonts w:cstheme="majorBidi" w:eastAsiaTheme="majorEastAsia"/>
+      <w:color w:themeColor="text1" w:themeTint="A6" w:val="595959"/>
+    </w:rPr>
+  </w:style>
+  <w:style w:styleId="Heading8" w:type="paragraph">
+    <w:name w:val="heading 8"/>
+    <w:basedOn w:val="Normal"/>
+    <w:next w:val="BodyText"/>
+    <w:link w:val="Heading8Char"/>
+    <w:uiPriority w:val="9"/>
+    <w:semiHidden/>
+    <w:unhideWhenUsed/>
+    <w:qFormat/>
+    <w:rsid w:val="00A10FD9"/>
+    <w:pPr>
+      <w:keepNext/>
+      <w:keepLines/>
+      <w:spacing w:after="0"/>
+      <w:outlineLvl w:val="7"/>
+    </w:pPr>
+    <w:rPr>
+      <w:rFonts w:cstheme="majorBidi" w:eastAsiaTheme="majorEastAsia"/>
+      <w:i/>
+      <w:iCs/>
+      <w:color w:themeColor="text1" w:themeTint="D8" w:val="272727"/>
+    </w:rPr>
+  </w:style>
+  <w:style w:styleId="Heading9" w:type="paragraph">
+    <w:name w:val="heading 9"/>
+    <w:basedOn w:val="Normal"/>
+    <w:next w:val="BodyText"/>
+    <w:link w:val="Heading9Char"/>
+    <w:uiPriority w:val="9"/>
+    <w:semiHidden/>
+    <w:unhideWhenUsed/>
+    <w:qFormat/>
+    <w:rsid w:val="00A10FD9"/>
+    <w:pPr>
+      <w:keepNext/>
+      <w:keepLines/>
+      <w:spacing w:after="0"/>
+      <w:outlineLvl w:val="8"/>
+    </w:pPr>
+    <w:rPr>
+      <w:rFonts w:cstheme="majorBidi" w:eastAsiaTheme="majorEastAsia"/>
+      <w:color w:themeColor="text1" w:themeTint="D8" w:val="272727"/>
+    </w:rPr>
+  </w:style>
+  <w:style w:customStyle="1" w:styleId="Heading1Char" w:type="character">
+    <w:name w:val="Heading 1 Char"/>
+    <w:basedOn w:val="DefaultParagraphFont"/>
+    <w:link w:val="Heading1"/>
+    <w:uiPriority w:val="9"/>
+    <w:rsid w:val="00A10FD9"/>
     <w:rPr>
       <w:rFonts w:asciiTheme="majorHAnsi" w:cstheme="majorBidi" w:eastAsiaTheme="majorEastAsia" w:hAnsiTheme="majorHAnsi"/>
       <w:color w:themeColor="accent1" w:themeShade="BF" w:val="0F4761"/>
@@ -333,22 +516,13 @@
       <w:szCs w:val="40"/>
     </w:rPr>
   </w:style>
-  <w:style w:styleId="Heading2" w:type="paragraph">
-    <w:name w:val="heading 2"/>
-    <w:basedOn w:val="Normal"/>
-    <w:next w:val="BodyText"/>
-    <w:link w:val="Heading2Char"/>
+  <w:style w:customStyle="1" w:styleId="Heading2Char" w:type="character">
+    <w:name w:val="Heading 2 Char"/>
+    <w:basedOn w:val="DefaultParagraphFont"/>
+    <w:link w:val="Heading2"/>
     <w:uiPriority w:val="9"/>
     <w:semiHidden/>
-    <w:unhideWhenUsed/>
-    <w:qFormat/>
-    <w:rsid w:val="00A10FD9"/>
-    <w:pPr>
-      <w:keepNext/>
-      <w:keepLines/>
-      <w:spacing w:after="80" w:before="160"/>
-      <w:outlineLvl w:val="1"/>
-    </w:pPr>
+    <w:rsid w:val="00A10FD9"/>
     <w:rPr>
       <w:rFonts w:asciiTheme="majorHAnsi" w:cstheme="majorBidi" w:eastAsiaTheme="majorEastAsia" w:hAnsiTheme="majorHAnsi"/>
       <w:color w:themeColor="accent1" w:themeShade="BF" w:val="0F4761"/>
@@ -356,22 +530,13 @@
       <w:szCs w:val="32"/>
     </w:rPr>
   </w:style>
-  <w:style w:styleId="Heading3" w:type="paragraph">
-    <w:name w:val="heading 3"/>
-    <w:basedOn w:val="Normal"/>
-    <w:next w:val="BodyText"/>
-    <w:link w:val="Heading3Char"/>
+  <w:style w:customStyle="1" w:styleId="Heading3Char" w:type="character">
+    <w:name w:val="Heading 3 Char"/>
+    <w:basedOn w:val="DefaultParagraphFont"/>
+    <w:link w:val="Heading3"/>
     <w:uiPriority w:val="9"/>
     <w:semiHidden/>
-    <w:unhideWhenUsed/>
-    <w:qFormat/>
-    <w:rsid w:val="00A10FD9"/>
-    <w:pPr>
-      <w:keepNext/>
-      <w:keepLines/>
-      <w:spacing w:after="80" w:before="160"/>
-      <w:outlineLvl w:val="2"/>
-    </w:pPr>
+    <w:rsid w:val="00A10FD9"/>
     <w:rPr>
       <w:rFonts w:cstheme="majorBidi" w:eastAsiaTheme="majorEastAsia"/>
       <w:color w:themeColor="accent1" w:themeShade="BF" w:val="0F4761"/>
@@ -379,22 +544,13 @@
       <w:szCs w:val="28"/>
     </w:rPr>
   </w:style>
-  <w:style w:styleId="Heading4" w:type="paragraph">
-    <w:name w:val="heading 4"/>
-    <w:basedOn w:val="Normal"/>
-    <w:next w:val="BodyText"/>
-    <w:link w:val="Heading4Char"/>
+  <w:style w:customStyle="1" w:styleId="Heading4Char" w:type="character">
+    <w:name w:val="Heading 4 Char"/>
+    <w:basedOn w:val="DefaultParagraphFont"/>
+    <w:link w:val="Heading4"/>
     <w:uiPriority w:val="9"/>
     <w:semiHidden/>
-    <w:unhideWhenUsed/>
-    <w:qFormat/>
-    <w:rsid w:val="00A10FD9"/>
-    <w:pPr>
-      <w:keepNext/>
-      <w:keepLines/>
-      <w:spacing w:after="40" w:before="80"/>
-      <w:outlineLvl w:val="3"/>
-    </w:pPr>
+    <w:rsid w:val="00A10FD9"/>
     <w:rPr>
       <w:rFonts w:cstheme="majorBidi" w:eastAsiaTheme="majorEastAsia"/>
       <w:i/>
@@ -402,43 +558,25 @@
       <w:color w:themeColor="accent1" w:themeShade="BF" w:val="0F4761"/>
     </w:rPr>
   </w:style>
-  <w:style w:styleId="Heading5" w:type="paragraph">
-    <w:name w:val="heading 5"/>
-    <w:basedOn w:val="Normal"/>
-    <w:next w:val="BodyText"/>
-    <w:link w:val="Heading5Char"/>
+  <w:style w:customStyle="1" w:styleId="Heading5Char" w:type="character">
+    <w:name w:val="Heading 5 Char"/>
+    <w:basedOn w:val="DefaultParagraphFont"/>
+    <w:link w:val="Heading5"/>
     <w:uiPriority w:val="9"/>
     <w:semiHidden/>
-    <w:unhideWhenUsed/>
-    <w:qFormat/>
-    <w:rsid w:val="00A10FD9"/>
-    <w:pPr>
-      <w:keepNext/>
-      <w:keepLines/>
-      <w:spacing w:after="40" w:before="80"/>
-      <w:outlineLvl w:val="4"/>
-    </w:pPr>
+    <w:rsid w:val="00A10FD9"/>
     <w:rPr>
       <w:rFonts w:cstheme="majorBidi" w:eastAsiaTheme="majorEastAsia"/>
       <w:color w:themeColor="accent1" w:themeShade="BF" w:val="0F4761"/>
     </w:rPr>
   </w:style>
-  <w:style w:styleId="Heading6" w:type="paragraph">
-    <w:name w:val="heading 6"/>
-    <w:basedOn w:val="Normal"/>
-    <w:next w:val="BodyText"/>
-    <w:link w:val="Heading6Char"/>
+  <w:style w:customStyle="1" w:styleId="Heading6Char" w:type="character">
+    <w:name w:val="Heading 6 Char"/>
+    <w:basedOn w:val="DefaultParagraphFont"/>
+    <w:link w:val="Heading6"/>
     <w:uiPriority w:val="9"/>
     <w:semiHidden/>
-    <w:unhideWhenUsed/>
-    <w:qFormat/>
-    <w:rsid w:val="00A10FD9"/>
-    <w:pPr>
-      <w:keepNext/>
-      <w:keepLines/>
-      <w:spacing w:after="0" w:before="40"/>
-      <w:outlineLvl w:val="5"/>
-    </w:pPr>
+    <w:rsid w:val="00A10FD9"/>
     <w:rPr>
       <w:rFonts w:cstheme="majorBidi" w:eastAsiaTheme="majorEastAsia"/>
       <w:i/>
@@ -446,43 +584,25 @@
       <w:color w:themeColor="text1" w:themeTint="A6" w:val="595959"/>
     </w:rPr>
   </w:style>
-  <w:style w:styleId="Heading7" w:type="paragraph">
-    <w:name w:val="heading 7"/>
-    <w:basedOn w:val="Normal"/>
-    <w:next w:val="BodyText"/>
-    <w:link w:val="Heading7Char"/>
+  <w:style w:customStyle="1" w:styleId="Heading7Char" w:type="character">
+    <w:name w:val="Heading 7 Char"/>
+    <w:basedOn w:val="DefaultParagraphFont"/>
+    <w:link w:val="Heading7"/>
     <w:uiPriority w:val="9"/>
     <w:semiHidden/>
-    <w:unhideWhenUsed/>
-    <w:qFormat/>
-    <w:rsid w:val="00A10FD9"/>
-    <w:pPr>
-      <w:keepNext/>
-      <w:keepLines/>
-      <w:spacing w:after="0" w:before="40"/>
-      <w:outlineLvl w:val="6"/>
-    </w:pPr>
+    <w:rsid w:val="00A10FD9"/>
     <w:rPr>
       <w:rFonts w:cstheme="majorBidi" w:eastAsiaTheme="majorEastAsia"/>
       <w:color w:themeColor="text1" w:themeTint="A6" w:val="595959"/>
     </w:rPr>
   </w:style>
-  <w:style w:styleId="Heading8" w:type="paragraph">
-    <w:name w:val="heading 8"/>
-    <w:basedOn w:val="Normal"/>
-    <w:next w:val="BodyText"/>
-    <w:link w:val="Heading8Char"/>
+  <w:style w:customStyle="1" w:styleId="Heading8Char" w:type="character">
+    <w:name w:val="Heading 8 Char"/>
+    <w:basedOn w:val="DefaultParagraphFont"/>
+    <w:link w:val="Heading8"/>
     <w:uiPriority w:val="9"/>
     <w:semiHidden/>
-    <w:unhideWhenUsed/>
-    <w:qFormat/>
-    <w:rsid w:val="00A10FD9"/>
-    <w:pPr>
-      <w:keepNext/>
-      <w:keepLines/>
-      <w:spacing w:after="0"/>
-      <w:outlineLvl w:val="7"/>
-    </w:pPr>
+    <w:rsid w:val="00A10FD9"/>
     <w:rPr>
       <w:rFonts w:cstheme="majorBidi" w:eastAsiaTheme="majorEastAsia"/>
       <w:i/>
@@ -490,134 +610,6 @@
       <w:color w:themeColor="text1" w:themeTint="D8" w:val="272727"/>
     </w:rPr>
   </w:style>
-  <w:style w:styleId="Heading9" w:type="paragraph">
-    <w:name w:val="heading 9"/>
-    <w:basedOn w:val="Normal"/>
-    <w:next w:val="BodyText"/>
-    <w:link w:val="Heading9Char"/>
-    <w:uiPriority w:val="9"/>
-    <w:semiHidden/>
-    <w:unhideWhenUsed/>
-    <w:qFormat/>
-    <w:rsid w:val="00A10FD9"/>
-    <w:pPr>
-      <w:keepNext/>
-      <w:keepLines/>
-      <w:spacing w:after="0"/>
-      <w:outlineLvl w:val="8"/>
-    </w:pPr>
-    <w:rPr>
-      <w:rFonts w:cstheme="majorBidi" w:eastAsiaTheme="majorEastAsia"/>
-      <w:color w:themeColor="text1" w:themeTint="D8" w:val="272727"/>
-    </w:rPr>
-  </w:style>
-  <w:style w:customStyle="1" w:styleId="Heading1Char" w:type="character">
-    <w:name w:val="Heading 1 Char"/>
-    <w:basedOn w:val="DefaultParagraphFont"/>
-    <w:link w:val="Heading1"/>
-    <w:uiPriority w:val="9"/>
-    <w:rsid w:val="00A10FD9"/>
-    <w:rPr>
-      <w:rFonts w:asciiTheme="majorHAnsi" w:cstheme="majorBidi" w:eastAsiaTheme="majorEastAsia" w:hAnsiTheme="majorHAnsi"/>
-      <w:color w:themeColor="accent1" w:themeShade="BF" w:val="0F4761"/>
-      <w:sz w:val="40"/>
-      <w:szCs w:val="40"/>
-    </w:rPr>
-  </w:style>
-  <w:style w:customStyle="1" w:styleId="Heading2Char" w:type="character">
-    <w:name w:val="Heading 2 Char"/>
-    <w:basedOn w:val="DefaultParagraphFont"/>
-    <w:link w:val="Heading2"/>
-    <w:uiPriority w:val="9"/>
-    <w:semiHidden/>
-    <w:rsid w:val="00A10FD9"/>
-    <w:rPr>
-      <w:rFonts w:asciiTheme="majorHAnsi" w:cstheme="majorBidi" w:eastAsiaTheme="majorEastAsia" w:hAnsiTheme="majorHAnsi"/>
-      <w:color w:themeColor="accent1" w:themeShade="BF" w:val="0F4761"/>
-      <w:sz w:val="32"/>
-      <w:szCs w:val="32"/>
-    </w:rPr>
-  </w:style>
-  <w:style w:customStyle="1" w:styleId="Heading3Char" w:type="character">
-    <w:name w:val="Heading 3 Char"/>
-    <w:basedOn w:val="DefaultParagraphFont"/>
-    <w:link w:val="Heading3"/>
-    <w:uiPriority w:val="9"/>
-    <w:semiHidden/>
-    <w:rsid w:val="00A10FD9"/>
-    <w:rPr>
-      <w:rFonts w:cstheme="majorBidi" w:eastAsiaTheme="majorEastAsia"/>
-      <w:color w:themeColor="accent1" w:themeShade="BF" w:val="0F4761"/>
-      <w:sz w:val="28"/>
-      <w:szCs w:val="28"/>
-    </w:rPr>
-  </w:style>
-  <w:style w:customStyle="1" w:styleId="Heading4Char" w:type="character">
-    <w:name w:val="Heading 4 Char"/>
-    <w:basedOn w:val="DefaultParagraphFont"/>
-    <w:link w:val="Heading4"/>
-    <w:uiPriority w:val="9"/>
-    <w:semiHidden/>
-    <w:rsid w:val="00A10FD9"/>
-    <w:rPr>
-      <w:rFonts w:cstheme="majorBidi" w:eastAsiaTheme="majorEastAsia"/>
-      <w:i/>
-      <w:iCs/>
-      <w:color w:themeColor="accent1" w:themeShade="BF" w:val="0F4761"/>
-    </w:rPr>
-  </w:style>
-  <w:style w:customStyle="1" w:styleId="Heading5Char" w:type="character">
-    <w:name w:val="Heading 5 Char"/>
-    <w:basedOn w:val="DefaultParagraphFont"/>
-    <w:link w:val="Heading5"/>
-    <w:uiPriority w:val="9"/>
-    <w:semiHidden/>
-    <w:rsid w:val="00A10FD9"/>
-    <w:rPr>
-      <w:rFonts w:cstheme="majorBidi" w:eastAsiaTheme="majorEastAsia"/>
-      <w:color w:themeColor="accent1" w:themeShade="BF" w:val="0F4761"/>
-    </w:rPr>
-  </w:style>
-  <w:style w:customStyle="1" w:styleId="Heading6Char" w:type="character">
-    <w:name w:val="Heading 6 Char"/>
-    <w:basedOn w:val="DefaultParagraphFont"/>
-    <w:link w:val="Heading6"/>
-    <w:uiPriority w:val="9"/>
-    <w:semiHidden/>
-    <w:rsid w:val="00A10FD9"/>
-    <w:rPr>
-      <w:rFonts w:cstheme="majorBidi" w:eastAsiaTheme="majorEastAsia"/>
-      <w:i/>
-      <w:iCs/>
-      <w:color w:themeColor="text1" w:themeTint="A6" w:val="595959"/>
-    </w:rPr>
-  </w:style>
-  <w:style w:customStyle="1" w:styleId="Heading7Char" w:type="character">
-    <w:name w:val="Heading 7 Char"/>
-    <w:basedOn w:val="DefaultParagraphFont"/>
-    <w:link w:val="Heading7"/>
-    <w:uiPriority w:val="9"/>
-    <w:semiHidden/>
-    <w:rsid w:val="00A10FD9"/>
-    <w:rPr>
-      <w:rFonts w:cstheme="majorBidi" w:eastAsiaTheme="majorEastAsia"/>
-      <w:color w:themeColor="text1" w:themeTint="A6" w:val="595959"/>
-    </w:rPr>
-  </w:style>
-  <w:style w:customStyle="1" w:styleId="Heading8Char" w:type="character">
-    <w:name w:val="Heading 8 Char"/>
-    <w:basedOn w:val="DefaultParagraphFont"/>
-    <w:link w:val="Heading8"/>
-    <w:uiPriority w:val="9"/>
-    <w:semiHidden/>
-    <w:rsid w:val="00A10FD9"/>
-    <w:rPr>
-      <w:rFonts w:cstheme="majorBidi" w:eastAsiaTheme="majorEastAsia"/>
-      <w:i/>
-      <w:iCs/>
-      <w:color w:themeColor="text1" w:themeTint="D8" w:val="272727"/>
-    </w:rPr>
-  </w:style>
   <w:style w:customStyle="1" w:styleId="Heading9Char" w:type="character">
     <w:name w:val="Heading 9 Char"/>
     <w:basedOn w:val="DefaultParagraphFont"/>
@@ -633,13 +625,10 @@
   <w:style w:styleId="BlockText" w:type="paragraph">
     <w:name w:val="Block Text"/>
     <w:basedOn w:val="BodyText"/>
-    <w:next w:val="BodyText"/>
-    <w:uiPriority w:val="9"/>
-    <w:unhideWhenUsed/>
-    <w:qFormat/>
-    <w:pPr>
-      <w:spacing w:after="100" w:before="100"/>
-      <w:ind w:firstLine="0" w:left="480" w:right="480"/>
+    <w:qFormat/>
+    <w:pPr>
+      <w:spacing w:after="0" w:before="0" w:line="312" w:lineRule="auto"/>
+      <w:ind w:firstLine="0" w:left="1134"/>
     </w:pPr>
   </w:style>
   <w:style w:styleId="FootnoteText" w:type="paragraph">
@@ -670,24 +659,44 @@
   <w:style w:default="1" w:styleId="Table" w:type="table">
     <w:name w:val="Table"/>
     <w:basedOn w:val="TableNormal"/>
-    <w:semiHidden/>
-    <w:unhideWhenUsed/>
-    <w:qFormat/>
+    <w:qFormat/>
+    <w:pPr>
+      <w:spacing w:after="0" w:before="0" w:line="240" w:lineRule="auto"/>
+      <w:ind w:firstLine="0"/>
+      <w:jc w:val="left"/>
+    </w:pPr>
+    <w:rPr>
+      <w:rFonts w:ascii="Times New Roman" w:cs="Times New Roman" w:eastAsia="Times New Roman" w:hAnsi="Times New Roman"/>
+      <w:sz w:val="24"/>
+      <w:szCs w:val="24"/>
+    </w:rPr>
     <w:tblPr>
       <w:tblInd w:type="dxa" w:w="0"/>
+      <w:tblBorders>
+        <w:top w:color="000000" w:space="0" w:sz="4" w:val="single"/>
+        <w:left w:color="000000" w:space="0" w:sz="4" w:val="single"/>
+        <w:bottom w:color="000000" w:space="0" w:sz="4" w:val="single"/>
+        <w:right w:color="000000" w:space="0" w:sz="4" w:val="single"/>
+        <w:insideH w:color="000000" w:space="0" w:sz="4" w:val="single"/>
+        <w:insideV w:color="000000" w:space="0" w:sz="4" w:val="single"/>
+      </w:tblBorders>
       <w:tblCellMar>
-        <w:top w:type="dxa" w:w="0"/>
-        <w:left w:type="dxa" w:w="108"/>
-        <w:bottom w:type="dxa" w:w="0"/>
-        <w:right w:type="dxa" w:w="108"/>
+        <w:top w:type="dxa" w:w="40"/>
+        <w:left w:type="dxa" w:w="70"/>
+        <w:bottom w:type="dxa" w:w="40"/>
+        <w:right w:type="dxa" w:w="70"/>
       </w:tblCellMar>
     </w:tblPr>
     <w:tblStylePr w:type="firstRow">
+      <w:pPr>
+        <w:jc w:val="center"/>
+      </w:pPr>
+      <w:rPr>
+        <w:b/>
+        <w:bCs/>
+      </w:rPr>
       <w:tcPr>
-        <w:tcBorders>
-          <w:bottom w:val="single"/>
-        </w:tcBorders>
-        <w:vAlign w:val="bottom"/>
+        <w:vAlign w:val="center"/>
       </w:tcPr>
     </w:tblStylePr>
   </w:style>
@@ -721,18 +730,48 @@
   </w:style>
   <w:style w:customStyle="1" w:styleId="TableCaption" w:type="paragraph">
     <w:name w:val="Table Caption"/>
-    <w:basedOn w:val="Caption"/>
-    <w:pPr>
-      <w:keepNext/>
-    </w:pPr>
+    <w:basedOn w:val="Normal"/>
+    <w:next w:val="FirstParagraph"/>
+    <w:qFormat/>
+    <w:pPr>
+      <w:keepNext/>
+      <w:spacing w:after="60" w:before="160" w:line="312" w:lineRule="auto"/>
+      <w:ind w:firstLine="0"/>
+      <w:jc w:val="center"/>
+    </w:pPr>
+    <w:rPr>
+      <w:rFonts w:ascii="Times New Roman" w:cs="Times New Roman" w:eastAsia="Times New Roman" w:hAnsi="Times New Roman"/>
+      <w:sz w:val="28"/>
+      <w:szCs w:val="28"/>
+    </w:rPr>
   </w:style>
   <w:style w:customStyle="1" w:styleId="ImageCaption" w:type="paragraph">
     <w:name w:val="Image Caption"/>
-    <w:basedOn w:val="Caption"/>
+    <w:basedOn w:val="Normal"/>
+    <w:next w:val="FirstParagraph"/>
+    <w:qFormat/>
+    <w:pPr>
+      <w:spacing w:after="160" w:before="60" w:line="312" w:lineRule="auto"/>
+      <w:ind w:firstLine="0"/>
+      <w:jc w:val="center"/>
+    </w:pPr>
+    <w:rPr>
+      <w:rFonts w:ascii="Times New Roman" w:cs="Times New Roman" w:eastAsia="Times New Roman" w:hAnsi="Times New Roman"/>
+      <w:sz w:val="28"/>
+      <w:szCs w:val="28"/>
+    </w:rPr>
   </w:style>
   <w:style w:customStyle="1" w:styleId="Figure" w:type="paragraph">
     <w:name w:val="Figure"/>
     <w:basedOn w:val="Normal"/>
+    <w:next w:val="ImageCaption"/>
+    <w:qFormat/>
+    <w:pPr>
+      <w:keepNext/>
+      <w:spacing w:after="60" w:before="160" w:line="312" w:lineRule="auto"/>
+      <w:ind w:firstLine="0"/>
+      <w:jc w:val="center"/>
+    </w:pPr>
   </w:style>
   <w:style w:customStyle="1" w:styleId="CaptionedFigure" w:type="paragraph">
     <w:name w:val="Captioned Figure"/>
@@ -748,10 +787,9 @@
   </w:style>
   <w:style w:customStyle="1" w:styleId="VerbatimChar" w:type="character">
     <w:name w:val="Verbatim Char"/>
-    <w:basedOn w:val="BodyTextChar"/>
-    <w:rPr>
-      <w:rFonts w:ascii="Consolas" w:hAnsi="Consolas"/>
-      <w:sz w:val="22"/>
+    <w:basedOn w:val="DefaultParagraphFont"/>
+    <w:rPr>
+      <w:rFonts w:ascii="Times New Roman" w:cs="Times New Roman" w:eastAsia="Times New Roman" w:hAnsi="Times New Roman"/>
     </w:rPr>
   </w:style>
   <w:style w:customStyle="1" w:styleId="SectionNumber" w:type="character">
@@ -790,239 +828,27 @@
       <w:color w:themeColor="accent1" w:themeShade="BF" w:val="365F91"/>
     </w:rPr>
   </w:style>
-  <w:style w:type="paragraph" w:customStyle="1" w:styleId="SourceCode">
+  <w:style w:customStyle="1" w:styleId="SourceCode" w:type="paragraph">
     <w:name w:val="Source Code"/>
     <w:basedOn w:val="Normal"/>
-    <w:link w:val="VerbatimChar"/>
-    <w:pPr>
-      <w:wordWrap w:val="off"/>
-    </w:pPr>
-  </w:style>
-  <w:style w:type="character" w:customStyle="1" w:styleId="KeywordTok">
-    <w:name w:val="KeywordTok"/>
-    <w:basedOn w:val="VerbatimChar"/>
-    <w:rPr>
-      <w:b/>
-      <w:color w:val="007020"/>
-    </w:rPr>
-  </w:style>
-  <w:style w:type="character" w:customStyle="1" w:styleId="DataTypeTok">
-    <w:name w:val="DataTypeTok"/>
-    <w:basedOn w:val="VerbatimChar"/>
-    <w:rPr>
-      <w:color w:val="902000"/>
-    </w:rPr>
-  </w:style>
-  <w:style w:type="character" w:customStyle="1" w:styleId="DecValTok">
-    <w:name w:val="DecValTok"/>
-    <w:basedOn w:val="VerbatimChar"/>
-    <w:rPr>
-      <w:color w:val="40a070"/>
-    </w:rPr>
-  </w:style>
-  <w:style w:type="character" w:customStyle="1" w:styleId="BaseNTok">
-    <w:name w:val="BaseNTok"/>
-    <w:basedOn w:val="VerbatimChar"/>
-    <w:rPr>
-      <w:color w:val="40a070"/>
-    </w:rPr>
-  </w:style>
-  <w:style w:type="character" w:customStyle="1" w:styleId="FloatTok">
-    <w:name w:val="FloatTok"/>
-    <w:basedOn w:val="VerbatimChar"/>
-    <w:rPr>
-      <w:color w:val="40a070"/>
-    </w:rPr>
-  </w:style>
-  <w:style w:type="character" w:customStyle="1" w:styleId="ConstantTok">
-    <w:name w:val="ConstantTok"/>
-    <w:basedOn w:val="VerbatimChar"/>
-    <w:rPr>
-      <w:color w:val="880000"/>
-    </w:rPr>
-  </w:style>
-  <w:style w:type="character" w:customStyle="1" w:styleId="CharTok">
-    <w:name w:val="CharTok"/>
-    <w:basedOn w:val="VerbatimChar"/>
-    <w:rPr>
-      <w:color w:val="4070a0"/>
-    </w:rPr>
-  </w:style>
-  <w:style w:type="character" w:customStyle="1" w:styleId="SpecialCharTok">
-    <w:name w:val="SpecialCharTok"/>
-    <w:basedOn w:val="VerbatimChar"/>
-    <w:rPr>
-      <w:color w:val="4070a0"/>
-    </w:rPr>
-  </w:style>
-  <w:style w:type="character" w:customStyle="1" w:styleId="StringTok">
-    <w:name w:val="StringTok"/>
-    <w:basedOn w:val="VerbatimChar"/>
-    <w:rPr>
-      <w:color w:val="4070a0"/>
-    </w:rPr>
-  </w:style>
-  <w:style w:type="character" w:customStyle="1" w:styleId="VerbatimStringTok">
-    <w:name w:val="VerbatimStringTok"/>
-    <w:basedOn w:val="VerbatimChar"/>
-    <w:rPr>
-      <w:color w:val="4070a0"/>
-    </w:rPr>
-  </w:style>
-  <w:style w:type="character" w:customStyle="1" w:styleId="SpecialStringTok">
-    <w:name w:val="SpecialStringTok"/>
-    <w:basedOn w:val="VerbatimChar"/>
-    <w:rPr>
-      <w:color w:val="bb6688"/>
-    </w:rPr>
-  </w:style>
-  <w:style w:type="character" w:customStyle="1" w:styleId="ImportTok">
-    <w:name w:val="ImportTok"/>
-    <w:basedOn w:val="VerbatimChar"/>
-    <w:rPr>
-      <w:b/>
-      <w:color w:val="008000"/>
-    </w:rPr>
-  </w:style>
-  <w:style w:type="character" w:customStyle="1" w:styleId="CommentTok">
-    <w:name w:val="CommentTok"/>
-    <w:basedOn w:val="VerbatimChar"/>
-    <w:rPr>
-      <w:i/>
-      <w:color w:val="60a0b0"/>
-    </w:rPr>
-  </w:style>
-  <w:style w:type="character" w:customStyle="1" w:styleId="DocumentationTok">
-    <w:name w:val="DocumentationTok"/>
-    <w:basedOn w:val="VerbatimChar"/>
-    <w:rPr>
-      <w:i/>
-      <w:color w:val="ba2121"/>
-    </w:rPr>
-  </w:style>
-  <w:style w:type="character" w:customStyle="1" w:styleId="AnnotationTok">
-    <w:name w:val="AnnotationTok"/>
-    <w:basedOn w:val="VerbatimChar"/>
-    <w:rPr>
-      <w:b/>
-      <w:i/>
-      <w:color w:val="60a0b0"/>
-    </w:rPr>
-  </w:style>
-  <w:style w:type="character" w:customStyle="1" w:styleId="CommentVarTok">
-    <w:name w:val="CommentVarTok"/>
-    <w:basedOn w:val="VerbatimChar"/>
-    <w:rPr>
-      <w:b/>
-      <w:i/>
-      <w:color w:val="60a0b0"/>
-    </w:rPr>
-  </w:style>
-  <w:style w:type="character" w:customStyle="1" w:styleId="OtherTok">
-    <w:name w:val="OtherTok"/>
-    <w:basedOn w:val="VerbatimChar"/>
-    <w:rPr>
-      <w:color w:val="007020"/>
-    </w:rPr>
-  </w:style>
-  <w:style w:type="character" w:customStyle="1" w:styleId="FunctionTok">
-    <w:name w:val="FunctionTok"/>
-    <w:basedOn w:val="VerbatimChar"/>
-    <w:rPr>
-      <w:color w:val="06287e"/>
-    </w:rPr>
-  </w:style>
-  <w:style w:type="character" w:customStyle="1" w:styleId="VariableTok">
-    <w:name w:val="VariableTok"/>
-    <w:basedOn w:val="VerbatimChar"/>
-    <w:rPr>
-      <w:color w:val="19177c"/>
-    </w:rPr>
-  </w:style>
-  <w:style w:type="character" w:customStyle="1" w:styleId="ControlFlowTok">
-    <w:name w:val="ControlFlowTok"/>
-    <w:basedOn w:val="VerbatimChar"/>
-    <w:rPr>
-      <w:b/>
-      <w:color w:val="007020"/>
-    </w:rPr>
-  </w:style>
-  <w:style w:type="character" w:customStyle="1" w:styleId="OperatorTok">
-    <w:name w:val="OperatorTok"/>
-    <w:basedOn w:val="VerbatimChar"/>
-    <w:rPr>
-      <w:color w:val="666666"/>
-    </w:rPr>
-  </w:style>
-  <w:style w:type="character" w:customStyle="1" w:styleId="BuiltInTok">
-    <w:name w:val="BuiltInTok"/>
-    <w:basedOn w:val="VerbatimChar"/>
-    <w:rPr>
-      <w:color w:val="008000"/>
-    </w:rPr>
-  </w:style>
-  <w:style w:type="character" w:customStyle="1" w:styleId="ExtensionTok">
-    <w:name w:val="ExtensionTok"/>
-    <w:basedOn w:val="VerbatimChar"/>
-    <w:rPr/>
-  </w:style>
-  <w:style w:type="character" w:customStyle="1" w:styleId="PreprocessorTok">
-    <w:name w:val="PreprocessorTok"/>
-    <w:basedOn w:val="VerbatimChar"/>
-    <w:rPr>
-      <w:color w:val="bc7a00"/>
-    </w:rPr>
-  </w:style>
-  <w:style w:type="character" w:customStyle="1" w:styleId="AttributeTok">
-    <w:name w:val="AttributeTok"/>
-    <w:basedOn w:val="VerbatimChar"/>
-    <w:rPr>
-      <w:color w:val="7d9029"/>
-    </w:rPr>
-  </w:style>
-  <w:style w:type="character" w:customStyle="1" w:styleId="RegionMarkerTok">
-    <w:name w:val="RegionMarkerTok"/>
-    <w:basedOn w:val="VerbatimChar"/>
-    <w:rPr/>
-  </w:style>
-  <w:style w:type="character" w:customStyle="1" w:styleId="InformationTok">
-    <w:name w:val="InformationTok"/>
-    <w:basedOn w:val="VerbatimChar"/>
-    <w:rPr>
-      <w:b/>
-      <w:i/>
-      <w:color w:val="60a0b0"/>
-    </w:rPr>
-  </w:style>
-  <w:style w:type="character" w:customStyle="1" w:styleId="WarningTok">
-    <w:name w:val="WarningTok"/>
-    <w:basedOn w:val="VerbatimChar"/>
-    <w:rPr>
-      <w:b/>
-      <w:i/>
-      <w:color w:val="60a0b0"/>
-    </w:rPr>
-  </w:style>
-  <w:style w:type="character" w:customStyle="1" w:styleId="AlertTok">
-    <w:name w:val="AlertTok"/>
-    <w:basedOn w:val="VerbatimChar"/>
-    <w:rPr>
-      <w:b/>
-      <w:color w:val="ff0000"/>
-    </w:rPr>
-  </w:style>
-  <w:style w:type="character" w:customStyle="1" w:styleId="ErrorTok">
-    <w:name w:val="ErrorTok"/>
-    <w:basedOn w:val="VerbatimChar"/>
-    <w:rPr>
-      <w:b/>
-      <w:color w:val="ff0000"/>
-    </w:rPr>
-  </w:style>
-  <w:style w:type="character" w:customStyle="1" w:styleId="NormalTok">
-    <w:name w:val="NormalTok"/>
-    <w:basedOn w:val="VerbatimChar"/>
-    <w:rPr/>
+    <w:qFormat/>
+    <w:pPr>
+      <w:pBdr>
+        <w:top w:color="BFBFBF" w:space="4" w:sz="4" w:val="single"/>
+        <w:left w:color="BFBFBF" w:space="4" w:sz="4" w:val="single"/>
+        <w:bottom w:color="BFBFBF" w:space="4" w:sz="4" w:val="single"/>
+        <w:right w:color="BFBFBF" w:space="4" w:sz="4" w:val="single"/>
+      </w:pBdr>
+      <w:shd w:color="auto" w:fill="F4F4F4" w:val="clear"/>
+      <w:spacing w:after="120" w:before="120" w:line="200" w:lineRule="auto"/>
+      <w:ind w:firstLine="0" w:left="284" w:right="284"/>
+      <w:jc w:val="left"/>
+    </w:pPr>
+    <w:rPr>
+      <w:rFonts w:ascii="Courier New" w:cs="Courier New" w:eastAsia="Courier New" w:hAnsi="Courier New"/>
+      <w:sz w:val="18"/>
+      <w:szCs w:val="18"/>
+    </w:rPr>
   </w:style>
 </w:styles>
 </file>

--- a/public/labs/os/ЛР5_ОС_Сценарії_Windows_Script_Host.docx
+++ b/public/labs/os/ЛР5_ОС_Сценарії_Windows_Script_Host.docx
@@ -15,7 +15,7 @@
         <w:pStyle w:val="Subtitle"/>
       </w:pPr>
       <w:r>
-        <w:t xml:space="preserve">Сценарії Windows Script Host</w:t>
+        <w:t xml:space="preserve">Написання сценаріїв Windows Script Host</w:t>
       </w:r>
     </w:p>
     <w:p>
@@ -23,9 +23,4279 @@
         <w:pStyle w:val="FirstParagraph"/>
       </w:pPr>
       <w:r>
-        <w:t xml:space="preserve">Матеріал цієї теми готується.</w:t>
-      </w:r>
-    </w:p>
+        <w:rPr>
+          <w:b/>
+          <w:bCs/>
+        </w:rPr>
+        <w:t xml:space="preserve">Мета:</w:t>
+      </w:r>
+      <w:r>
+        <w:t xml:space="preserve"> </w:t>
+      </w:r>
+      <w:r>
+        <w:t xml:space="preserve">ознайомитися з підсистемою Windows Script Host, навчитися писати сценарії мовами VBScript і JScript, працювати з файловою системою через об’єктну модель</w:t>
+      </w:r>
+      <w:r>
+        <w:t xml:space="preserve"> </w:t>
+      </w:r>
+      <w:r>
+        <w:rPr>
+          <w:rStyle w:val="VerbatimChar"/>
+        </w:rPr>
+        <w:t xml:space="preserve">FileSystemObject</w:t>
+      </w:r>
+      <w:r>
+        <w:t xml:space="preserve">, керувати оточенням і ярликами через</w:t>
+      </w:r>
+      <w:r>
+        <w:t xml:space="preserve"> </w:t>
+      </w:r>
+      <w:r>
+        <w:rPr>
+          <w:rStyle w:val="VerbatimChar"/>
+        </w:rPr>
+        <w:t xml:space="preserve">WScript.Shell</w:t>
+      </w:r>
+      <w:r>
+        <w:t xml:space="preserve"> </w:t>
+      </w:r>
+      <w:r>
+        <w:t xml:space="preserve">та отримувати відомості про систему через WMI.</w:t>
+      </w:r>
+    </w:p>
+    <w:p>
+      <w:pPr>
+        <w:pStyle w:val="BodyText"/>
+      </w:pPr>
+      <w:r>
+        <w:rPr>
+          <w:b/>
+          <w:bCs/>
+        </w:rPr>
+        <w:t xml:space="preserve">Обладнання:</w:t>
+      </w:r>
+      <w:r>
+        <w:t xml:space="preserve"> </w:t>
+      </w:r>
+      <w:r>
+        <w:t xml:space="preserve">ПК під керуванням ОС Windows 10 або Windows 11; Windows Script Host; текстовий редактор. Права адміністратора не потрібні.</w:t>
+      </w:r>
+    </w:p>
+    <w:p>
+      <w:pPr>
+        <w:pStyle w:val="BodyText"/>
+      </w:pPr>
+      <w:r>
+        <w:rPr>
+          <w:b/>
+          <w:bCs/>
+        </w:rPr>
+        <w:t xml:space="preserve">Тривалість:</w:t>
+      </w:r>
+      <w:r>
+        <w:t xml:space="preserve"> </w:t>
+      </w:r>
+      <w:r>
+        <w:t xml:space="preserve">2 академічні години (1 заняття).</w:t>
+      </w:r>
+    </w:p>
+    <w:p>
+      <w:pPr>
+        <w:pStyle w:val="BodyText"/>
+      </w:pPr>
+      <w:r>
+        <w:rPr>
+          <w:b/>
+          <w:bCs/>
+        </w:rPr>
+        <w:t xml:space="preserve">УВАГА. Сценарії WSH виконуються з правами користувача, який їх запустив, і не питають підтвердження. Ніколи не запускайте отриманий ззовні файл</w:t>
+      </w:r>
+      <w:r>
+        <w:rPr>
+          <w:b/>
+          <w:bCs/>
+        </w:rPr>
+        <w:t xml:space="preserve"> </w:t>
+      </w:r>
+      <w:r>
+        <w:rPr>
+          <w:rStyle w:val="VerbatimChar"/>
+          <w:b/>
+          <w:bCs/>
+        </w:rPr>
+        <w:t xml:space="preserve">.vbs</w:t>
+      </w:r>
+      <w:r>
+        <w:rPr>
+          <w:b/>
+          <w:bCs/>
+        </w:rPr>
+        <w:t xml:space="preserve"> </w:t>
+      </w:r>
+      <w:r>
+        <w:rPr>
+          <w:b/>
+          <w:bCs/>
+        </w:rPr>
+        <w:t xml:space="preserve">або</w:t>
+      </w:r>
+      <w:r>
+        <w:rPr>
+          <w:b/>
+          <w:bCs/>
+        </w:rPr>
+        <w:t xml:space="preserve"> </w:t>
+      </w:r>
+      <w:r>
+        <w:rPr>
+          <w:rStyle w:val="VerbatimChar"/>
+          <w:b/>
+          <w:bCs/>
+        </w:rPr>
+        <w:t xml:space="preserve">.js</w:t>
+      </w:r>
+      <w:r>
+        <w:rPr>
+          <w:b/>
+          <w:bCs/>
+        </w:rPr>
+        <w:t xml:space="preserve"> </w:t>
+      </w:r>
+      <w:r>
+        <w:rPr>
+          <w:b/>
+          <w:bCs/>
+        </w:rPr>
+        <w:t xml:space="preserve">подвійним клацанням: спершу відкрийте його в текстовому редакторі. Усі дії цієї роботи виконуються всередині навчального каталогу LAB5 на робочому столі.</w:t>
+      </w:r>
+    </w:p>
+    <w:bookmarkStart w:id="16" w:name="теоретичні-відомості"/>
+    <w:p>
+      <w:pPr>
+        <w:pStyle w:val="Heading2"/>
+      </w:pPr>
+      <w:r>
+        <w:t xml:space="preserve">Теоретичні відомості</w:t>
+      </w:r>
+    </w:p>
+    <w:bookmarkStart w:id="9" w:name="що-таке-windows-script-host"/>
+    <w:p>
+      <w:pPr>
+        <w:pStyle w:val="Heading3"/>
+      </w:pPr>
+      <w:r>
+        <w:t xml:space="preserve">1 Що таке Windows Script Host</w:t>
+      </w:r>
+    </w:p>
+    <w:p>
+      <w:pPr>
+        <w:pStyle w:val="FirstParagraph"/>
+      </w:pPr>
+      <w:r>
+        <w:t xml:space="preserve">Windows Script Host — вбудована підсистема виконання сценаріїв, яка з’явилася ще у Windows 98 і присутня в усіх сучасних версіях. На відміну від пакетного файлу, сценарій WSH — це повноцінна програма з мовою, що має типи даних, функції, обробку помилок і, найголовніше, доступ до об’єктної моделі системи через технологію COM.</w:t>
+      </w:r>
+    </w:p>
+    <w:p>
+      <w:pPr>
+        <w:pStyle w:val="BodyText"/>
+      </w:pPr>
+      <w:r>
+        <w:t xml:space="preserve">WSH сам мову не реалізує: він завантажує механізм мови (</w:t>
+      </w:r>
+      <w:r>
+        <w:rPr>
+          <w:rStyle w:val="VerbatimChar"/>
+        </w:rPr>
+        <w:t xml:space="preserve">VBScript</w:t>
+      </w:r>
+      <w:r>
+        <w:t xml:space="preserve"> </w:t>
+      </w:r>
+      <w:r>
+        <w:t xml:space="preserve">або</w:t>
+      </w:r>
+      <w:r>
+        <w:t xml:space="preserve"> </w:t>
+      </w:r>
+      <w:r>
+        <w:rPr>
+          <w:rStyle w:val="VerbatimChar"/>
+        </w:rPr>
+        <w:t xml:space="preserve">JScript</w:t>
+      </w:r>
+      <w:r>
+        <w:t xml:space="preserve">) і надає йому набір власних об’єктів. Тому файл</w:t>
+      </w:r>
+      <w:r>
+        <w:t xml:space="preserve"> </w:t>
+      </w:r>
+      <w:r>
+        <w:rPr>
+          <w:rStyle w:val="VerbatimChar"/>
+        </w:rPr>
+        <w:t xml:space="preserve">.vbs</w:t>
+      </w:r>
+      <w:r>
+        <w:t xml:space="preserve"> </w:t>
+      </w:r>
+      <w:r>
+        <w:t xml:space="preserve">і файл</w:t>
+      </w:r>
+      <w:r>
+        <w:t xml:space="preserve"> </w:t>
+      </w:r>
+      <w:r>
+        <w:rPr>
+          <w:rStyle w:val="VerbatimChar"/>
+        </w:rPr>
+        <w:t xml:space="preserve">.js</w:t>
+      </w:r>
+      <w:r>
+        <w:t xml:space="preserve"> </w:t>
+      </w:r>
+      <w:r>
+        <w:t xml:space="preserve">виконує та сама підсистема — різниця лише в синтаксисі.</w:t>
+      </w:r>
+    </w:p>
+    <w:p>
+      <w:pPr>
+        <w:pStyle w:val="TableCaption"/>
+      </w:pPr>
+      <w:r>
+        <w:t xml:space="preserve">Таблиця 1 — Два хости виконання сценаріїв</w:t>
+      </w:r>
+    </w:p>
+    <w:tbl>
+      <w:tblPr>
+        <w:tblStyle w:val="Table"/>
+        <w:tblW w:type="dxa" w:w="9637"/>
+        <w:tblLayout w:type="fixed"/>
+        <w:tblLook w:firstRow="1" w:lastRow="0" w:firstColumn="0" w:lastColumn="0" w:noHBand="0" w:noVBand="0" w:val="0020"/>
+      </w:tblPr>
+      <w:tblGrid>
+        <w:gridCol w:w="3352"/>
+        <w:gridCol w:w="3143"/>
+        <w:gridCol w:w="3142"/>
+      </w:tblGrid>
+      <w:tr>
+        <w:trPr>
+          <w:tblHeader w:val="on"/>
+        </w:trPr>
+        <w:tc>
+          <w:tcPr/>
+          <w:p>
+            <w:pPr>
+              <w:pStyle w:val="Compact"/>
+            </w:pPr>
+            <w:r>
+              <w:t xml:space="preserve">Характеристика</w:t>
+            </w:r>
+          </w:p>
+        </w:tc>
+        <w:tc>
+          <w:tcPr/>
+          <w:p>
+            <w:pPr>
+              <w:pStyle w:val="Compact"/>
+            </w:pPr>
+            <w:r>
+              <w:rPr>
+                <w:rStyle w:val="VerbatimChar"/>
+              </w:rPr>
+              <w:t xml:space="preserve">wscript.exe</w:t>
+            </w:r>
+          </w:p>
+        </w:tc>
+        <w:tc>
+          <w:tcPr/>
+          <w:p>
+            <w:pPr>
+              <w:pStyle w:val="Compact"/>
+            </w:pPr>
+            <w:r>
+              <w:rPr>
+                <w:rStyle w:val="VerbatimChar"/>
+              </w:rPr>
+              <w:t xml:space="preserve">cscript.exe</w:t>
+            </w:r>
+          </w:p>
+        </w:tc>
+      </w:tr>
+      <w:tr>
+        <w:tc>
+          <w:tcPr/>
+          <w:p>
+            <w:pPr>
+              <w:pStyle w:val="Compact"/>
+            </w:pPr>
+            <w:r>
+              <w:t xml:space="preserve">Інтерфейс</w:t>
+            </w:r>
+          </w:p>
+        </w:tc>
+        <w:tc>
+          <w:tcPr/>
+          <w:p>
+            <w:pPr>
+              <w:pStyle w:val="Compact"/>
+            </w:pPr>
+            <w:r>
+              <w:t xml:space="preserve">графічний, вікна повідомлень</w:t>
+            </w:r>
+          </w:p>
+        </w:tc>
+        <w:tc>
+          <w:tcPr/>
+          <w:p>
+            <w:pPr>
+              <w:pStyle w:val="Compact"/>
+            </w:pPr>
+            <w:r>
+              <w:t xml:space="preserve">консольний, вивід у вікно cmd</w:t>
+            </w:r>
+          </w:p>
+        </w:tc>
+      </w:tr>
+      <w:tr>
+        <w:tc>
+          <w:tcPr/>
+          <w:p>
+            <w:pPr>
+              <w:pStyle w:val="Compact"/>
+            </w:pPr>
+            <w:r>
+              <w:t xml:space="preserve">Вивід</w:t>
+            </w:r>
+            <w:r>
+              <w:t xml:space="preserve"> </w:t>
+            </w:r>
+            <w:r>
+              <w:rPr>
+                <w:rStyle w:val="VerbatimChar"/>
+              </w:rPr>
+              <w:t xml:space="preserve">WScript.Echo</w:t>
+            </w:r>
+          </w:p>
+        </w:tc>
+        <w:tc>
+          <w:tcPr/>
+          <w:p>
+            <w:pPr>
+              <w:pStyle w:val="Compact"/>
+            </w:pPr>
+            <w:r>
+              <w:t xml:space="preserve">модальне вікно</w:t>
+            </w:r>
+          </w:p>
+        </w:tc>
+        <w:tc>
+          <w:tcPr/>
+          <w:p>
+            <w:pPr>
+              <w:pStyle w:val="Compact"/>
+            </w:pPr>
+            <w:r>
+              <w:t xml:space="preserve">рядок у консолі</w:t>
+            </w:r>
+          </w:p>
+        </w:tc>
+      </w:tr>
+      <w:tr>
+        <w:tc>
+          <w:tcPr/>
+          <w:p>
+            <w:pPr>
+              <w:pStyle w:val="Compact"/>
+            </w:pPr>
+            <w:r>
+              <w:t xml:space="preserve">Типове застосування</w:t>
+            </w:r>
+          </w:p>
+        </w:tc>
+        <w:tc>
+          <w:tcPr/>
+          <w:p>
+            <w:pPr>
+              <w:pStyle w:val="Compact"/>
+            </w:pPr>
+            <w:r>
+              <w:t xml:space="preserve">взаємодія з користувачем</w:t>
+            </w:r>
+          </w:p>
+        </w:tc>
+        <w:tc>
+          <w:tcPr/>
+          <w:p>
+            <w:pPr>
+              <w:pStyle w:val="Compact"/>
+            </w:pPr>
+            <w:r>
+              <w:t xml:space="preserve">автоматизація, планувальник</w:t>
+            </w:r>
+          </w:p>
+        </w:tc>
+      </w:tr>
+      <w:tr>
+        <w:tc>
+          <w:tcPr/>
+          <w:p>
+            <w:pPr>
+              <w:pStyle w:val="Compact"/>
+            </w:pPr>
+            <w:r>
+              <w:t xml:space="preserve">Код повернення</w:t>
+            </w:r>
+          </w:p>
+        </w:tc>
+        <w:tc>
+          <w:tcPr/>
+          <w:p>
+            <w:pPr>
+              <w:pStyle w:val="Compact"/>
+            </w:pPr>
+            <w:r>
+              <w:t xml:space="preserve">недоступний у скрипті-виклику</w:t>
+            </w:r>
+          </w:p>
+        </w:tc>
+        <w:tc>
+          <w:tcPr/>
+          <w:p>
+            <w:pPr>
+              <w:pStyle w:val="Compact"/>
+            </w:pPr>
+            <w:r>
+              <w:t xml:space="preserve">доступний через</w:t>
+            </w:r>
+            <w:r>
+              <w:t xml:space="preserve"> </w:t>
+            </w:r>
+            <w:r>
+              <w:rPr>
+                <w:rStyle w:val="VerbatimChar"/>
+              </w:rPr>
+              <w:t xml:space="preserve">errorlevel</w:t>
+            </w:r>
+          </w:p>
+        </w:tc>
+      </w:tr>
+    </w:tbl>
+    <w:p>
+      <w:pPr>
+        <w:pStyle w:val="BodyText"/>
+      </w:pPr>
+      <w:r>
+        <w:t xml:space="preserve">Хост за замовчуванням задають командою</w:t>
+      </w:r>
+      <w:r>
+        <w:t xml:space="preserve"> </w:t>
+      </w:r>
+      <w:r>
+        <w:rPr>
+          <w:rStyle w:val="VerbatimChar"/>
+        </w:rPr>
+        <w:t xml:space="preserve">wscript //h:cscript</w:t>
+      </w:r>
+      <w:r>
+        <w:t xml:space="preserve">. Для навчальних задач зручніший</w:t>
+      </w:r>
+      <w:r>
+        <w:t xml:space="preserve"> </w:t>
+      </w:r>
+      <w:r>
+        <w:rPr>
+          <w:rStyle w:val="VerbatimChar"/>
+        </w:rPr>
+        <w:t xml:space="preserve">cscript</w:t>
+      </w:r>
+      <w:r>
+        <w:t xml:space="preserve">, бо вивід не доводиться закривати клацанням.</w:t>
+      </w:r>
+    </w:p>
+    <w:bookmarkEnd w:id="9"/>
+    <w:bookmarkStart w:id="10" w:name="перший-сценарій-і-аргументи"/>
+    <w:p>
+      <w:pPr>
+        <w:pStyle w:val="Heading3"/>
+      </w:pPr>
+      <w:r>
+        <w:t xml:space="preserve">2 Перший сценарій і аргументи</w:t>
+      </w:r>
+    </w:p>
+    <w:p>
+      <w:pPr>
+        <w:pStyle w:val="SourceCode"/>
+      </w:pPr>
+      <w:r>
+        <w:rPr>
+          <w:rStyle w:val="VerbatimChar"/>
+        </w:rPr>
+        <w:t xml:space="preserve">' hello.vbs — перший сценарій</w:t>
+      </w:r>
+      <w:r>
+        <w:br/>
+      </w:r>
+      <w:r>
+        <w:rPr>
+          <w:rStyle w:val="VerbatimChar"/>
+        </w:rPr>
+        <w:t xml:space="preserve">Option Explicit</w:t>
+      </w:r>
+      <w:r>
+        <w:br/>
+      </w:r>
+      <w:r>
+        <w:rPr>
+          <w:rStyle w:val="VerbatimChar"/>
+        </w:rPr>
+        <w:t xml:space="preserve">Dim name</w:t>
+      </w:r>
+      <w:r>
+        <w:br/>
+      </w:r>
+      <w:r>
+        <w:br/>
+      </w:r>
+      <w:r>
+        <w:rPr>
+          <w:rStyle w:val="VerbatimChar"/>
+        </w:rPr>
+        <w:t xml:space="preserve">If WScript.Arguments.Count &gt; 0 Then</w:t>
+      </w:r>
+      <w:r>
+        <w:br/>
+      </w:r>
+      <w:r>
+        <w:rPr>
+          <w:rStyle w:val="VerbatimChar"/>
+        </w:rPr>
+        <w:t xml:space="preserve">    name = WScript.Arguments(0)</w:t>
+      </w:r>
+      <w:r>
+        <w:br/>
+      </w:r>
+      <w:r>
+        <w:rPr>
+          <w:rStyle w:val="VerbatimChar"/>
+        </w:rPr>
+        <w:t xml:space="preserve">Else</w:t>
+      </w:r>
+      <w:r>
+        <w:br/>
+      </w:r>
+      <w:r>
+        <w:rPr>
+          <w:rStyle w:val="VerbatimChar"/>
+        </w:rPr>
+        <w:t xml:space="preserve">    name = "користувач"</w:t>
+      </w:r>
+      <w:r>
+        <w:br/>
+      </w:r>
+      <w:r>
+        <w:rPr>
+          <w:rStyle w:val="VerbatimChar"/>
+        </w:rPr>
+        <w:t xml:space="preserve">End If</w:t>
+      </w:r>
+      <w:r>
+        <w:br/>
+      </w:r>
+      <w:r>
+        <w:br/>
+      </w:r>
+      <w:r>
+        <w:rPr>
+          <w:rStyle w:val="VerbatimChar"/>
+        </w:rPr>
+        <w:t xml:space="preserve">WScript.Echo "Привіт, " &amp; name &amp; "!"</w:t>
+      </w:r>
+      <w:r>
+        <w:br/>
+      </w:r>
+      <w:r>
+        <w:rPr>
+          <w:rStyle w:val="VerbatimChar"/>
+        </w:rPr>
+        <w:t xml:space="preserve">WScript.Echo "Сценарій: " &amp; WScript.ScriptName</w:t>
+      </w:r>
+      <w:r>
+        <w:br/>
+      </w:r>
+      <w:r>
+        <w:rPr>
+          <w:rStyle w:val="VerbatimChar"/>
+        </w:rPr>
+        <w:t xml:space="preserve">WScript.Echo "Хост: " &amp; WScript.FullName</w:t>
+      </w:r>
+      <w:r>
+        <w:br/>
+      </w:r>
+      <w:r>
+        <w:rPr>
+          <w:rStyle w:val="VerbatimChar"/>
+        </w:rPr>
+        <w:t xml:space="preserve">WScript.Quit 0</w:t>
+      </w:r>
+    </w:p>
+    <w:p>
+      <w:pPr>
+        <w:pStyle w:val="FirstParagraph"/>
+      </w:pPr>
+      <w:r>
+        <w:t xml:space="preserve">Директива</w:t>
+      </w:r>
+      <w:r>
+        <w:t xml:space="preserve"> </w:t>
+      </w:r>
+      <w:r>
+        <w:rPr>
+          <w:rStyle w:val="VerbatimChar"/>
+        </w:rPr>
+        <w:t xml:space="preserve">Option Explicit</w:t>
+      </w:r>
+      <w:r>
+        <w:t xml:space="preserve"> </w:t>
+      </w:r>
+      <w:r>
+        <w:t xml:space="preserve">вимагає оголошувати змінні через</w:t>
+      </w:r>
+      <w:r>
+        <w:t xml:space="preserve"> </w:t>
+      </w:r>
+      <w:r>
+        <w:rPr>
+          <w:rStyle w:val="VerbatimChar"/>
+        </w:rPr>
+        <w:t xml:space="preserve">Dim</w:t>
+      </w:r>
+      <w:r>
+        <w:t xml:space="preserve"> </w:t>
+      </w:r>
+      <w:r>
+        <w:t xml:space="preserve">— з нею друкарська помилка в імені стає видимою одразу, а не перетворюється на «мовчазну» порожню змінну. Об’єкт</w:t>
+      </w:r>
+      <w:r>
+        <w:t xml:space="preserve"> </w:t>
+      </w:r>
+      <w:r>
+        <w:rPr>
+          <w:rStyle w:val="VerbatimChar"/>
+        </w:rPr>
+        <w:t xml:space="preserve">WScript</w:t>
+      </w:r>
+      <w:r>
+        <w:t xml:space="preserve"> </w:t>
+      </w:r>
+      <w:r>
+        <w:t xml:space="preserve">— кореневий: через нього доступні аргументи, ім’я сценарію, вивід та завершення з кодом повернення.</w:t>
+      </w:r>
+    </w:p>
+    <w:bookmarkEnd w:id="10"/>
+    <w:bookmarkStart w:id="11" w:name="обєктна-модель-три-головні-обєкти"/>
+    <w:p>
+      <w:pPr>
+        <w:pStyle w:val="Heading3"/>
+      </w:pPr>
+      <w:r>
+        <w:t xml:space="preserve">3 Об’єктна модель: три головні об’єкти</w:t>
+      </w:r>
+    </w:p>
+    <w:p>
+      <w:pPr>
+        <w:pStyle w:val="FirstParagraph"/>
+      </w:pPr>
+      <w:r>
+        <w:t xml:space="preserve">Реальну роботу виконують COM-об’єкти, які створюють функцією</w:t>
+      </w:r>
+      <w:r>
+        <w:t xml:space="preserve"> </w:t>
+      </w:r>
+      <w:r>
+        <w:rPr>
+          <w:rStyle w:val="VerbatimChar"/>
+        </w:rPr>
+        <w:t xml:space="preserve">CreateObject</w:t>
+      </w:r>
+      <w:r>
+        <w:t xml:space="preserve">.</w:t>
+      </w:r>
+    </w:p>
+    <w:p>
+      <w:pPr>
+        <w:pStyle w:val="TableCaption"/>
+      </w:pPr>
+      <w:r>
+        <w:t xml:space="preserve">Таблиця 2 — Основні об’єкти сценаріїв WSH</w:t>
+      </w:r>
+    </w:p>
+    <w:tbl>
+      <w:tblPr>
+        <w:tblStyle w:val="Table"/>
+        <w:tblW w:type="dxa" w:w="9637"/>
+        <w:tblLayout w:type="fixed"/>
+        <w:tblLook w:firstRow="1" w:lastRow="0" w:firstColumn="0" w:lastColumn="0" w:noHBand="0" w:noVBand="0" w:val="0020"/>
+      </w:tblPr>
+      <w:tblGrid>
+        <w:gridCol w:w="1835"/>
+        <w:gridCol w:w="2983"/>
+        <w:gridCol w:w="4819"/>
+      </w:tblGrid>
+      <w:tr>
+        <w:trPr>
+          <w:tblHeader w:val="on"/>
+        </w:trPr>
+        <w:tc>
+          <w:tcPr/>
+          <w:p>
+            <w:pPr>
+              <w:pStyle w:val="Compact"/>
+            </w:pPr>
+            <w:r>
+              <w:t xml:space="preserve">Об’єкт</w:t>
+            </w:r>
+          </w:p>
+        </w:tc>
+        <w:tc>
+          <w:tcPr/>
+          <w:p>
+            <w:pPr>
+              <w:pStyle w:val="Compact"/>
+            </w:pPr>
+            <w:r>
+              <w:t xml:space="preserve">Призначення</w:t>
+            </w:r>
+          </w:p>
+        </w:tc>
+        <w:tc>
+          <w:tcPr/>
+          <w:p>
+            <w:pPr>
+              <w:pStyle w:val="Compact"/>
+            </w:pPr>
+            <w:r>
+              <w:t xml:space="preserve">Приклад можливостей</w:t>
+            </w:r>
+          </w:p>
+        </w:tc>
+      </w:tr>
+      <w:tr>
+        <w:tc>
+          <w:tcPr/>
+          <w:p>
+            <w:pPr>
+              <w:pStyle w:val="Compact"/>
+            </w:pPr>
+            <w:r>
+              <w:rPr>
+                <w:rStyle w:val="VerbatimChar"/>
+              </w:rPr>
+              <w:t xml:space="preserve">Scripting.FileSystemObject</w:t>
+            </w:r>
+          </w:p>
+        </w:tc>
+        <w:tc>
+          <w:tcPr/>
+          <w:p>
+            <w:pPr>
+              <w:pStyle w:val="Compact"/>
+            </w:pPr>
+            <w:r>
+              <w:t xml:space="preserve">файлова система</w:t>
+            </w:r>
+          </w:p>
+        </w:tc>
+        <w:tc>
+          <w:tcPr/>
+          <w:p>
+            <w:pPr>
+              <w:pStyle w:val="Compact"/>
+            </w:pPr>
+            <w:r>
+              <w:t xml:space="preserve">створення, копіювання, читання файлів, обхід каталогів</w:t>
+            </w:r>
+          </w:p>
+        </w:tc>
+      </w:tr>
+      <w:tr>
+        <w:tc>
+          <w:tcPr/>
+          <w:p>
+            <w:pPr>
+              <w:pStyle w:val="Compact"/>
+            </w:pPr>
+            <w:r>
+              <w:rPr>
+                <w:rStyle w:val="VerbatimChar"/>
+              </w:rPr>
+              <w:t xml:space="preserve">WScript.Shell</w:t>
+            </w:r>
+          </w:p>
+        </w:tc>
+        <w:tc>
+          <w:tcPr/>
+          <w:p>
+            <w:pPr>
+              <w:pStyle w:val="Compact"/>
+            </w:pPr>
+            <w:r>
+              <w:t xml:space="preserve">оболонка</w:t>
+            </w:r>
+          </w:p>
+        </w:tc>
+        <w:tc>
+          <w:tcPr/>
+          <w:p>
+            <w:pPr>
+              <w:pStyle w:val="Compact"/>
+            </w:pPr>
+            <w:r>
+              <w:t xml:space="preserve">запуск програм, змінні середовища, реєстр, ярлики</w:t>
+            </w:r>
+          </w:p>
+        </w:tc>
+      </w:tr>
+      <w:tr>
+        <w:tc>
+          <w:tcPr/>
+          <w:p>
+            <w:pPr>
+              <w:pStyle w:val="Compact"/>
+            </w:pPr>
+            <w:r>
+              <w:rPr>
+                <w:rStyle w:val="VerbatimChar"/>
+              </w:rPr>
+              <w:t xml:space="preserve">WScript.Network</w:t>
+            </w:r>
+          </w:p>
+        </w:tc>
+        <w:tc>
+          <w:tcPr/>
+          <w:p>
+            <w:pPr>
+              <w:pStyle w:val="Compact"/>
+            </w:pPr>
+            <w:r>
+              <w:t xml:space="preserve">мережеве оточення</w:t>
+            </w:r>
+          </w:p>
+        </w:tc>
+        <w:tc>
+          <w:tcPr/>
+          <w:p>
+            <w:pPr>
+              <w:pStyle w:val="Compact"/>
+            </w:pPr>
+            <w:r>
+              <w:t xml:space="preserve">ім’я комп’ютера й користувача, мережеві диски та принтери</w:t>
+            </w:r>
+          </w:p>
+        </w:tc>
+      </w:tr>
+      <w:tr>
+        <w:tc>
+          <w:tcPr/>
+          <w:p>
+            <w:pPr>
+              <w:pStyle w:val="Compact"/>
+            </w:pPr>
+            <w:r>
+              <w:rPr>
+                <w:rStyle w:val="VerbatimChar"/>
+              </w:rPr>
+              <w:t xml:space="preserve">winmgmts:</w:t>
+            </w:r>
+            <w:r>
+              <w:t xml:space="preserve"> </w:t>
+            </w:r>
+            <w:r>
+              <w:t xml:space="preserve">(WMI)</w:t>
+            </w:r>
+          </w:p>
+        </w:tc>
+        <w:tc>
+          <w:tcPr/>
+          <w:p>
+            <w:pPr>
+              <w:pStyle w:val="Compact"/>
+            </w:pPr>
+            <w:r>
+              <w:t xml:space="preserve">відомості про систему</w:t>
+            </w:r>
+          </w:p>
+        </w:tc>
+        <w:tc>
+          <w:tcPr/>
+          <w:p>
+            <w:pPr>
+              <w:pStyle w:val="Compact"/>
+            </w:pPr>
+            <w:r>
+              <w:t xml:space="preserve">процеси, служби, диски, ОС, обладнання</w:t>
+            </w:r>
+          </w:p>
+        </w:tc>
+      </w:tr>
+    </w:tbl>
+    <w:bookmarkEnd w:id="11"/>
+    <w:bookmarkStart w:id="12" w:name="робота-з-файловою-системою"/>
+    <w:p>
+      <w:pPr>
+        <w:pStyle w:val="Heading3"/>
+      </w:pPr>
+      <w:r>
+        <w:t xml:space="preserve">4 Робота з файловою системою</w:t>
+      </w:r>
+    </w:p>
+    <w:p>
+      <w:pPr>
+        <w:pStyle w:val="SourceCode"/>
+      </w:pPr>
+      <w:r>
+        <w:rPr>
+          <w:rStyle w:val="VerbatimChar"/>
+        </w:rPr>
+        <w:t xml:space="preserve">Option Explicit</w:t>
+      </w:r>
+      <w:r>
+        <w:br/>
+      </w:r>
+      <w:r>
+        <w:rPr>
+          <w:rStyle w:val="VerbatimChar"/>
+        </w:rPr>
+        <w:t xml:space="preserve">Dim fso, folder, file, stream</w:t>
+      </w:r>
+      <w:r>
+        <w:br/>
+      </w:r>
+      <w:r>
+        <w:br/>
+      </w:r>
+      <w:r>
+        <w:rPr>
+          <w:rStyle w:val="VerbatimChar"/>
+        </w:rPr>
+        <w:t xml:space="preserve">Set fso = CreateObject("Scripting.FileSystemObject")</w:t>
+      </w:r>
+      <w:r>
+        <w:br/>
+      </w:r>
+      <w:r>
+        <w:br/>
+      </w:r>
+      <w:r>
+        <w:rPr>
+          <w:rStyle w:val="VerbatimChar"/>
+        </w:rPr>
+        <w:t xml:space="preserve">' Створення структури</w:t>
+      </w:r>
+      <w:r>
+        <w:br/>
+      </w:r>
+      <w:r>
+        <w:rPr>
+          <w:rStyle w:val="VerbatimChar"/>
+        </w:rPr>
+        <w:t xml:space="preserve">If Not fso.FolderExists("C:\LAB5\out") Then</w:t>
+      </w:r>
+      <w:r>
+        <w:br/>
+      </w:r>
+      <w:r>
+        <w:rPr>
+          <w:rStyle w:val="VerbatimChar"/>
+        </w:rPr>
+        <w:t xml:space="preserve">    fso.CreateFolder "C:\LAB5\out"</w:t>
+      </w:r>
+      <w:r>
+        <w:br/>
+      </w:r>
+      <w:r>
+        <w:rPr>
+          <w:rStyle w:val="VerbatimChar"/>
+        </w:rPr>
+        <w:t xml:space="preserve">End If</w:t>
+      </w:r>
+      <w:r>
+        <w:br/>
+      </w:r>
+      <w:r>
+        <w:br/>
+      </w:r>
+      <w:r>
+        <w:rPr>
+          <w:rStyle w:val="VerbatimChar"/>
+        </w:rPr>
+        <w:t xml:space="preserve">' Запис у файл</w:t>
+      </w:r>
+      <w:r>
+        <w:br/>
+      </w:r>
+      <w:r>
+        <w:rPr>
+          <w:rStyle w:val="VerbatimChar"/>
+        </w:rPr>
+        <w:t xml:space="preserve">Set stream = fso.CreateTextFile("C:\LAB5\out\report.txt", True, True)</w:t>
+      </w:r>
+      <w:r>
+        <w:br/>
+      </w:r>
+      <w:r>
+        <w:rPr>
+          <w:rStyle w:val="VerbatimChar"/>
+        </w:rPr>
+        <w:t xml:space="preserve">stream.WriteLine "Звіт сформовано " &amp; Now</w:t>
+      </w:r>
+      <w:r>
+        <w:br/>
+      </w:r>
+      <w:r>
+        <w:rPr>
+          <w:rStyle w:val="VerbatimChar"/>
+        </w:rPr>
+        <w:t xml:space="preserve">stream.Close</w:t>
+      </w:r>
+      <w:r>
+        <w:br/>
+      </w:r>
+      <w:r>
+        <w:br/>
+      </w:r>
+      <w:r>
+        <w:rPr>
+          <w:rStyle w:val="VerbatimChar"/>
+        </w:rPr>
+        <w:t xml:space="preserve">' Обхід каталогу</w:t>
+      </w:r>
+      <w:r>
+        <w:br/>
+      </w:r>
+      <w:r>
+        <w:rPr>
+          <w:rStyle w:val="VerbatimChar"/>
+        </w:rPr>
+        <w:t xml:space="preserve">Set folder = fso.GetFolder("C:\LAB5\src")</w:t>
+      </w:r>
+      <w:r>
+        <w:br/>
+      </w:r>
+      <w:r>
+        <w:rPr>
+          <w:rStyle w:val="VerbatimChar"/>
+        </w:rPr>
+        <w:t xml:space="preserve">For Each file In folder.Files</w:t>
+      </w:r>
+      <w:r>
+        <w:br/>
+      </w:r>
+      <w:r>
+        <w:rPr>
+          <w:rStyle w:val="VerbatimChar"/>
+        </w:rPr>
+        <w:t xml:space="preserve">    WScript.Echo file.Name &amp; " — " &amp; file.Size &amp; " байт, змінено " &amp; file.DateLastModified</w:t>
+      </w:r>
+      <w:r>
+        <w:br/>
+      </w:r>
+      <w:r>
+        <w:rPr>
+          <w:rStyle w:val="VerbatimChar"/>
+        </w:rPr>
+        <w:t xml:space="preserve">Next</w:t>
+      </w:r>
+    </w:p>
+    <w:p>
+      <w:pPr>
+        <w:pStyle w:val="FirstParagraph"/>
+      </w:pPr>
+      <w:r>
+        <w:t xml:space="preserve">Третій аргумент</w:t>
+      </w:r>
+      <w:r>
+        <w:t xml:space="preserve"> </w:t>
+      </w:r>
+      <w:r>
+        <w:rPr>
+          <w:rStyle w:val="VerbatimChar"/>
+        </w:rPr>
+        <w:t xml:space="preserve">CreateTextFile</w:t>
+      </w:r>
+      <w:r>
+        <w:t xml:space="preserve"> </w:t>
+      </w:r>
+      <w:r>
+        <w:t xml:space="preserve">вмикає запис у Unicode — без нього українські літери у файлі перетворяться на знаки питання. Колекція</w:t>
+      </w:r>
+      <w:r>
+        <w:t xml:space="preserve"> </w:t>
+      </w:r>
+      <w:r>
+        <w:rPr>
+          <w:rStyle w:val="VerbatimChar"/>
+        </w:rPr>
+        <w:t xml:space="preserve">folder.SubFolders</w:t>
+      </w:r>
+      <w:r>
+        <w:t xml:space="preserve"> </w:t>
+      </w:r>
+      <w:r>
+        <w:t xml:space="preserve">дає підкаталоги, а рекурсивний обхід дерева пишуть окремою процедурою, що викликає саму себе.</w:t>
+      </w:r>
+    </w:p>
+    <w:bookmarkEnd w:id="12"/>
+    <w:bookmarkStart w:id="13" w:name="оболонка-оточення-запуск-програм-ярлики"/>
+    <w:p>
+      <w:pPr>
+        <w:pStyle w:val="Heading3"/>
+      </w:pPr>
+      <w:r>
+        <w:t xml:space="preserve">5 Оболонка: оточення, запуск програм, ярлики</w:t>
+      </w:r>
+    </w:p>
+    <w:p>
+      <w:pPr>
+        <w:pStyle w:val="SourceCode"/>
+      </w:pPr>
+      <w:r>
+        <w:rPr>
+          <w:rStyle w:val="VerbatimChar"/>
+        </w:rPr>
+        <w:t xml:space="preserve">Option Explicit</w:t>
+      </w:r>
+      <w:r>
+        <w:br/>
+      </w:r>
+      <w:r>
+        <w:rPr>
+          <w:rStyle w:val="VerbatimChar"/>
+        </w:rPr>
+        <w:t xml:space="preserve">Dim shell, exec, link</w:t>
+      </w:r>
+      <w:r>
+        <w:br/>
+      </w:r>
+      <w:r>
+        <w:br/>
+      </w:r>
+      <w:r>
+        <w:rPr>
+          <w:rStyle w:val="VerbatimChar"/>
+        </w:rPr>
+        <w:t xml:space="preserve">Set shell = CreateObject("WScript.Shell")</w:t>
+      </w:r>
+      <w:r>
+        <w:br/>
+      </w:r>
+      <w:r>
+        <w:br/>
+      </w:r>
+      <w:r>
+        <w:rPr>
+          <w:rStyle w:val="VerbatimChar"/>
+        </w:rPr>
+        <w:t xml:space="preserve">WScript.Echo "TEMP: " &amp; shell.ExpandEnvironmentStrings("%TEMP%")</w:t>
+      </w:r>
+      <w:r>
+        <w:br/>
+      </w:r>
+      <w:r>
+        <w:br/>
+      </w:r>
+      <w:r>
+        <w:rPr>
+          <w:rStyle w:val="VerbatimChar"/>
+        </w:rPr>
+        <w:t xml:space="preserve">' Запуск програми і очікування завершення</w:t>
+      </w:r>
+      <w:r>
+        <w:br/>
+      </w:r>
+      <w:r>
+        <w:rPr>
+          <w:rStyle w:val="VerbatimChar"/>
+        </w:rPr>
+        <w:t xml:space="preserve">shell.Run "notepad.exe", 1, True</w:t>
+      </w:r>
+      <w:r>
+        <w:br/>
+      </w:r>
+      <w:r>
+        <w:br/>
+      </w:r>
+      <w:r>
+        <w:rPr>
+          <w:rStyle w:val="VerbatimChar"/>
+        </w:rPr>
+        <w:t xml:space="preserve">' Запуск із перехопленням виводу</w:t>
+      </w:r>
+      <w:r>
+        <w:br/>
+      </w:r>
+      <w:r>
+        <w:rPr>
+          <w:rStyle w:val="VerbatimChar"/>
+        </w:rPr>
+        <w:t xml:space="preserve">Set exec = shell.Exec("cmd /c ver")</w:t>
+      </w:r>
+      <w:r>
+        <w:br/>
+      </w:r>
+      <w:r>
+        <w:rPr>
+          <w:rStyle w:val="VerbatimChar"/>
+        </w:rPr>
+        <w:t xml:space="preserve">WScript.Echo Trim(exec.StdOut.ReadAll())</w:t>
+      </w:r>
+      <w:r>
+        <w:br/>
+      </w:r>
+      <w:r>
+        <w:br/>
+      </w:r>
+      <w:r>
+        <w:rPr>
+          <w:rStyle w:val="VerbatimChar"/>
+        </w:rPr>
+        <w:t xml:space="preserve">' Створення ярлика на робочому столі</w:t>
+      </w:r>
+      <w:r>
+        <w:br/>
+      </w:r>
+      <w:r>
+        <w:rPr>
+          <w:rStyle w:val="VerbatimChar"/>
+        </w:rPr>
+        <w:t xml:space="preserve">Set link = shell.CreateShortcut(shell.SpecialFolders("Desktop") &amp; "\LAB5.lnk")</w:t>
+      </w:r>
+      <w:r>
+        <w:br/>
+      </w:r>
+      <w:r>
+        <w:rPr>
+          <w:rStyle w:val="VerbatimChar"/>
+        </w:rPr>
+        <w:t xml:space="preserve">link.TargetPath = "C:\LAB5"</w:t>
+      </w:r>
+      <w:r>
+        <w:br/>
+      </w:r>
+      <w:r>
+        <w:rPr>
+          <w:rStyle w:val="VerbatimChar"/>
+        </w:rPr>
+        <w:t xml:space="preserve">link.Description = "Навчальний каталог"</w:t>
+      </w:r>
+      <w:r>
+        <w:br/>
+      </w:r>
+      <w:r>
+        <w:rPr>
+          <w:rStyle w:val="VerbatimChar"/>
+        </w:rPr>
+        <w:t xml:space="preserve">link.Save</w:t>
+      </w:r>
+    </w:p>
+    <w:p>
+      <w:pPr>
+        <w:pStyle w:val="FirstParagraph"/>
+      </w:pPr>
+      <w:r>
+        <w:t xml:space="preserve">Метод</w:t>
+      </w:r>
+      <w:r>
+        <w:t xml:space="preserve"> </w:t>
+      </w:r>
+      <w:r>
+        <w:rPr>
+          <w:rStyle w:val="VerbatimChar"/>
+        </w:rPr>
+        <w:t xml:space="preserve">Run</w:t>
+      </w:r>
+      <w:r>
+        <w:t xml:space="preserve"> </w:t>
+      </w:r>
+      <w:r>
+        <w:t xml:space="preserve">повертає код завершення програми, якщо третій аргумент дорівнює</w:t>
+      </w:r>
+      <w:r>
+        <w:t xml:space="preserve"> </w:t>
+      </w:r>
+      <w:r>
+        <w:rPr>
+          <w:rStyle w:val="VerbatimChar"/>
+        </w:rPr>
+        <w:t xml:space="preserve">True</w:t>
+      </w:r>
+      <w:r>
+        <w:t xml:space="preserve">; метод</w:t>
+      </w:r>
+      <w:r>
+        <w:t xml:space="preserve"> </w:t>
+      </w:r>
+      <w:r>
+        <w:rPr>
+          <w:rStyle w:val="VerbatimChar"/>
+        </w:rPr>
+        <w:t xml:space="preserve">Exec</w:t>
+      </w:r>
+      <w:r>
+        <w:t xml:space="preserve"> </w:t>
+      </w:r>
+      <w:r>
+        <w:t xml:space="preserve">натомість дає доступ до потоків</w:t>
+      </w:r>
+      <w:r>
+        <w:t xml:space="preserve"> </w:t>
+      </w:r>
+      <w:r>
+        <w:rPr>
+          <w:rStyle w:val="VerbatimChar"/>
+        </w:rPr>
+        <w:t xml:space="preserve">StdOut</w:t>
+      </w:r>
+      <w:r>
+        <w:t xml:space="preserve"> </w:t>
+      </w:r>
+      <w:r>
+        <w:t xml:space="preserve">і</w:t>
+      </w:r>
+      <w:r>
+        <w:t xml:space="preserve"> </w:t>
+      </w:r>
+      <w:r>
+        <w:rPr>
+          <w:rStyle w:val="VerbatimChar"/>
+        </w:rPr>
+        <w:t xml:space="preserve">StdErr</w:t>
+      </w:r>
+      <w:r>
+        <w:t xml:space="preserve"> </w:t>
+      </w:r>
+      <w:r>
+        <w:t xml:space="preserve">— саме так сценарій читає результат роботи консольної утиліти.</w:t>
+      </w:r>
+    </w:p>
+    <w:bookmarkEnd w:id="13"/>
+    <w:bookmarkStart w:id="14" w:name="відомості-про-систему-через-wmi"/>
+    <w:p>
+      <w:pPr>
+        <w:pStyle w:val="Heading3"/>
+      </w:pPr>
+      <w:r>
+        <w:t xml:space="preserve">6 Відомості про систему через WMI</w:t>
+      </w:r>
+    </w:p>
+    <w:p>
+      <w:pPr>
+        <w:pStyle w:val="FirstParagraph"/>
+      </w:pPr>
+      <w:r>
+        <w:t xml:space="preserve">WMI — це служба, що надає уніфікований доступ до відомостей про обладнання, ОС і процеси. Запит формулюють мовою WQL, схожою на SQL.</w:t>
+      </w:r>
+    </w:p>
+    <w:p>
+      <w:pPr>
+        <w:pStyle w:val="SourceCode"/>
+      </w:pPr>
+      <w:r>
+        <w:rPr>
+          <w:rStyle w:val="VerbatimChar"/>
+        </w:rPr>
+        <w:t xml:space="preserve">Option Explicit</w:t>
+      </w:r>
+      <w:r>
+        <w:br/>
+      </w:r>
+      <w:r>
+        <w:rPr>
+          <w:rStyle w:val="VerbatimChar"/>
+        </w:rPr>
+        <w:t xml:space="preserve">Dim wmi, items, item</w:t>
+      </w:r>
+      <w:r>
+        <w:br/>
+      </w:r>
+      <w:r>
+        <w:br/>
+      </w:r>
+      <w:r>
+        <w:rPr>
+          <w:rStyle w:val="VerbatimChar"/>
+        </w:rPr>
+        <w:t xml:space="preserve">Set wmi = GetObject("winmgmts:\\.\root\cimv2")</w:t>
+      </w:r>
+      <w:r>
+        <w:br/>
+      </w:r>
+      <w:r>
+        <w:br/>
+      </w:r>
+      <w:r>
+        <w:rPr>
+          <w:rStyle w:val="VerbatimChar"/>
+        </w:rPr>
+        <w:t xml:space="preserve">Set items = wmi.ExecQuery("SELECT * FROM Win32_OperatingSystem")</w:t>
+      </w:r>
+      <w:r>
+        <w:br/>
+      </w:r>
+      <w:r>
+        <w:rPr>
+          <w:rStyle w:val="VerbatimChar"/>
+        </w:rPr>
+        <w:t xml:space="preserve">For Each item In items</w:t>
+      </w:r>
+      <w:r>
+        <w:br/>
+      </w:r>
+      <w:r>
+        <w:rPr>
+          <w:rStyle w:val="VerbatimChar"/>
+        </w:rPr>
+        <w:t xml:space="preserve">    WScript.Echo "ОС: " &amp; item.Caption</w:t>
+      </w:r>
+      <w:r>
+        <w:br/>
+      </w:r>
+      <w:r>
+        <w:rPr>
+          <w:rStyle w:val="VerbatimChar"/>
+        </w:rPr>
+        <w:t xml:space="preserve">    WScript.Echo "Збірка: " &amp; item.BuildNumber</w:t>
+      </w:r>
+      <w:r>
+        <w:br/>
+      </w:r>
+      <w:r>
+        <w:rPr>
+          <w:rStyle w:val="VerbatimChar"/>
+        </w:rPr>
+        <w:t xml:space="preserve">    WScript.Echo "Пам'ять: " &amp; Int(item.TotalVisibleMemorySize / 1024) &amp; " МБ"</w:t>
+      </w:r>
+      <w:r>
+        <w:br/>
+      </w:r>
+      <w:r>
+        <w:rPr>
+          <w:rStyle w:val="VerbatimChar"/>
+        </w:rPr>
+        <w:t xml:space="preserve">Next</w:t>
+      </w:r>
+      <w:r>
+        <w:br/>
+      </w:r>
+      <w:r>
+        <w:br/>
+      </w:r>
+      <w:r>
+        <w:rPr>
+          <w:rStyle w:val="VerbatimChar"/>
+        </w:rPr>
+        <w:t xml:space="preserve">Set items = wmi.ExecQuery("SELECT Name, ProcessId, WorkingSetSize FROM Win32_Process WHERE Name = 'explorer.exe'")</w:t>
+      </w:r>
+      <w:r>
+        <w:br/>
+      </w:r>
+      <w:r>
+        <w:rPr>
+          <w:rStyle w:val="VerbatimChar"/>
+        </w:rPr>
+        <w:t xml:space="preserve">For Each item In items</w:t>
+      </w:r>
+      <w:r>
+        <w:br/>
+      </w:r>
+      <w:r>
+        <w:rPr>
+          <w:rStyle w:val="VerbatimChar"/>
+        </w:rPr>
+        <w:t xml:space="preserve">    WScript.Echo item.Name &amp; " PID=" &amp; item.ProcessId &amp; " " &amp; Int(item.WorkingSetSize / 1048576) &amp; " МБ"</w:t>
+      </w:r>
+      <w:r>
+        <w:br/>
+      </w:r>
+      <w:r>
+        <w:rPr>
+          <w:rStyle w:val="VerbatimChar"/>
+        </w:rPr>
+        <w:t xml:space="preserve">Next</w:t>
+      </w:r>
+    </w:p>
+    <w:p>
+      <w:pPr>
+        <w:pStyle w:val="FirstParagraph"/>
+      </w:pPr>
+      <w:r>
+        <w:t xml:space="preserve">Той самий запит у PowerShell записується одним рядком</w:t>
+      </w:r>
+      <w:r>
+        <w:t xml:space="preserve"> </w:t>
+      </w:r>
+      <w:r>
+        <w:rPr>
+          <w:rStyle w:val="VerbatimChar"/>
+        </w:rPr>
+        <w:t xml:space="preserve">Get-CimInstance Win32_OperatingSystem</w:t>
+      </w:r>
+      <w:r>
+        <w:t xml:space="preserve"> </w:t>
+      </w:r>
+      <w:r>
+        <w:t xml:space="preserve">— це наочно показує, чому сучасну автоматизацію будують на PowerShell, тоді як WSH лишається у спадкових сценаріях, які досі працюють у багатьох організаціях.</w:t>
+      </w:r>
+    </w:p>
+    <w:bookmarkEnd w:id="14"/>
+    <w:bookmarkStart w:id="15" w:name="обробка-помилок"/>
+    <w:p>
+      <w:pPr>
+        <w:pStyle w:val="Heading3"/>
+      </w:pPr>
+      <w:r>
+        <w:t xml:space="preserve">7 Обробка помилок</w:t>
+      </w:r>
+    </w:p>
+    <w:p>
+      <w:pPr>
+        <w:pStyle w:val="FirstParagraph"/>
+      </w:pPr>
+      <w:r>
+        <w:t xml:space="preserve">У VBScript немає звичних блоків</w:t>
+      </w:r>
+      <w:r>
+        <w:t xml:space="preserve"> </w:t>
+      </w:r>
+      <w:r>
+        <w:rPr>
+          <w:rStyle w:val="VerbatimChar"/>
+        </w:rPr>
+        <w:t xml:space="preserve">try/catch</w:t>
+      </w:r>
+      <w:r>
+        <w:t xml:space="preserve">. Замість них вмикають режим продовження після помилки й перевіряють об’єкт</w:t>
+      </w:r>
+      <w:r>
+        <w:t xml:space="preserve"> </w:t>
+      </w:r>
+      <w:r>
+        <w:rPr>
+          <w:rStyle w:val="VerbatimChar"/>
+        </w:rPr>
+        <w:t xml:space="preserve">Err</w:t>
+      </w:r>
+      <w:r>
+        <w:t xml:space="preserve">.</w:t>
+      </w:r>
+    </w:p>
+    <w:p>
+      <w:pPr>
+        <w:pStyle w:val="SourceCode"/>
+      </w:pPr>
+      <w:r>
+        <w:rPr>
+          <w:rStyle w:val="VerbatimChar"/>
+        </w:rPr>
+        <w:t xml:space="preserve">On Error Resume Next</w:t>
+      </w:r>
+      <w:r>
+        <w:br/>
+      </w:r>
+      <w:r>
+        <w:rPr>
+          <w:rStyle w:val="VerbatimChar"/>
+        </w:rPr>
+        <w:t xml:space="preserve">Set stream = fso.OpenTextFile("C:\LAB5\missing.txt", 1)</w:t>
+      </w:r>
+      <w:r>
+        <w:br/>
+      </w:r>
+      <w:r>
+        <w:rPr>
+          <w:rStyle w:val="VerbatimChar"/>
+        </w:rPr>
+        <w:t xml:space="preserve">If Err.Number &lt;&gt; 0 Then</w:t>
+      </w:r>
+      <w:r>
+        <w:br/>
+      </w:r>
+      <w:r>
+        <w:rPr>
+          <w:rStyle w:val="VerbatimChar"/>
+        </w:rPr>
+        <w:t xml:space="preserve">    WScript.Echo "Помилка " &amp; Err.Number &amp; ": " &amp; Err.Description</w:t>
+      </w:r>
+      <w:r>
+        <w:br/>
+      </w:r>
+      <w:r>
+        <w:rPr>
+          <w:rStyle w:val="VerbatimChar"/>
+        </w:rPr>
+        <w:t xml:space="preserve">    Err.Clear</w:t>
+      </w:r>
+      <w:r>
+        <w:br/>
+      </w:r>
+      <w:r>
+        <w:rPr>
+          <w:rStyle w:val="VerbatimChar"/>
+        </w:rPr>
+        <w:t xml:space="preserve">    WScript.Quit 1</w:t>
+      </w:r>
+      <w:r>
+        <w:br/>
+      </w:r>
+      <w:r>
+        <w:rPr>
+          <w:rStyle w:val="VerbatimChar"/>
+        </w:rPr>
+        <w:t xml:space="preserve">End If</w:t>
+      </w:r>
+      <w:r>
+        <w:br/>
+      </w:r>
+      <w:r>
+        <w:rPr>
+          <w:rStyle w:val="VerbatimChar"/>
+        </w:rPr>
+        <w:t xml:space="preserve">On Error Goto 0</w:t>
+      </w:r>
+    </w:p>
+    <w:p>
+      <w:pPr>
+        <w:pStyle w:val="FirstParagraph"/>
+      </w:pPr>
+      <w:r>
+        <w:t xml:space="preserve">Режим</w:t>
+      </w:r>
+      <w:r>
+        <w:t xml:space="preserve"> </w:t>
+      </w:r>
+      <w:r>
+        <w:rPr>
+          <w:rStyle w:val="VerbatimChar"/>
+        </w:rPr>
+        <w:t xml:space="preserve">On Error Resume Next</w:t>
+      </w:r>
+      <w:r>
+        <w:t xml:space="preserve"> </w:t>
+      </w:r>
+      <w:r>
+        <w:t xml:space="preserve">вмикають на мінімальну ділянку коду й вимикають одразу після перевірки: залишений на весь сценарій, він приховує справжні причини збою.</w:t>
+      </w:r>
+    </w:p>
+    <w:bookmarkEnd w:id="15"/>
+    <w:bookmarkEnd w:id="16"/>
+    <w:bookmarkStart w:id="22" w:name="приклад-виконання"/>
+    <w:p>
+      <w:pPr>
+        <w:pStyle w:val="Heading2"/>
+      </w:pPr>
+      <w:r>
+        <w:t xml:space="preserve">Приклад виконання</w:t>
+      </w:r>
+    </w:p>
+    <w:bookmarkStart w:id="17" w:name="крок-1.-підготовка-й-вибір-хоста"/>
+    <w:p>
+      <w:pPr>
+        <w:pStyle w:val="Heading3"/>
+      </w:pPr>
+      <w:r>
+        <w:t xml:space="preserve">Крок 1. Підготовка й вибір хоста</w:t>
+      </w:r>
+    </w:p>
+    <w:p>
+      <w:pPr>
+        <w:pStyle w:val="SourceCode"/>
+      </w:pPr>
+      <w:r>
+        <w:rPr>
+          <w:rStyle w:val="VerbatimChar"/>
+        </w:rPr>
+        <w:t xml:space="preserve">C:\Users\Student&gt; cd %USERPROFILE%\Desktop</w:t>
+      </w:r>
+      <w:r>
+        <w:br/>
+      </w:r>
+      <w:r>
+        <w:rPr>
+          <w:rStyle w:val="VerbatimChar"/>
+        </w:rPr>
+        <w:t xml:space="preserve">C:\Users\Student\Desktop&gt; md LAB5\src LAB5\out</w:t>
+      </w:r>
+      <w:r>
+        <w:br/>
+      </w:r>
+      <w:r>
+        <w:rPr>
+          <w:rStyle w:val="VerbatimChar"/>
+        </w:rPr>
+        <w:t xml:space="preserve">C:\Users\Student\Desktop&gt; cd LAB5</w:t>
+      </w:r>
+      <w:r>
+        <w:br/>
+      </w:r>
+      <w:r>
+        <w:rPr>
+          <w:rStyle w:val="VerbatimChar"/>
+        </w:rPr>
+        <w:t xml:space="preserve">C:\...\LAB5&gt; copy %SystemRoot%\System32\drivers\etc\hosts src\hosts.txt</w:t>
+      </w:r>
+      <w:r>
+        <w:br/>
+      </w:r>
+      <w:r>
+        <w:rPr>
+          <w:rStyle w:val="VerbatimChar"/>
+        </w:rPr>
+        <w:t xml:space="preserve">        1 file(s) copied.</w:t>
+      </w:r>
+      <w:r>
+        <w:br/>
+      </w:r>
+      <w:r>
+        <w:rPr>
+          <w:rStyle w:val="VerbatimChar"/>
+        </w:rPr>
+        <w:t xml:space="preserve">C:\...\LAB5&gt; cscript //nologo hello.vbs Студент</w:t>
+      </w:r>
+      <w:r>
+        <w:br/>
+      </w:r>
+      <w:r>
+        <w:rPr>
+          <w:rStyle w:val="VerbatimChar"/>
+        </w:rPr>
+        <w:t xml:space="preserve">Привіт, Студент!</w:t>
+      </w:r>
+      <w:r>
+        <w:br/>
+      </w:r>
+      <w:r>
+        <w:rPr>
+          <w:rStyle w:val="VerbatimChar"/>
+        </w:rPr>
+        <w:t xml:space="preserve">Сценарій: hello.vbs</w:t>
+      </w:r>
+      <w:r>
+        <w:br/>
+      </w:r>
+      <w:r>
+        <w:rPr>
+          <w:rStyle w:val="VerbatimChar"/>
+        </w:rPr>
+        <w:t xml:space="preserve">Хост: C:\WINDOWS\System32\cscript.exe</w:t>
+      </w:r>
+    </w:p>
+    <w:p>
+      <w:pPr>
+        <w:pStyle w:val="FirstParagraph"/>
+      </w:pPr>
+      <w:r>
+        <w:t xml:space="preserve">Ключ</w:t>
+      </w:r>
+      <w:r>
+        <w:t xml:space="preserve"> </w:t>
+      </w:r>
+      <w:r>
+        <w:rPr>
+          <w:rStyle w:val="VerbatimChar"/>
+        </w:rPr>
+        <w:t xml:space="preserve">//nologo</w:t>
+      </w:r>
+      <w:r>
+        <w:t xml:space="preserve"> </w:t>
+      </w:r>
+      <w:r>
+        <w:t xml:space="preserve">прибирає банер WSH з виводу — у звіті це робить результат читабельним.</w:t>
+      </w:r>
+    </w:p>
+    <w:bookmarkEnd w:id="17"/>
+    <w:bookmarkStart w:id="18" w:name="крок-2.-інвентаризація-каталогу"/>
+    <w:p>
+      <w:pPr>
+        <w:pStyle w:val="Heading3"/>
+      </w:pPr>
+      <w:r>
+        <w:t xml:space="preserve">Крок 2. Інвентаризація каталогу</w:t>
+      </w:r>
+    </w:p>
+    <w:p>
+      <w:pPr>
+        <w:pStyle w:val="SourceCode"/>
+      </w:pPr>
+      <w:r>
+        <w:rPr>
+          <w:rStyle w:val="VerbatimChar"/>
+        </w:rPr>
+        <w:t xml:space="preserve">' inventory.vbs</w:t>
+      </w:r>
+      <w:r>
+        <w:br/>
+      </w:r>
+      <w:r>
+        <w:rPr>
+          <w:rStyle w:val="VerbatimChar"/>
+        </w:rPr>
+        <w:t xml:space="preserve">Option Explicit</w:t>
+      </w:r>
+      <w:r>
+        <w:br/>
+      </w:r>
+      <w:r>
+        <w:rPr>
+          <w:rStyle w:val="VerbatimChar"/>
+        </w:rPr>
+        <w:t xml:space="preserve">Dim fso, folder, file, stream, total</w:t>
+      </w:r>
+      <w:r>
+        <w:br/>
+      </w:r>
+      <w:r>
+        <w:br/>
+      </w:r>
+      <w:r>
+        <w:rPr>
+          <w:rStyle w:val="VerbatimChar"/>
+        </w:rPr>
+        <w:t xml:space="preserve">Set fso = CreateObject("Scripting.FileSystemObject")</w:t>
+      </w:r>
+      <w:r>
+        <w:br/>
+      </w:r>
+      <w:r>
+        <w:rPr>
+          <w:rStyle w:val="VerbatimChar"/>
+        </w:rPr>
+        <w:t xml:space="preserve">Set folder = fso.GetFolder(fso.GetParentFolderName(WScript.ScriptFullName) &amp; "\src")</w:t>
+      </w:r>
+      <w:r>
+        <w:br/>
+      </w:r>
+      <w:r>
+        <w:rPr>
+          <w:rStyle w:val="VerbatimChar"/>
+        </w:rPr>
+        <w:t xml:space="preserve">Set stream = fso.CreateTextFile(fso.GetParentFolderName(WScript.ScriptFullName) &amp; "\out\inventory.txt", True, True)</w:t>
+      </w:r>
+      <w:r>
+        <w:br/>
+      </w:r>
+      <w:r>
+        <w:br/>
+      </w:r>
+      <w:r>
+        <w:rPr>
+          <w:rStyle w:val="VerbatimChar"/>
+        </w:rPr>
+        <w:t xml:space="preserve">total = 0</w:t>
+      </w:r>
+      <w:r>
+        <w:br/>
+      </w:r>
+      <w:r>
+        <w:rPr>
+          <w:rStyle w:val="VerbatimChar"/>
+        </w:rPr>
+        <w:t xml:space="preserve">For Each file In folder.Files</w:t>
+      </w:r>
+      <w:r>
+        <w:br/>
+      </w:r>
+      <w:r>
+        <w:rPr>
+          <w:rStyle w:val="VerbatimChar"/>
+        </w:rPr>
+        <w:t xml:space="preserve">    stream.WriteLine file.Name &amp; vbTab &amp; file.Size &amp; vbTab &amp; file.DateLastModified</w:t>
+      </w:r>
+      <w:r>
+        <w:br/>
+      </w:r>
+      <w:r>
+        <w:rPr>
+          <w:rStyle w:val="VerbatimChar"/>
+        </w:rPr>
+        <w:t xml:space="preserve">    total = total + file.Size</w:t>
+      </w:r>
+      <w:r>
+        <w:br/>
+      </w:r>
+      <w:r>
+        <w:rPr>
+          <w:rStyle w:val="VerbatimChar"/>
+        </w:rPr>
+        <w:t xml:space="preserve">Next</w:t>
+      </w:r>
+      <w:r>
+        <w:br/>
+      </w:r>
+      <w:r>
+        <w:br/>
+      </w:r>
+      <w:r>
+        <w:rPr>
+          <w:rStyle w:val="VerbatimChar"/>
+        </w:rPr>
+        <w:t xml:space="preserve">stream.WriteLine "Разом: " &amp; folder.Files.Count &amp; " файлів, " &amp; total &amp; " байт"</w:t>
+      </w:r>
+      <w:r>
+        <w:br/>
+      </w:r>
+      <w:r>
+        <w:rPr>
+          <w:rStyle w:val="VerbatimChar"/>
+        </w:rPr>
+        <w:t xml:space="preserve">stream.Close</w:t>
+      </w:r>
+      <w:r>
+        <w:br/>
+      </w:r>
+      <w:r>
+        <w:rPr>
+          <w:rStyle w:val="VerbatimChar"/>
+        </w:rPr>
+        <w:t xml:space="preserve">WScript.Echo "Звіт: out\inventory.txt"</w:t>
+      </w:r>
+    </w:p>
+    <w:p>
+      <w:pPr>
+        <w:pStyle w:val="SourceCode"/>
+      </w:pPr>
+      <w:r>
+        <w:rPr>
+          <w:rStyle w:val="VerbatimChar"/>
+        </w:rPr>
+        <w:t xml:space="preserve">C:\...\LAB5&gt; cscript //nologo inventory.vbs</w:t>
+      </w:r>
+      <w:r>
+        <w:br/>
+      </w:r>
+      <w:r>
+        <w:rPr>
+          <w:rStyle w:val="VerbatimChar"/>
+        </w:rPr>
+        <w:t xml:space="preserve">Звіт: out\inventory.txt</w:t>
+      </w:r>
+      <w:r>
+        <w:br/>
+      </w:r>
+      <w:r>
+        <w:rPr>
+          <w:rStyle w:val="VerbatimChar"/>
+        </w:rPr>
+        <w:t xml:space="preserve">C:\...\LAB5&gt; type out\inventory.txt</w:t>
+      </w:r>
+      <w:r>
+        <w:br/>
+      </w:r>
+      <w:r>
+        <w:rPr>
+          <w:rStyle w:val="VerbatimChar"/>
+        </w:rPr>
+        <w:t xml:space="preserve">hosts.txt       824     17.09.2026 21:40:12</w:t>
+      </w:r>
+      <w:r>
+        <w:br/>
+      </w:r>
+      <w:r>
+        <w:rPr>
+          <w:rStyle w:val="VerbatimChar"/>
+        </w:rPr>
+        <w:t xml:space="preserve">readme.txt      132     17.09.2026 22:05:44</w:t>
+      </w:r>
+      <w:r>
+        <w:br/>
+      </w:r>
+      <w:r>
+        <w:rPr>
+          <w:rStyle w:val="VerbatimChar"/>
+        </w:rPr>
+        <w:t xml:space="preserve">Разом: 2 файлів, 956 байт</w:t>
+      </w:r>
+    </w:p>
+    <w:bookmarkEnd w:id="18"/>
+    <w:bookmarkStart w:id="19" w:name="крок-3.-паспорт-системи-через-wmi"/>
+    <w:p>
+      <w:pPr>
+        <w:pStyle w:val="Heading3"/>
+      </w:pPr>
+      <w:r>
+        <w:t xml:space="preserve">Крок 3. Паспорт системи через WMI</w:t>
+      </w:r>
+    </w:p>
+    <w:p>
+      <w:pPr>
+        <w:pStyle w:val="SourceCode"/>
+      </w:pPr>
+      <w:r>
+        <w:rPr>
+          <w:rStyle w:val="VerbatimChar"/>
+        </w:rPr>
+        <w:t xml:space="preserve">C:\...\LAB5&gt; cscript //nologo sysinfo.vbs</w:t>
+      </w:r>
+      <w:r>
+        <w:br/>
+      </w:r>
+      <w:r>
+        <w:rPr>
+          <w:rStyle w:val="VerbatimChar"/>
+        </w:rPr>
+        <w:t xml:space="preserve">ОС: Microsoft Windows 11 Pro</w:t>
+      </w:r>
+      <w:r>
+        <w:br/>
+      </w:r>
+      <w:r>
+        <w:rPr>
+          <w:rStyle w:val="VerbatimChar"/>
+        </w:rPr>
+        <w:t xml:space="preserve">Збірка: 22631</w:t>
+      </w:r>
+      <w:r>
+        <w:br/>
+      </w:r>
+      <w:r>
+        <w:rPr>
+          <w:rStyle w:val="VerbatimChar"/>
+        </w:rPr>
+        <w:t xml:space="preserve">Пам'ять: 16150 МБ</w:t>
+      </w:r>
+      <w:r>
+        <w:br/>
+      </w:r>
+      <w:r>
+        <w:rPr>
+          <w:rStyle w:val="VerbatimChar"/>
+        </w:rPr>
+        <w:t xml:space="preserve">Комп'ютер: LAB-PC-14</w:t>
+      </w:r>
+      <w:r>
+        <w:br/>
+      </w:r>
+      <w:r>
+        <w:rPr>
+          <w:rStyle w:val="VerbatimChar"/>
+        </w:rPr>
+        <w:t xml:space="preserve">Користувач: student</w:t>
+      </w:r>
+    </w:p>
+    <w:p>
+      <w:pPr>
+        <w:pStyle w:val="FirstParagraph"/>
+      </w:pPr>
+      <w:r>
+        <w:t xml:space="preserve">Порівняйте вивід із результатом команди</w:t>
+      </w:r>
+      <w:r>
+        <w:t xml:space="preserve"> </w:t>
+      </w:r>
+      <w:r>
+        <w:rPr>
+          <w:rStyle w:val="VerbatimChar"/>
+        </w:rPr>
+        <w:t xml:space="preserve">systeminfo</w:t>
+      </w:r>
+      <w:r>
+        <w:t xml:space="preserve"> </w:t>
+      </w:r>
+      <w:r>
+        <w:t xml:space="preserve">з лабораторної роботи №1: WSH дає ті самі відомості, але у вигляді, придатному для подальшої обробки в сценарії.</w:t>
+      </w:r>
+    </w:p>
+    <w:bookmarkEnd w:id="19"/>
+    <w:bookmarkStart w:id="20" w:name="крок-4.-той-самий-сценарій-мовою-jscript"/>
+    <w:p>
+      <w:pPr>
+        <w:pStyle w:val="Heading3"/>
+      </w:pPr>
+      <w:r>
+        <w:t xml:space="preserve">Крок 4. Той самий сценарій мовою JScript</w:t>
+      </w:r>
+    </w:p>
+    <w:p>
+      <w:pPr>
+        <w:pStyle w:val="SourceCode"/>
+      </w:pPr>
+      <w:r>
+        <w:rPr>
+          <w:rStyle w:val="VerbatimChar"/>
+        </w:rPr>
+        <w:t xml:space="preserve">// inventory.js</w:t>
+      </w:r>
+      <w:r>
+        <w:br/>
+      </w:r>
+      <w:r>
+        <w:rPr>
+          <w:rStyle w:val="VerbatimChar"/>
+        </w:rPr>
+        <w:t xml:space="preserve">var fso = new ActiveXObject("Scripting.FileSystemObject");</w:t>
+      </w:r>
+      <w:r>
+        <w:br/>
+      </w:r>
+      <w:r>
+        <w:rPr>
+          <w:rStyle w:val="VerbatimChar"/>
+        </w:rPr>
+        <w:t xml:space="preserve">var folder = fso.GetFolder(fso.GetParentFolderName(WScript.ScriptFullName) + "\\src");</w:t>
+      </w:r>
+      <w:r>
+        <w:br/>
+      </w:r>
+      <w:r>
+        <w:rPr>
+          <w:rStyle w:val="VerbatimChar"/>
+        </w:rPr>
+        <w:t xml:space="preserve">var files = new Enumerator(folder.Files);</w:t>
+      </w:r>
+      <w:r>
+        <w:br/>
+      </w:r>
+      <w:r>
+        <w:rPr>
+          <w:rStyle w:val="VerbatimChar"/>
+        </w:rPr>
+        <w:t xml:space="preserve">var total = 0;</w:t>
+      </w:r>
+      <w:r>
+        <w:br/>
+      </w:r>
+      <w:r>
+        <w:br/>
+      </w:r>
+      <w:r>
+        <w:rPr>
+          <w:rStyle w:val="VerbatimChar"/>
+        </w:rPr>
+        <w:t xml:space="preserve">for (; !files.atEnd(); files.moveNext()) {</w:t>
+      </w:r>
+      <w:r>
+        <w:br/>
+      </w:r>
+      <w:r>
+        <w:rPr>
+          <w:rStyle w:val="VerbatimChar"/>
+        </w:rPr>
+        <w:t xml:space="preserve">    var file = files.item();</w:t>
+      </w:r>
+      <w:r>
+        <w:br/>
+      </w:r>
+      <w:r>
+        <w:rPr>
+          <w:rStyle w:val="VerbatimChar"/>
+        </w:rPr>
+        <w:t xml:space="preserve">    WScript.Echo(file.Name + " — " + file.Size + " байт");</w:t>
+      </w:r>
+      <w:r>
+        <w:br/>
+      </w:r>
+      <w:r>
+        <w:rPr>
+          <w:rStyle w:val="VerbatimChar"/>
+        </w:rPr>
+        <w:t xml:space="preserve">    total += file.Size;</w:t>
+      </w:r>
+      <w:r>
+        <w:br/>
+      </w:r>
+      <w:r>
+        <w:rPr>
+          <w:rStyle w:val="VerbatimChar"/>
+        </w:rPr>
+        <w:t xml:space="preserve">}</w:t>
+      </w:r>
+      <w:r>
+        <w:br/>
+      </w:r>
+      <w:r>
+        <w:rPr>
+          <w:rStyle w:val="VerbatimChar"/>
+        </w:rPr>
+        <w:t xml:space="preserve">WScript.Echo("Разом: " + total + " байт");</w:t>
+      </w:r>
+    </w:p>
+    <w:p>
+      <w:pPr>
+        <w:pStyle w:val="FirstParagraph"/>
+      </w:pPr>
+      <w:r>
+        <w:t xml:space="preserve">Об’єктна модель однакова: змінюється лише синтаксис мови та спосіб обходу колекції — у JScript для цього потрібен</w:t>
+      </w:r>
+      <w:r>
+        <w:t xml:space="preserve"> </w:t>
+      </w:r>
+      <w:r>
+        <w:rPr>
+          <w:rStyle w:val="VerbatimChar"/>
+        </w:rPr>
+        <w:t xml:space="preserve">Enumerator</w:t>
+      </w:r>
+      <w:r>
+        <w:t xml:space="preserve">.</w:t>
+      </w:r>
+    </w:p>
+    <w:bookmarkEnd w:id="20"/>
+    <w:bookmarkStart w:id="21" w:name="крок-5.-перевірка-коду-повернення"/>
+    <w:p>
+      <w:pPr>
+        <w:pStyle w:val="Heading3"/>
+      </w:pPr>
+      <w:r>
+        <w:t xml:space="preserve">Крок 5. Перевірка коду повернення</w:t>
+      </w:r>
+    </w:p>
+    <w:p>
+      <w:pPr>
+        <w:pStyle w:val="SourceCode"/>
+      </w:pPr>
+      <w:r>
+        <w:rPr>
+          <w:rStyle w:val="VerbatimChar"/>
+        </w:rPr>
+        <w:t xml:space="preserve">C:\...\LAB5&gt; cscript //nologo check.vbs missing.txt</w:t>
+      </w:r>
+      <w:r>
+        <w:br/>
+      </w:r>
+      <w:r>
+        <w:rPr>
+          <w:rStyle w:val="VerbatimChar"/>
+        </w:rPr>
+        <w:t xml:space="preserve">Помилка 53: File not found</w:t>
+      </w:r>
+      <w:r>
+        <w:br/>
+      </w:r>
+      <w:r>
+        <w:rPr>
+          <w:rStyle w:val="VerbatimChar"/>
+        </w:rPr>
+        <w:t xml:space="preserve">C:\...\LAB5&gt; echo %errorlevel%</w:t>
+      </w:r>
+      <w:r>
+        <w:br/>
+      </w:r>
+      <w:r>
+        <w:rPr>
+          <w:rStyle w:val="VerbatimChar"/>
+        </w:rPr>
+        <w:t xml:space="preserve">1</w:t>
+      </w:r>
+    </w:p>
+    <w:p>
+      <w:pPr>
+        <w:pStyle w:val="FirstParagraph"/>
+      </w:pPr>
+      <w:r>
+        <w:t xml:space="preserve">Саме завдяки коду повернення сценарій WSH вбудовують у пакетний файл або в завдання планувальника: батьківський процес дізнається про невдачу без розбору виводу.</w:t>
+      </w:r>
+    </w:p>
+    <w:bookmarkEnd w:id="21"/>
+    <w:bookmarkEnd w:id="22"/>
+    <w:bookmarkStart w:id="23" w:name="порядок-виконання-роботи"/>
+    <w:p>
+      <w:pPr>
+        <w:pStyle w:val="Heading2"/>
+      </w:pPr>
+      <w:r>
+        <w:t xml:space="preserve">Порядок виконання роботи</w:t>
+      </w:r>
+    </w:p>
+    <w:p>
+      <w:pPr>
+        <w:numPr>
+          <w:ilvl w:val="0"/>
+          <w:numId w:val="1001"/>
+        </w:numPr>
+        <w:jc w:val="both"/>
+      </w:pPr>
+      <w:r>
+        <w:t xml:space="preserve">Отримати в викладача номер індивідуального варіанта.</w:t>
+      </w:r>
+    </w:p>
+    <w:p>
+      <w:pPr>
+        <w:numPr>
+          <w:ilvl w:val="0"/>
+          <w:numId w:val="1001"/>
+        </w:numPr>
+        <w:jc w:val="both"/>
+      </w:pPr>
+      <w:r>
+        <w:t xml:space="preserve">Створити на робочому столі каталог LAB5 з підкаталогами src і out, наповнити src щонайменше п’ятьма файлами.</w:t>
+      </w:r>
+    </w:p>
+    <w:p>
+      <w:pPr>
+        <w:numPr>
+          <w:ilvl w:val="0"/>
+          <w:numId w:val="1001"/>
+        </w:numPr>
+        <w:jc w:val="both"/>
+      </w:pPr>
+      <w:r>
+        <w:t xml:space="preserve">Написати сценарій</w:t>
+      </w:r>
+      <w:r>
+        <w:t xml:space="preserve"> </w:t>
+      </w:r>
+      <w:r>
+        <w:rPr>
+          <w:rStyle w:val="VerbatimChar"/>
+        </w:rPr>
+        <w:t xml:space="preserve">hello.vbs</w:t>
+      </w:r>
+      <w:r>
+        <w:t xml:space="preserve">, який приймає аргумент, виводить привітання, ім’я сценарію та повне ім’я хоста. Запустити його двома способами — через</w:t>
+      </w:r>
+      <w:r>
+        <w:t xml:space="preserve"> </w:t>
+      </w:r>
+      <w:r>
+        <w:rPr>
+          <w:rStyle w:val="VerbatimChar"/>
+        </w:rPr>
+        <w:t xml:space="preserve">wscript</w:t>
+      </w:r>
+      <w:r>
+        <w:t xml:space="preserve"> </w:t>
+      </w:r>
+      <w:r>
+        <w:t xml:space="preserve">і через</w:t>
+      </w:r>
+      <w:r>
+        <w:t xml:space="preserve"> </w:t>
+      </w:r>
+      <w:r>
+        <w:rPr>
+          <w:rStyle w:val="VerbatimChar"/>
+        </w:rPr>
+        <w:t xml:space="preserve">cscript</w:t>
+      </w:r>
+      <w:r>
+        <w:t xml:space="preserve"> </w:t>
+      </w:r>
+      <w:r>
+        <w:t xml:space="preserve">— і пояснити різницю у виводі.</w:t>
+      </w:r>
+    </w:p>
+    <w:p>
+      <w:pPr>
+        <w:numPr>
+          <w:ilvl w:val="0"/>
+          <w:numId w:val="1001"/>
+        </w:numPr>
+        <w:jc w:val="both"/>
+      </w:pPr>
+      <w:r>
+        <w:t xml:space="preserve">Написати сценарій інвентаризації каталогу src: перелік файлів з розмірами й датами, підсумковий рядок, запис результату у файл out</w:t>
+      </w:r>
+      <w:r>
+        <w:t xml:space="preserve">.txt в кодуванні Unicode.</w:t>
+      </w:r>
+    </w:p>
+    <w:p>
+      <w:pPr>
+        <w:numPr>
+          <w:ilvl w:val="0"/>
+          <w:numId w:val="1001"/>
+        </w:numPr>
+        <w:jc w:val="both"/>
+      </w:pPr>
+      <w:r>
+        <w:t xml:space="preserve">Реалізувати основне завдання свого варіанта згідно з таблицею, використавши об’єкт, зазначений у варіанті.</w:t>
+      </w:r>
+    </w:p>
+    <w:p>
+      <w:pPr>
+        <w:numPr>
+          <w:ilvl w:val="0"/>
+          <w:numId w:val="1001"/>
+        </w:numPr>
+        <w:jc w:val="both"/>
+      </w:pPr>
+      <w:r>
+        <w:t xml:space="preserve">Додати до сценарію обробку помилки: звернення до неіснуючого файлу або каталогу має давати зрозуміле повідомлення й ненульовий код повернення. Перевірити код через</w:t>
+      </w:r>
+      <w:r>
+        <w:t xml:space="preserve"> </w:t>
+      </w:r>
+      <w:r>
+        <w:rPr>
+          <w:rStyle w:val="VerbatimChar"/>
+        </w:rPr>
+        <w:t xml:space="preserve">echo %errorlevel%</w:t>
+      </w:r>
+      <w:r>
+        <w:t xml:space="preserve">.</w:t>
+      </w:r>
+    </w:p>
+    <w:p>
+      <w:pPr>
+        <w:numPr>
+          <w:ilvl w:val="0"/>
+          <w:numId w:val="1001"/>
+        </w:numPr>
+        <w:jc w:val="both"/>
+      </w:pPr>
+      <w:r>
+        <w:t xml:space="preserve">Переписати один із написаних сценаріїв мовою JScript і порівняти обидві реалізації за обсягом та читабельністю.</w:t>
+      </w:r>
+    </w:p>
+    <w:p>
+      <w:pPr>
+        <w:numPr>
+          <w:ilvl w:val="0"/>
+          <w:numId w:val="1001"/>
+        </w:numPr>
+        <w:jc w:val="both"/>
+      </w:pPr>
+      <w:r>
+        <w:t xml:space="preserve">Виконати додаткове завдання свого варіанта.</w:t>
+      </w:r>
+    </w:p>
+    <w:p>
+      <w:pPr>
+        <w:numPr>
+          <w:ilvl w:val="0"/>
+          <w:numId w:val="1001"/>
+        </w:numPr>
+        <w:jc w:val="both"/>
+      </w:pPr>
+      <w:r>
+        <w:t xml:space="preserve">Оформити звіт і зробити висновок.</w:t>
+      </w:r>
+    </w:p>
+    <w:bookmarkEnd w:id="23"/>
+    <w:bookmarkStart w:id="24" w:name="вимоги-до-звіту"/>
+    <w:p>
+      <w:pPr>
+        <w:pStyle w:val="Heading2"/>
+      </w:pPr>
+      <w:r>
+        <w:t xml:space="preserve">Вимоги до звіту</w:t>
+      </w:r>
+    </w:p>
+    <w:p>
+      <w:pPr>
+        <w:pStyle w:val="FirstParagraph"/>
+      </w:pPr>
+      <w:r>
+        <w:t xml:space="preserve">Звіт оформлюється на бланку встановленого зразка і має містити:</w:t>
+      </w:r>
+    </w:p>
+    <w:p>
+      <w:pPr>
+        <w:pStyle w:val="Compact"/>
+        <w:numPr>
+          <w:ilvl w:val="0"/>
+          <w:numId w:val="1002"/>
+        </w:numPr>
+        <w:jc w:val="both"/>
+      </w:pPr>
+      <w:r>
+        <w:t xml:space="preserve">тему, мету та обладнання;</w:t>
+      </w:r>
+    </w:p>
+    <w:p>
+      <w:pPr>
+        <w:pStyle w:val="Compact"/>
+        <w:numPr>
+          <w:ilvl w:val="0"/>
+          <w:numId w:val="1002"/>
+        </w:numPr>
+        <w:jc w:val="both"/>
+      </w:pPr>
+      <w:r>
+        <w:t xml:space="preserve">постановку задачі за індивідуальним варіантом;</w:t>
+      </w:r>
+    </w:p>
+    <w:p>
+      <w:pPr>
+        <w:pStyle w:val="Compact"/>
+        <w:numPr>
+          <w:ilvl w:val="0"/>
+          <w:numId w:val="1002"/>
+        </w:numPr>
+        <w:jc w:val="both"/>
+      </w:pPr>
+      <w:r>
+        <w:t xml:space="preserve">повний текст усіх сценаріїв із коментарями;</w:t>
+      </w:r>
+    </w:p>
+    <w:p>
+      <w:pPr>
+        <w:pStyle w:val="Compact"/>
+        <w:numPr>
+          <w:ilvl w:val="0"/>
+          <w:numId w:val="1002"/>
+        </w:numPr>
+        <w:jc w:val="both"/>
+      </w:pPr>
+      <w:r>
+        <w:t xml:space="preserve">знімки екрана з результатами запуску через</w:t>
+      </w:r>
+      <w:r>
+        <w:t xml:space="preserve"> </w:t>
+      </w:r>
+      <w:r>
+        <w:rPr>
+          <w:rStyle w:val="VerbatimChar"/>
+        </w:rPr>
+        <w:t xml:space="preserve">wscript</w:t>
+      </w:r>
+      <w:r>
+        <w:t xml:space="preserve"> </w:t>
+      </w:r>
+      <w:r>
+        <w:t xml:space="preserve">і через</w:t>
+      </w:r>
+      <w:r>
+        <w:t xml:space="preserve"> </w:t>
+      </w:r>
+      <w:r>
+        <w:rPr>
+          <w:rStyle w:val="VerbatimChar"/>
+        </w:rPr>
+        <w:t xml:space="preserve">cscript</w:t>
+      </w:r>
+      <w:r>
+        <w:t xml:space="preserve">;</w:t>
+      </w:r>
+    </w:p>
+    <w:p>
+      <w:pPr>
+        <w:pStyle w:val="Compact"/>
+        <w:numPr>
+          <w:ilvl w:val="0"/>
+          <w:numId w:val="1002"/>
+        </w:numPr>
+        <w:jc w:val="both"/>
+      </w:pPr>
+      <w:r>
+        <w:t xml:space="preserve">вміст сформованих файлів-звітів;</w:t>
+      </w:r>
+    </w:p>
+    <w:p>
+      <w:pPr>
+        <w:pStyle w:val="Compact"/>
+        <w:numPr>
+          <w:ilvl w:val="0"/>
+          <w:numId w:val="1002"/>
+        </w:numPr>
+        <w:jc w:val="both"/>
+      </w:pPr>
+      <w:r>
+        <w:t xml:space="preserve">результат перевірки коду повернення в разі помилки;</w:t>
+      </w:r>
+    </w:p>
+    <w:p>
+      <w:pPr>
+        <w:pStyle w:val="Compact"/>
+        <w:numPr>
+          <w:ilvl w:val="0"/>
+          <w:numId w:val="1002"/>
+        </w:numPr>
+        <w:jc w:val="both"/>
+      </w:pPr>
+      <w:r>
+        <w:t xml:space="preserve">порівняння реалізацій мовами VBScript і JScript;</w:t>
+      </w:r>
+    </w:p>
+    <w:p>
+      <w:pPr>
+        <w:pStyle w:val="Compact"/>
+        <w:numPr>
+          <w:ilvl w:val="0"/>
+          <w:numId w:val="1002"/>
+        </w:numPr>
+        <w:jc w:val="both"/>
+      </w:pPr>
+      <w:r>
+        <w:t xml:space="preserve">відповідь на запитання додаткового завдання;</w:t>
+      </w:r>
+    </w:p>
+    <w:p>
+      <w:pPr>
+        <w:pStyle w:val="Compact"/>
+        <w:numPr>
+          <w:ilvl w:val="0"/>
+          <w:numId w:val="1002"/>
+        </w:numPr>
+        <w:jc w:val="both"/>
+      </w:pPr>
+      <w:r>
+        <w:t xml:space="preserve">висновок про те, які задачі доцільно розв’язувати засобами WSH, а які — пакетним файлом або PowerShell.</w:t>
+      </w:r>
+    </w:p>
+    <w:bookmarkEnd w:id="24"/>
+    <w:bookmarkStart w:id="25" w:name="варіанти-індивідуальних-завдань"/>
+    <w:p>
+      <w:pPr>
+        <w:pStyle w:val="Heading2"/>
+      </w:pPr>
+      <w:r>
+        <w:t xml:space="preserve">Варіанти індивідуальних завдань</w:t>
+      </w:r>
+    </w:p>
+    <w:tbl>
+      <w:tblPr>
+        <w:tblStyle w:val="Table"/>
+        <w:tblW w:type="dxa" w:w="9637"/>
+        <w:tblLayout w:type="fixed"/>
+        <w:tblLook w:firstRow="1" w:lastRow="0" w:firstColumn="0" w:lastColumn="0" w:noHBand="0" w:noVBand="0" w:val="0020"/>
+      </w:tblPr>
+      <w:tblGrid>
+        <w:gridCol w:w="489"/>
+        <w:gridCol w:w="3104"/>
+        <w:gridCol w:w="2777"/>
+        <w:gridCol w:w="3267"/>
+      </w:tblGrid>
+      <w:tr>
+        <w:trPr>
+          <w:tblHeader w:val="on"/>
+        </w:trPr>
+        <w:tc>
+          <w:tcPr/>
+          <w:p>
+            <w:pPr>
+              <w:pStyle w:val="Compact"/>
+            </w:pPr>
+            <w:r>
+              <w:t xml:space="preserve">№</w:t>
+            </w:r>
+          </w:p>
+        </w:tc>
+        <w:tc>
+          <w:tcPr/>
+          <w:p>
+            <w:pPr>
+              <w:pStyle w:val="Compact"/>
+            </w:pPr>
+            <w:r>
+              <w:t xml:space="preserve">Завдання сценарію</w:t>
+            </w:r>
+          </w:p>
+        </w:tc>
+        <w:tc>
+          <w:tcPr/>
+          <w:p>
+            <w:pPr>
+              <w:pStyle w:val="Compact"/>
+            </w:pPr>
+            <w:r>
+              <w:t xml:space="preserve">Основний об’єкт</w:t>
+            </w:r>
+          </w:p>
+        </w:tc>
+        <w:tc>
+          <w:tcPr/>
+          <w:p>
+            <w:pPr>
+              <w:pStyle w:val="Compact"/>
+            </w:pPr>
+            <w:r>
+              <w:t xml:space="preserve">Додаткове завдання</w:t>
+            </w:r>
+          </w:p>
+        </w:tc>
+      </w:tr>
+      <w:tr>
+        <w:tc>
+          <w:tcPr/>
+          <w:p>
+            <w:pPr>
+              <w:pStyle w:val="Compact"/>
+            </w:pPr>
+            <w:r>
+              <w:t xml:space="preserve">1</w:t>
+            </w:r>
+          </w:p>
+        </w:tc>
+        <w:tc>
+          <w:tcPr/>
+          <w:p>
+            <w:pPr>
+              <w:pStyle w:val="Compact"/>
+            </w:pPr>
+            <w:r>
+              <w:t xml:space="preserve">Рекурсивний обхід дерева каталогів із підрахунком обсягу</w:t>
+            </w:r>
+          </w:p>
+        </w:tc>
+        <w:tc>
+          <w:tcPr/>
+          <w:p>
+            <w:pPr>
+              <w:pStyle w:val="Compact"/>
+            </w:pPr>
+            <w:r>
+              <w:rPr>
+                <w:rStyle w:val="VerbatimChar"/>
+              </w:rPr>
+              <w:t xml:space="preserve">FileSystemObject</w:t>
+            </w:r>
+          </w:p>
+        </w:tc>
+        <w:tc>
+          <w:tcPr/>
+          <w:p>
+            <w:pPr>
+              <w:pStyle w:val="Compact"/>
+            </w:pPr>
+            <w:r>
+              <w:t xml:space="preserve">Пояснити, чому рекурсію реалізують окремою процедурою</w:t>
+            </w:r>
+          </w:p>
+        </w:tc>
+      </w:tr>
+      <w:tr>
+        <w:tc>
+          <w:tcPr/>
+          <w:p>
+            <w:pPr>
+              <w:pStyle w:val="Compact"/>
+            </w:pPr>
+            <w:r>
+              <w:t xml:space="preserve">2</w:t>
+            </w:r>
+          </w:p>
+        </w:tc>
+        <w:tc>
+          <w:tcPr/>
+          <w:p>
+            <w:pPr>
+              <w:pStyle w:val="Compact"/>
+            </w:pPr>
+            <w:r>
+              <w:t xml:space="preserve">Створення ярлика на навчальний каталог із описом</w:t>
+            </w:r>
+          </w:p>
+        </w:tc>
+        <w:tc>
+          <w:tcPr/>
+          <w:p>
+            <w:pPr>
+              <w:pStyle w:val="Compact"/>
+            </w:pPr>
+            <w:r>
+              <w:rPr>
+                <w:rStyle w:val="VerbatimChar"/>
+              </w:rPr>
+              <w:t xml:space="preserve">WScript.Shell</w:t>
+            </w:r>
+          </w:p>
+        </w:tc>
+        <w:tc>
+          <w:tcPr/>
+          <w:p>
+            <w:pPr>
+              <w:pStyle w:val="Compact"/>
+            </w:pPr>
+            <w:r>
+              <w:t xml:space="preserve">Показати, які ще властивості має об’єкт ярлика</w:t>
+            </w:r>
+          </w:p>
+        </w:tc>
+      </w:tr>
+      <w:tr>
+        <w:tc>
+          <w:tcPr/>
+          <w:p>
+            <w:pPr>
+              <w:pStyle w:val="Compact"/>
+            </w:pPr>
+            <w:r>
+              <w:t xml:space="preserve">3</w:t>
+            </w:r>
+          </w:p>
+        </w:tc>
+        <w:tc>
+          <w:tcPr/>
+          <w:p>
+            <w:pPr>
+              <w:pStyle w:val="Compact"/>
+            </w:pPr>
+            <w:r>
+              <w:t xml:space="preserve">Перелік запущених процесів із обсягом пам’яті</w:t>
+            </w:r>
+          </w:p>
+        </w:tc>
+        <w:tc>
+          <w:tcPr/>
+          <w:p>
+            <w:pPr>
+              <w:pStyle w:val="Compact"/>
+            </w:pPr>
+            <w:r>
+              <w:t xml:space="preserve">WMI</w:t>
+            </w:r>
+          </w:p>
+        </w:tc>
+        <w:tc>
+          <w:tcPr/>
+          <w:p>
+            <w:pPr>
+              <w:pStyle w:val="Compact"/>
+            </w:pPr>
+            <w:r>
+              <w:t xml:space="preserve">Порівняти вивід із</w:t>
+            </w:r>
+            <w:r>
+              <w:t xml:space="preserve"> </w:t>
+            </w:r>
+            <w:r>
+              <w:rPr>
+                <w:rStyle w:val="VerbatimChar"/>
+              </w:rPr>
+              <w:t xml:space="preserve">tasklist</w:t>
+            </w:r>
+          </w:p>
+        </w:tc>
+      </w:tr>
+      <w:tr>
+        <w:tc>
+          <w:tcPr/>
+          <w:p>
+            <w:pPr>
+              <w:pStyle w:val="Compact"/>
+            </w:pPr>
+            <w:r>
+              <w:t xml:space="preserve">4</w:t>
+            </w:r>
+          </w:p>
+        </w:tc>
+        <w:tc>
+          <w:tcPr/>
+          <w:p>
+            <w:pPr>
+              <w:pStyle w:val="Compact"/>
+            </w:pPr>
+            <w:r>
+              <w:t xml:space="preserve">Копіювання файлів за маскою з журналом операцій</w:t>
+            </w:r>
+          </w:p>
+        </w:tc>
+        <w:tc>
+          <w:tcPr/>
+          <w:p>
+            <w:pPr>
+              <w:pStyle w:val="Compact"/>
+            </w:pPr>
+            <w:r>
+              <w:rPr>
+                <w:rStyle w:val="VerbatimChar"/>
+              </w:rPr>
+              <w:t xml:space="preserve">FileSystemObject</w:t>
+            </w:r>
+          </w:p>
+        </w:tc>
+        <w:tc>
+          <w:tcPr/>
+          <w:p>
+            <w:pPr>
+              <w:pStyle w:val="Compact"/>
+            </w:pPr>
+            <w:r>
+              <w:t xml:space="preserve">Обробити випадок, коли файл-приймач уже існує</w:t>
+            </w:r>
+          </w:p>
+        </w:tc>
+      </w:tr>
+      <w:tr>
+        <w:tc>
+          <w:tcPr/>
+          <w:p>
+            <w:pPr>
+              <w:pStyle w:val="Compact"/>
+            </w:pPr>
+            <w:r>
+              <w:t xml:space="preserve">5</w:t>
+            </w:r>
+          </w:p>
+        </w:tc>
+        <w:tc>
+          <w:tcPr/>
+          <w:p>
+            <w:pPr>
+              <w:pStyle w:val="Compact"/>
+            </w:pPr>
+            <w:r>
+              <w:t xml:space="preserve">Паспорт комп’ютера: ОС, пам’ять, процесор, диски</w:t>
+            </w:r>
+          </w:p>
+        </w:tc>
+        <w:tc>
+          <w:tcPr/>
+          <w:p>
+            <w:pPr>
+              <w:pStyle w:val="Compact"/>
+            </w:pPr>
+            <w:r>
+              <w:t xml:space="preserve">WMI</w:t>
+            </w:r>
+          </w:p>
+        </w:tc>
+        <w:tc>
+          <w:tcPr/>
+          <w:p>
+            <w:pPr>
+              <w:pStyle w:val="Compact"/>
+            </w:pPr>
+            <w:r>
+              <w:t xml:space="preserve">Додати відомості про час роботи системи</w:t>
+            </w:r>
+          </w:p>
+        </w:tc>
+      </w:tr>
+      <w:tr>
+        <w:tc>
+          <w:tcPr/>
+          <w:p>
+            <w:pPr>
+              <w:pStyle w:val="Compact"/>
+            </w:pPr>
+            <w:r>
+              <w:t xml:space="preserve">6</w:t>
+            </w:r>
+          </w:p>
+        </w:tc>
+        <w:tc>
+          <w:tcPr/>
+          <w:p>
+            <w:pPr>
+              <w:pStyle w:val="Compact"/>
+            </w:pPr>
+            <w:r>
+              <w:t xml:space="preserve">Перелік логічних дисків із вільним місцем у відсотках</w:t>
+            </w:r>
+          </w:p>
+        </w:tc>
+        <w:tc>
+          <w:tcPr/>
+          <w:p>
+            <w:pPr>
+              <w:pStyle w:val="Compact"/>
+            </w:pPr>
+            <w:r>
+              <w:rPr>
+                <w:rStyle w:val="VerbatimChar"/>
+              </w:rPr>
+              <w:t xml:space="preserve">FileSystemObject</w:t>
+            </w:r>
+          </w:p>
+        </w:tc>
+        <w:tc>
+          <w:tcPr/>
+          <w:p>
+            <w:pPr>
+              <w:pStyle w:val="Compact"/>
+            </w:pPr>
+            <w:r>
+              <w:t xml:space="preserve">Пояснити, чому мережевий диск може бути недоступний</w:t>
+            </w:r>
+          </w:p>
+        </w:tc>
+      </w:tr>
+      <w:tr>
+        <w:tc>
+          <w:tcPr/>
+          <w:p>
+            <w:pPr>
+              <w:pStyle w:val="Compact"/>
+            </w:pPr>
+            <w:r>
+              <w:t xml:space="preserve">7</w:t>
+            </w:r>
+          </w:p>
+        </w:tc>
+        <w:tc>
+          <w:tcPr/>
+          <w:p>
+            <w:pPr>
+              <w:pStyle w:val="Compact"/>
+            </w:pPr>
+            <w:r>
+              <w:t xml:space="preserve">Пошук файлів, більших за задану кількість байтів</w:t>
+            </w:r>
+          </w:p>
+        </w:tc>
+        <w:tc>
+          <w:tcPr/>
+          <w:p>
+            <w:pPr>
+              <w:pStyle w:val="Compact"/>
+            </w:pPr>
+            <w:r>
+              <w:rPr>
+                <w:rStyle w:val="VerbatimChar"/>
+              </w:rPr>
+              <w:t xml:space="preserve">FileSystemObject</w:t>
+            </w:r>
+          </w:p>
+        </w:tc>
+        <w:tc>
+          <w:tcPr/>
+          <w:p>
+            <w:pPr>
+              <w:pStyle w:val="Compact"/>
+            </w:pPr>
+            <w:r>
+              <w:t xml:space="preserve">Вивести п’ять найбільших файлів у порядку спадання</w:t>
+            </w:r>
+          </w:p>
+        </w:tc>
+      </w:tr>
+      <w:tr>
+        <w:tc>
+          <w:tcPr/>
+          <w:p>
+            <w:pPr>
+              <w:pStyle w:val="Compact"/>
+            </w:pPr>
+            <w:r>
+              <w:t xml:space="preserve">8</w:t>
+            </w:r>
+          </w:p>
+        </w:tc>
+        <w:tc>
+          <w:tcPr/>
+          <w:p>
+            <w:pPr>
+              <w:pStyle w:val="Compact"/>
+            </w:pPr>
+            <w:r>
+              <w:t xml:space="preserve">Перегляд і зміна змінної середовища користувача</w:t>
+            </w:r>
+          </w:p>
+        </w:tc>
+        <w:tc>
+          <w:tcPr/>
+          <w:p>
+            <w:pPr>
+              <w:pStyle w:val="Compact"/>
+            </w:pPr>
+            <w:r>
+              <w:rPr>
+                <w:rStyle w:val="VerbatimChar"/>
+              </w:rPr>
+              <w:t xml:space="preserve">WScript.Shell</w:t>
+            </w:r>
+          </w:p>
+        </w:tc>
+        <w:tc>
+          <w:tcPr/>
+          <w:p>
+            <w:pPr>
+              <w:pStyle w:val="Compact"/>
+            </w:pPr>
+            <w:r>
+              <w:t xml:space="preserve">Пояснити різницю областей</w:t>
+            </w:r>
+            <w:r>
+              <w:t xml:space="preserve"> </w:t>
+            </w:r>
+            <w:r>
+              <w:rPr>
+                <w:rStyle w:val="VerbatimChar"/>
+              </w:rPr>
+              <w:t xml:space="preserve">User</w:t>
+            </w:r>
+            <w:r>
+              <w:t xml:space="preserve">,</w:t>
+            </w:r>
+            <w:r>
+              <w:t xml:space="preserve"> </w:t>
+            </w:r>
+            <w:r>
+              <w:rPr>
+                <w:rStyle w:val="VerbatimChar"/>
+              </w:rPr>
+              <w:t xml:space="preserve">System</w:t>
+            </w:r>
+            <w:r>
+              <w:t xml:space="preserve">,</w:t>
+            </w:r>
+            <w:r>
+              <w:t xml:space="preserve"> </w:t>
+            </w:r>
+            <w:r>
+              <w:rPr>
+                <w:rStyle w:val="VerbatimChar"/>
+              </w:rPr>
+              <w:t xml:space="preserve">Process</w:t>
+            </w:r>
+          </w:p>
+        </w:tc>
+      </w:tr>
+      <w:tr>
+        <w:tc>
+          <w:tcPr/>
+          <w:p>
+            <w:pPr>
+              <w:pStyle w:val="Compact"/>
+            </w:pPr>
+            <w:r>
+              <w:t xml:space="preserve">9</w:t>
+            </w:r>
+          </w:p>
+        </w:tc>
+        <w:tc>
+          <w:tcPr/>
+          <w:p>
+            <w:pPr>
+              <w:pStyle w:val="Compact"/>
+            </w:pPr>
+            <w:r>
+              <w:t xml:space="preserve">Запуск програми з очікуванням і аналізом коду виходу</w:t>
+            </w:r>
+          </w:p>
+        </w:tc>
+        <w:tc>
+          <w:tcPr/>
+          <w:p>
+            <w:pPr>
+              <w:pStyle w:val="Compact"/>
+            </w:pPr>
+            <w:r>
+              <w:rPr>
+                <w:rStyle w:val="VerbatimChar"/>
+              </w:rPr>
+              <w:t xml:space="preserve">WScript.Shell</w:t>
+            </w:r>
+          </w:p>
+        </w:tc>
+        <w:tc>
+          <w:tcPr/>
+          <w:p>
+            <w:pPr>
+              <w:pStyle w:val="Compact"/>
+            </w:pPr>
+            <w:r>
+              <w:t xml:space="preserve">Показати, чим</w:t>
+            </w:r>
+            <w:r>
+              <w:t xml:space="preserve"> </w:t>
+            </w:r>
+            <w:r>
+              <w:rPr>
+                <w:rStyle w:val="VerbatimChar"/>
+              </w:rPr>
+              <w:t xml:space="preserve">Run</w:t>
+            </w:r>
+            <w:r>
+              <w:t xml:space="preserve"> </w:t>
+            </w:r>
+            <w:r>
+              <w:t xml:space="preserve">відрізняється від</w:t>
+            </w:r>
+            <w:r>
+              <w:t xml:space="preserve"> </w:t>
+            </w:r>
+            <w:r>
+              <w:rPr>
+                <w:rStyle w:val="VerbatimChar"/>
+              </w:rPr>
+              <w:t xml:space="preserve">Exec</w:t>
+            </w:r>
+          </w:p>
+        </w:tc>
+      </w:tr>
+      <w:tr>
+        <w:tc>
+          <w:tcPr/>
+          <w:p>
+            <w:pPr>
+              <w:pStyle w:val="Compact"/>
+            </w:pPr>
+            <w:r>
+              <w:t xml:space="preserve">10</w:t>
+            </w:r>
+          </w:p>
+        </w:tc>
+        <w:tc>
+          <w:tcPr/>
+          <w:p>
+            <w:pPr>
+              <w:pStyle w:val="Compact"/>
+            </w:pPr>
+            <w:r>
+              <w:t xml:space="preserve">Формування звіту про служби, що виконуються</w:t>
+            </w:r>
+          </w:p>
+        </w:tc>
+        <w:tc>
+          <w:tcPr/>
+          <w:p>
+            <w:pPr>
+              <w:pStyle w:val="Compact"/>
+            </w:pPr>
+            <w:r>
+              <w:t xml:space="preserve">WMI</w:t>
+            </w:r>
+          </w:p>
+        </w:tc>
+        <w:tc>
+          <w:tcPr/>
+          <w:p>
+            <w:pPr>
+              <w:pStyle w:val="Compact"/>
+            </w:pPr>
+            <w:r>
+              <w:t xml:space="preserve">Відібрати лише служби з автоматичним запуском</w:t>
+            </w:r>
+          </w:p>
+        </w:tc>
+      </w:tr>
+      <w:tr>
+        <w:tc>
+          <w:tcPr/>
+          <w:p>
+            <w:pPr>
+              <w:pStyle w:val="Compact"/>
+            </w:pPr>
+            <w:r>
+              <w:t xml:space="preserve">11</w:t>
+            </w:r>
+          </w:p>
+        </w:tc>
+        <w:tc>
+          <w:tcPr/>
+          <w:p>
+            <w:pPr>
+              <w:pStyle w:val="Compact"/>
+            </w:pPr>
+            <w:r>
+              <w:t xml:space="preserve">Очищення каталогу від файлів, старших за N днів</w:t>
+            </w:r>
+          </w:p>
+        </w:tc>
+        <w:tc>
+          <w:tcPr/>
+          <w:p>
+            <w:pPr>
+              <w:pStyle w:val="Compact"/>
+            </w:pPr>
+            <w:r>
+              <w:rPr>
+                <w:rStyle w:val="VerbatimChar"/>
+              </w:rPr>
+              <w:t xml:space="preserve">FileSystemObject</w:t>
+            </w:r>
+          </w:p>
+        </w:tc>
+        <w:tc>
+          <w:tcPr/>
+          <w:p>
+            <w:pPr>
+              <w:pStyle w:val="Compact"/>
+            </w:pPr>
+            <w:r>
+              <w:t xml:space="preserve">Реалізувати режим попереднього перегляду</w:t>
+            </w:r>
+          </w:p>
+        </w:tc>
+      </w:tr>
+      <w:tr>
+        <w:tc>
+          <w:tcPr/>
+          <w:p>
+            <w:pPr>
+              <w:pStyle w:val="Compact"/>
+            </w:pPr>
+            <w:r>
+              <w:t xml:space="preserve">12</w:t>
+            </w:r>
+          </w:p>
+        </w:tc>
+        <w:tc>
+          <w:tcPr/>
+          <w:p>
+            <w:pPr>
+              <w:pStyle w:val="Compact"/>
+            </w:pPr>
+            <w:r>
+              <w:t xml:space="preserve">Перейменування файлів за шаблоном «дата_ім’я»</w:t>
+            </w:r>
+          </w:p>
+        </w:tc>
+        <w:tc>
+          <w:tcPr/>
+          <w:p>
+            <w:pPr>
+              <w:pStyle w:val="Compact"/>
+            </w:pPr>
+            <w:r>
+              <w:rPr>
+                <w:rStyle w:val="VerbatimChar"/>
+              </w:rPr>
+              <w:t xml:space="preserve">FileSystemObject</w:t>
+            </w:r>
+          </w:p>
+        </w:tc>
+        <w:tc>
+          <w:tcPr/>
+          <w:p>
+            <w:pPr>
+              <w:pStyle w:val="Compact"/>
+            </w:pPr>
+            <w:r>
+              <w:t xml:space="preserve">Обробити файли без розширення</w:t>
+            </w:r>
+          </w:p>
+        </w:tc>
+      </w:tr>
+      <w:tr>
+        <w:tc>
+          <w:tcPr/>
+          <w:p>
+            <w:pPr>
+              <w:pStyle w:val="Compact"/>
+            </w:pPr>
+            <w:r>
+              <w:t xml:space="preserve">13</w:t>
+            </w:r>
+          </w:p>
+        </w:tc>
+        <w:tc>
+          <w:tcPr/>
+          <w:p>
+            <w:pPr>
+              <w:pStyle w:val="Compact"/>
+            </w:pPr>
+            <w:r>
+              <w:t xml:space="preserve">Відомості про мережеве оточення й підключені диски</w:t>
+            </w:r>
+          </w:p>
+        </w:tc>
+        <w:tc>
+          <w:tcPr/>
+          <w:p>
+            <w:pPr>
+              <w:pStyle w:val="Compact"/>
+            </w:pPr>
+            <w:r>
+              <w:rPr>
+                <w:rStyle w:val="VerbatimChar"/>
+              </w:rPr>
+              <w:t xml:space="preserve">WScript.Network</w:t>
+            </w:r>
+          </w:p>
+        </w:tc>
+        <w:tc>
+          <w:tcPr/>
+          <w:p>
+            <w:pPr>
+              <w:pStyle w:val="Compact"/>
+            </w:pPr>
+            <w:r>
+              <w:t xml:space="preserve">Підключити й відключити мережевий диск програмно</w:t>
+            </w:r>
+          </w:p>
+        </w:tc>
+      </w:tr>
+      <w:tr>
+        <w:tc>
+          <w:tcPr/>
+          <w:p>
+            <w:pPr>
+              <w:pStyle w:val="Compact"/>
+            </w:pPr>
+            <w:r>
+              <w:t xml:space="preserve">14</w:t>
+            </w:r>
+          </w:p>
+        </w:tc>
+        <w:tc>
+          <w:tcPr/>
+          <w:p>
+            <w:pPr>
+              <w:pStyle w:val="Compact"/>
+            </w:pPr>
+            <w:r>
+              <w:t xml:space="preserve">Читання й розбір текстового файлу з роздільниками</w:t>
+            </w:r>
+          </w:p>
+        </w:tc>
+        <w:tc>
+          <w:tcPr/>
+          <w:p>
+            <w:pPr>
+              <w:pStyle w:val="Compact"/>
+            </w:pPr>
+            <w:r>
+              <w:rPr>
+                <w:rStyle w:val="VerbatimChar"/>
+              </w:rPr>
+              <w:t xml:space="preserve">FileSystemObject</w:t>
+            </w:r>
+          </w:p>
+        </w:tc>
+        <w:tc>
+          <w:tcPr/>
+          <w:p>
+            <w:pPr>
+              <w:pStyle w:val="Compact"/>
+            </w:pPr>
+            <w:r>
+              <w:t xml:space="preserve">Підрахувати підсумки за числовим стовпцем</w:t>
+            </w:r>
+          </w:p>
+        </w:tc>
+      </w:tr>
+      <w:tr>
+        <w:tc>
+          <w:tcPr/>
+          <w:p>
+            <w:pPr>
+              <w:pStyle w:val="Compact"/>
+            </w:pPr>
+            <w:r>
+              <w:t xml:space="preserve">15</w:t>
+            </w:r>
+          </w:p>
+        </w:tc>
+        <w:tc>
+          <w:tcPr/>
+          <w:p>
+            <w:pPr>
+              <w:pStyle w:val="Compact"/>
+            </w:pPr>
+            <w:r>
+              <w:t xml:space="preserve">Порівняння двох каталогів за іменами й розмірами</w:t>
+            </w:r>
+          </w:p>
+        </w:tc>
+        <w:tc>
+          <w:tcPr/>
+          <w:p>
+            <w:pPr>
+              <w:pStyle w:val="Compact"/>
+            </w:pPr>
+            <w:r>
+              <w:rPr>
+                <w:rStyle w:val="VerbatimChar"/>
+              </w:rPr>
+              <w:t xml:space="preserve">FileSystemObject</w:t>
+            </w:r>
+          </w:p>
+        </w:tc>
+        <w:tc>
+          <w:tcPr/>
+          <w:p>
+            <w:pPr>
+              <w:pStyle w:val="Compact"/>
+            </w:pPr>
+            <w:r>
+              <w:t xml:space="preserve">Вивести окремо файли, що відрізняються розміром</w:t>
+            </w:r>
+          </w:p>
+        </w:tc>
+      </w:tr>
+      <w:tr>
+        <w:tc>
+          <w:tcPr/>
+          <w:p>
+            <w:pPr>
+              <w:pStyle w:val="Compact"/>
+            </w:pPr>
+            <w:r>
+              <w:t xml:space="preserve">16</w:t>
+            </w:r>
+          </w:p>
+        </w:tc>
+        <w:tc>
+          <w:tcPr/>
+          <w:p>
+            <w:pPr>
+              <w:pStyle w:val="Compact"/>
+            </w:pPr>
+            <w:r>
+              <w:t xml:space="preserve">Перелік встановлених оновлень системи</w:t>
+            </w:r>
+          </w:p>
+        </w:tc>
+        <w:tc>
+          <w:tcPr/>
+          <w:p>
+            <w:pPr>
+              <w:pStyle w:val="Compact"/>
+            </w:pPr>
+            <w:r>
+              <w:t xml:space="preserve">WMI</w:t>
+            </w:r>
+          </w:p>
+        </w:tc>
+        <w:tc>
+          <w:tcPr/>
+          <w:p>
+            <w:pPr>
+              <w:pStyle w:val="Compact"/>
+            </w:pPr>
+            <w:r>
+              <w:t xml:space="preserve">Пояснити, чому запит виконується повільно</w:t>
+            </w:r>
+          </w:p>
+        </w:tc>
+      </w:tr>
+      <w:tr>
+        <w:tc>
+          <w:tcPr/>
+          <w:p>
+            <w:pPr>
+              <w:pStyle w:val="Compact"/>
+            </w:pPr>
+            <w:r>
+              <w:t xml:space="preserve">17</w:t>
+            </w:r>
+          </w:p>
+        </w:tc>
+        <w:tc>
+          <w:tcPr/>
+          <w:p>
+            <w:pPr>
+              <w:pStyle w:val="Compact"/>
+            </w:pPr>
+            <w:r>
+              <w:t xml:space="preserve">Створення структури каталогів за описом із файлу</w:t>
+            </w:r>
+          </w:p>
+        </w:tc>
+        <w:tc>
+          <w:tcPr/>
+          <w:p>
+            <w:pPr>
+              <w:pStyle w:val="Compact"/>
+            </w:pPr>
+            <w:r>
+              <w:rPr>
+                <w:rStyle w:val="VerbatimChar"/>
+              </w:rPr>
+              <w:t xml:space="preserve">FileSystemObject</w:t>
+            </w:r>
+          </w:p>
+        </w:tc>
+        <w:tc>
+          <w:tcPr/>
+          <w:p>
+            <w:pPr>
+              <w:pStyle w:val="Compact"/>
+            </w:pPr>
+            <w:r>
+              <w:t xml:space="preserve">Додати перевірку коректності рядків опису</w:t>
+            </w:r>
+          </w:p>
+        </w:tc>
+      </w:tr>
+      <w:tr>
+        <w:tc>
+          <w:tcPr/>
+          <w:p>
+            <w:pPr>
+              <w:pStyle w:val="Compact"/>
+            </w:pPr>
+            <w:r>
+              <w:t xml:space="preserve">18</w:t>
+            </w:r>
+          </w:p>
+        </w:tc>
+        <w:tc>
+          <w:tcPr/>
+          <w:p>
+            <w:pPr>
+              <w:pStyle w:val="Compact"/>
+            </w:pPr>
+            <w:r>
+              <w:t xml:space="preserve">Діалог із користувачем через</w:t>
+            </w:r>
+            <w:r>
+              <w:t xml:space="preserve"> </w:t>
+            </w:r>
+            <w:r>
+              <w:rPr>
+                <w:rStyle w:val="VerbatimChar"/>
+              </w:rPr>
+              <w:t xml:space="preserve">Popup</w:t>
+            </w:r>
+            <w:r>
+              <w:t xml:space="preserve"> </w:t>
+            </w:r>
+            <w:r>
+              <w:t xml:space="preserve">і</w:t>
+            </w:r>
+            <w:r>
+              <w:t xml:space="preserve"> </w:t>
+            </w:r>
+            <w:r>
+              <w:rPr>
+                <w:rStyle w:val="VerbatimChar"/>
+              </w:rPr>
+              <w:t xml:space="preserve">InputBox</w:t>
+            </w:r>
+          </w:p>
+        </w:tc>
+        <w:tc>
+          <w:tcPr/>
+          <w:p>
+            <w:pPr>
+              <w:pStyle w:val="Compact"/>
+            </w:pPr>
+            <w:r>
+              <w:rPr>
+                <w:rStyle w:val="VerbatimChar"/>
+              </w:rPr>
+              <w:t xml:space="preserve">WScript.Shell</w:t>
+            </w:r>
+          </w:p>
+        </w:tc>
+        <w:tc>
+          <w:tcPr/>
+          <w:p>
+            <w:pPr>
+              <w:pStyle w:val="Compact"/>
+            </w:pPr>
+            <w:r>
+              <w:t xml:space="preserve">Пояснити, чому такий сценарій не годиться для планувальника</w:t>
+            </w:r>
+          </w:p>
+        </w:tc>
+      </w:tr>
+      <w:tr>
+        <w:tc>
+          <w:tcPr/>
+          <w:p>
+            <w:pPr>
+              <w:pStyle w:val="Compact"/>
+            </w:pPr>
+            <w:r>
+              <w:t xml:space="preserve">19</w:t>
+            </w:r>
+          </w:p>
+        </w:tc>
+        <w:tc>
+          <w:tcPr/>
+          <w:p>
+            <w:pPr>
+              <w:pStyle w:val="Compact"/>
+            </w:pPr>
+            <w:r>
+              <w:t xml:space="preserve">Журнал запусків сценарію з іменем користувача й часом</w:t>
+            </w:r>
+          </w:p>
+        </w:tc>
+        <w:tc>
+          <w:tcPr/>
+          <w:p>
+            <w:pPr>
+              <w:pStyle w:val="Compact"/>
+            </w:pPr>
+            <w:r>
+              <w:rPr>
+                <w:rStyle w:val="VerbatimChar"/>
+              </w:rPr>
+              <w:t xml:space="preserve">WScript.Network</w:t>
+            </w:r>
+          </w:p>
+        </w:tc>
+        <w:tc>
+          <w:tcPr/>
+          <w:p>
+            <w:pPr>
+              <w:pStyle w:val="Compact"/>
+            </w:pPr>
+            <w:r>
+              <w:t xml:space="preserve">Підрахувати кількість запусків за журналом</w:t>
+            </w:r>
+          </w:p>
+        </w:tc>
+      </w:tr>
+      <w:tr>
+        <w:tc>
+          <w:tcPr/>
+          <w:p>
+            <w:pPr>
+              <w:pStyle w:val="Compact"/>
+            </w:pPr>
+            <w:r>
+              <w:t xml:space="preserve">20</w:t>
+            </w:r>
+          </w:p>
+        </w:tc>
+        <w:tc>
+          <w:tcPr/>
+          <w:p>
+            <w:pPr>
+              <w:pStyle w:val="Compact"/>
+            </w:pPr>
+            <w:r>
+              <w:t xml:space="preserve">Архівування вмісту каталогу викликом зовнішньої утиліти</w:t>
+            </w:r>
+          </w:p>
+        </w:tc>
+        <w:tc>
+          <w:tcPr/>
+          <w:p>
+            <w:pPr>
+              <w:pStyle w:val="Compact"/>
+            </w:pPr>
+            <w:r>
+              <w:rPr>
+                <w:rStyle w:val="VerbatimChar"/>
+              </w:rPr>
+              <w:t xml:space="preserve">WScript.Shell</w:t>
+            </w:r>
+          </w:p>
+        </w:tc>
+        <w:tc>
+          <w:tcPr/>
+          <w:p>
+            <w:pPr>
+              <w:pStyle w:val="Compact"/>
+            </w:pPr>
+            <w:r>
+              <w:t xml:space="preserve">Перехопити вивід утиліти через</w:t>
+            </w:r>
+            <w:r>
+              <w:t xml:space="preserve"> </w:t>
+            </w:r>
+            <w:r>
+              <w:rPr>
+                <w:rStyle w:val="VerbatimChar"/>
+              </w:rPr>
+              <w:t xml:space="preserve">StdOut</w:t>
+            </w:r>
+          </w:p>
+        </w:tc>
+      </w:tr>
+    </w:tbl>
+    <w:bookmarkEnd w:id="25"/>
+    <w:bookmarkStart w:id="29" w:name="контрольні-запитання"/>
+    <w:p>
+      <w:pPr>
+        <w:pStyle w:val="Heading2"/>
+      </w:pPr>
+      <w:r>
+        <w:t xml:space="preserve">Контрольні запитання</w:t>
+      </w:r>
+    </w:p>
+    <w:p>
+      <w:pPr>
+        <w:pStyle w:val="FirstParagraph"/>
+      </w:pPr>
+      <w:r>
+        <w:t xml:space="preserve">Запитання згруповано за рівнями навчальних досягнень. Для позитивної оцінки студент має відповісти на запитання середнього рівня, оцінка «добре» потребує відповідей достатнього рівня, оцінка «відмінно» — високого.</w:t>
+      </w:r>
+    </w:p>
+    <w:bookmarkStart w:id="26" w:name="середній-рівень-репродуктивний"/>
+    <w:p>
+      <w:pPr>
+        <w:pStyle w:val="Heading3"/>
+      </w:pPr>
+      <w:r>
+        <w:t xml:space="preserve">Середній рівень (репродуктивний)</w:t>
+      </w:r>
+    </w:p>
+    <w:p>
+      <w:pPr>
+        <w:pStyle w:val="Compact"/>
+        <w:numPr>
+          <w:ilvl w:val="0"/>
+          <w:numId w:val="1003"/>
+        </w:numPr>
+        <w:jc w:val="both"/>
+      </w:pPr>
+      <w:r>
+        <w:t xml:space="preserve">Що таке Windows Script Host і які мови він підтримує «з коробки»?</w:t>
+      </w:r>
+    </w:p>
+    <w:p>
+      <w:pPr>
+        <w:pStyle w:val="Compact"/>
+        <w:numPr>
+          <w:ilvl w:val="0"/>
+          <w:numId w:val="1003"/>
+        </w:numPr>
+        <w:jc w:val="both"/>
+      </w:pPr>
+      <w:r>
+        <w:t xml:space="preserve">Чим</w:t>
+      </w:r>
+      <w:r>
+        <w:t xml:space="preserve"> </w:t>
+      </w:r>
+      <w:r>
+        <w:rPr>
+          <w:rStyle w:val="VerbatimChar"/>
+        </w:rPr>
+        <w:t xml:space="preserve">wscript.exe</w:t>
+      </w:r>
+      <w:r>
+        <w:t xml:space="preserve"> </w:t>
+      </w:r>
+      <w:r>
+        <w:t xml:space="preserve">відрізняється від</w:t>
+      </w:r>
+      <w:r>
+        <w:t xml:space="preserve"> </w:t>
+      </w:r>
+      <w:r>
+        <w:rPr>
+          <w:rStyle w:val="VerbatimChar"/>
+        </w:rPr>
+        <w:t xml:space="preserve">cscript.exe</w:t>
+      </w:r>
+      <w:r>
+        <w:t xml:space="preserve">?</w:t>
+      </w:r>
+    </w:p>
+    <w:p>
+      <w:pPr>
+        <w:pStyle w:val="Compact"/>
+        <w:numPr>
+          <w:ilvl w:val="0"/>
+          <w:numId w:val="1003"/>
+        </w:numPr>
+        <w:jc w:val="both"/>
+      </w:pPr>
+      <w:r>
+        <w:t xml:space="preserve">Якою функцією створюють COM-об’єкт у VBScript?</w:t>
+      </w:r>
+    </w:p>
+    <w:p>
+      <w:pPr>
+        <w:pStyle w:val="Compact"/>
+        <w:numPr>
+          <w:ilvl w:val="0"/>
+          <w:numId w:val="1003"/>
+        </w:numPr>
+        <w:jc w:val="both"/>
+      </w:pPr>
+      <w:r>
+        <w:t xml:space="preserve">Для чого призначений об’єкт</w:t>
+      </w:r>
+      <w:r>
+        <w:t xml:space="preserve"> </w:t>
+      </w:r>
+      <w:r>
+        <w:rPr>
+          <w:rStyle w:val="VerbatimChar"/>
+        </w:rPr>
+        <w:t xml:space="preserve">Scripting.FileSystemObject</w:t>
+      </w:r>
+      <w:r>
+        <w:t xml:space="preserve">?</w:t>
+      </w:r>
+    </w:p>
+    <w:p>
+      <w:pPr>
+        <w:pStyle w:val="Compact"/>
+        <w:numPr>
+          <w:ilvl w:val="0"/>
+          <w:numId w:val="1003"/>
+        </w:numPr>
+        <w:jc w:val="both"/>
+      </w:pPr>
+      <w:r>
+        <w:t xml:space="preserve">Які можливості дає об’єкт</w:t>
+      </w:r>
+      <w:r>
+        <w:t xml:space="preserve"> </w:t>
+      </w:r>
+      <w:r>
+        <w:rPr>
+          <w:rStyle w:val="VerbatimChar"/>
+        </w:rPr>
+        <w:t xml:space="preserve">WScript.Shell</w:t>
+      </w:r>
+      <w:r>
+        <w:t xml:space="preserve">?</w:t>
+      </w:r>
+    </w:p>
+    <w:p>
+      <w:pPr>
+        <w:pStyle w:val="Compact"/>
+        <w:numPr>
+          <w:ilvl w:val="0"/>
+          <w:numId w:val="1003"/>
+        </w:numPr>
+        <w:jc w:val="both"/>
+      </w:pPr>
+      <w:r>
+        <w:t xml:space="preserve">Як передати сценарію аргумент і як прочитати його в коді?</w:t>
+      </w:r>
+    </w:p>
+    <w:p>
+      <w:pPr>
+        <w:pStyle w:val="Compact"/>
+        <w:numPr>
+          <w:ilvl w:val="0"/>
+          <w:numId w:val="1003"/>
+        </w:numPr>
+        <w:jc w:val="both"/>
+      </w:pPr>
+      <w:r>
+        <w:t xml:space="preserve">Що робить директива</w:t>
+      </w:r>
+      <w:r>
+        <w:t xml:space="preserve"> </w:t>
+      </w:r>
+      <w:r>
+        <w:rPr>
+          <w:rStyle w:val="VerbatimChar"/>
+        </w:rPr>
+        <w:t xml:space="preserve">Option Explicit</w:t>
+      </w:r>
+      <w:r>
+        <w:t xml:space="preserve">?</w:t>
+      </w:r>
+    </w:p>
+    <w:p>
+      <w:pPr>
+        <w:pStyle w:val="Compact"/>
+        <w:numPr>
+          <w:ilvl w:val="0"/>
+          <w:numId w:val="1003"/>
+        </w:numPr>
+        <w:jc w:val="both"/>
+      </w:pPr>
+      <w:r>
+        <w:t xml:space="preserve">Якою командою сценарій завершується з ненульовим кодом повернення?</w:t>
+      </w:r>
+    </w:p>
+    <w:bookmarkEnd w:id="26"/>
+    <w:bookmarkStart w:id="27" w:name="Xf8a59b0220f3a7cb520922cfcf2989f7f66f7c3"/>
+    <w:p>
+      <w:pPr>
+        <w:pStyle w:val="Heading3"/>
+      </w:pPr>
+      <w:r>
+        <w:t xml:space="preserve">Достатній рівень (конструктивно-варіативний)</w:t>
+      </w:r>
+    </w:p>
+    <w:p>
+      <w:pPr>
+        <w:pStyle w:val="Compact"/>
+        <w:numPr>
+          <w:ilvl w:val="0"/>
+          <w:numId w:val="1004"/>
+        </w:numPr>
+        <w:jc w:val="both"/>
+      </w:pPr>
+      <w:r>
+        <w:t xml:space="preserve">Запишіть фрагмент, який створює текстовий файл у кодуванні Unicode й записує в нього рядок з українськими літерами. Поясніть роль третього аргументу</w:t>
+      </w:r>
+      <w:r>
+        <w:t xml:space="preserve"> </w:t>
+      </w:r>
+      <w:r>
+        <w:rPr>
+          <w:rStyle w:val="VerbatimChar"/>
+        </w:rPr>
+        <w:t xml:space="preserve">CreateTextFile</w:t>
+      </w:r>
+      <w:r>
+        <w:t xml:space="preserve">.</w:t>
+      </w:r>
+    </w:p>
+    <w:p>
+      <w:pPr>
+        <w:pStyle w:val="Compact"/>
+        <w:numPr>
+          <w:ilvl w:val="0"/>
+          <w:numId w:val="1004"/>
+        </w:numPr>
+        <w:jc w:val="both"/>
+      </w:pPr>
+      <w:r>
+        <w:t xml:space="preserve">Чим метод</w:t>
+      </w:r>
+      <w:r>
+        <w:t xml:space="preserve"> </w:t>
+      </w:r>
+      <w:r>
+        <w:rPr>
+          <w:rStyle w:val="VerbatimChar"/>
+        </w:rPr>
+        <w:t xml:space="preserve">Run</w:t>
+      </w:r>
+      <w:r>
+        <w:t xml:space="preserve"> </w:t>
+      </w:r>
+      <w:r>
+        <w:t xml:space="preserve">об’єкта</w:t>
+      </w:r>
+      <w:r>
+        <w:t xml:space="preserve"> </w:t>
+      </w:r>
+      <w:r>
+        <w:rPr>
+          <w:rStyle w:val="VerbatimChar"/>
+        </w:rPr>
+        <w:t xml:space="preserve">WScript.Shell</w:t>
+      </w:r>
+      <w:r>
+        <w:t xml:space="preserve"> </w:t>
+      </w:r>
+      <w:r>
+        <w:t xml:space="preserve">відрізняється від методу</w:t>
+      </w:r>
+      <w:r>
+        <w:t xml:space="preserve"> </w:t>
+      </w:r>
+      <w:r>
+        <w:rPr>
+          <w:rStyle w:val="VerbatimChar"/>
+        </w:rPr>
+        <w:t xml:space="preserve">Exec</w:t>
+      </w:r>
+      <w:r>
+        <w:t xml:space="preserve">? Коли потрібен саме</w:t>
+      </w:r>
+      <w:r>
+        <w:t xml:space="preserve"> </w:t>
+      </w:r>
+      <w:r>
+        <w:rPr>
+          <w:rStyle w:val="VerbatimChar"/>
+        </w:rPr>
+        <w:t xml:space="preserve">Exec</w:t>
+      </w:r>
+      <w:r>
+        <w:t xml:space="preserve">?</w:t>
+      </w:r>
+    </w:p>
+    <w:p>
+      <w:pPr>
+        <w:pStyle w:val="Compact"/>
+        <w:numPr>
+          <w:ilvl w:val="0"/>
+          <w:numId w:val="1004"/>
+        </w:numPr>
+        <w:jc w:val="both"/>
+      </w:pPr>
+      <w:r>
+        <w:t xml:space="preserve">Як у VBScript обробити помилку звернення до неіснуючого файлу? Чому</w:t>
+      </w:r>
+      <w:r>
+        <w:t xml:space="preserve"> </w:t>
+      </w:r>
+      <w:r>
+        <w:rPr>
+          <w:rStyle w:val="VerbatimChar"/>
+        </w:rPr>
+        <w:t xml:space="preserve">On Error Resume Next</w:t>
+      </w:r>
+      <w:r>
+        <w:t xml:space="preserve"> </w:t>
+      </w:r>
+      <w:r>
+        <w:t xml:space="preserve">не залишають на весь сценарій?</w:t>
+      </w:r>
+    </w:p>
+    <w:p>
+      <w:pPr>
+        <w:pStyle w:val="Compact"/>
+        <w:numPr>
+          <w:ilvl w:val="0"/>
+          <w:numId w:val="1004"/>
+        </w:numPr>
+        <w:jc w:val="both"/>
+      </w:pPr>
+      <w:r>
+        <w:t xml:space="preserve">Побудуйте WQL-запит, який поверне процеси з іменем</w:t>
+      </w:r>
+      <w:r>
+        <w:t xml:space="preserve"> </w:t>
+      </w:r>
+      <w:r>
+        <w:rPr>
+          <w:rStyle w:val="VerbatimChar"/>
+        </w:rPr>
+        <w:t xml:space="preserve">notepad.exe</w:t>
+      </w:r>
+      <w:r>
+        <w:t xml:space="preserve">.</w:t>
+      </w:r>
+    </w:p>
+    <w:p>
+      <w:pPr>
+        <w:pStyle w:val="Compact"/>
+        <w:numPr>
+          <w:ilvl w:val="0"/>
+          <w:numId w:val="1004"/>
+        </w:numPr>
+        <w:jc w:val="both"/>
+      </w:pPr>
+      <w:r>
+        <w:t xml:space="preserve">Чим обхід колекції</w:t>
+      </w:r>
+      <w:r>
+        <w:t xml:space="preserve"> </w:t>
+      </w:r>
+      <w:r>
+        <w:rPr>
+          <w:rStyle w:val="VerbatimChar"/>
+        </w:rPr>
+        <w:t xml:space="preserve">folder.Files</w:t>
+      </w:r>
+      <w:r>
+        <w:t xml:space="preserve"> </w:t>
+      </w:r>
+      <w:r>
+        <w:t xml:space="preserve">у VBScript відрізняється від аналогічного обходу в JScript?</w:t>
+      </w:r>
+    </w:p>
+    <w:p>
+      <w:pPr>
+        <w:pStyle w:val="Compact"/>
+        <w:numPr>
+          <w:ilvl w:val="0"/>
+          <w:numId w:val="1004"/>
+        </w:numPr>
+        <w:jc w:val="both"/>
+      </w:pPr>
+      <w:r>
+        <w:t xml:space="preserve">Як сценарій WSH повідомляє пакетному файлу про невдале виконання?</w:t>
+      </w:r>
+    </w:p>
+    <w:p>
+      <w:pPr>
+        <w:pStyle w:val="Compact"/>
+        <w:numPr>
+          <w:ilvl w:val="0"/>
+          <w:numId w:val="1004"/>
+        </w:numPr>
+        <w:jc w:val="both"/>
+      </w:pPr>
+      <w:r>
+        <w:t xml:space="preserve">Запишіть фрагмент, який виведе значення змінної середовища</w:t>
+      </w:r>
+      <w:r>
+        <w:t xml:space="preserve"> </w:t>
+      </w:r>
+      <w:r>
+        <w:rPr>
+          <w:rStyle w:val="VerbatimChar"/>
+        </w:rPr>
+        <w:t xml:space="preserve">TEMP</w:t>
+      </w:r>
+      <w:r>
+        <w:t xml:space="preserve"> </w:t>
+      </w:r>
+      <w:r>
+        <w:t xml:space="preserve">двома різними способами.</w:t>
+      </w:r>
+    </w:p>
+    <w:p>
+      <w:pPr>
+        <w:pStyle w:val="Compact"/>
+        <w:numPr>
+          <w:ilvl w:val="0"/>
+          <w:numId w:val="1004"/>
+        </w:numPr>
+        <w:jc w:val="both"/>
+      </w:pPr>
+      <w:r>
+        <w:t xml:space="preserve">Чому сценарій із вікном</w:t>
+      </w:r>
+      <w:r>
+        <w:t xml:space="preserve"> </w:t>
+      </w:r>
+      <w:r>
+        <w:rPr>
+          <w:rStyle w:val="VerbatimChar"/>
+        </w:rPr>
+        <w:t xml:space="preserve">Popup</w:t>
+      </w:r>
+      <w:r>
+        <w:t xml:space="preserve"> </w:t>
+      </w:r>
+      <w:r>
+        <w:t xml:space="preserve">не годиться для запуску за розкладом?</w:t>
+      </w:r>
+    </w:p>
+    <w:bookmarkEnd w:id="27"/>
+    <w:bookmarkStart w:id="28" w:name="високий-рівень-творчий"/>
+    <w:p>
+      <w:pPr>
+        <w:pStyle w:val="Heading3"/>
+      </w:pPr>
+      <w:r>
+        <w:t xml:space="preserve">Високий рівень (творчий)</w:t>
+      </w:r>
+    </w:p>
+    <w:p>
+      <w:pPr>
+        <w:pStyle w:val="Compact"/>
+        <w:numPr>
+          <w:ilvl w:val="0"/>
+          <w:numId w:val="1005"/>
+        </w:numPr>
+        <w:jc w:val="both"/>
+      </w:pPr>
+      <w:r>
+        <w:t xml:space="preserve">Організація має сотню робочих станцій і потребує щотижневого звіту про вільне місце на дисках. Опишіть, як розв’язати задачу засобами WSH: які об’єкти, як зібрати результати, які обмеження виникнуть.</w:t>
+      </w:r>
+    </w:p>
+    <w:p>
+      <w:pPr>
+        <w:pStyle w:val="Compact"/>
+        <w:numPr>
+          <w:ilvl w:val="0"/>
+          <w:numId w:val="1005"/>
+        </w:numPr>
+        <w:jc w:val="both"/>
+      </w:pPr>
+      <w:r>
+        <w:t xml:space="preserve">Сценарій</w:t>
+      </w:r>
+      <w:r>
+        <w:t xml:space="preserve"> </w:t>
+      </w:r>
+      <w:r>
+        <w:rPr>
+          <w:rStyle w:val="VerbatimChar"/>
+        </w:rPr>
+        <w:t xml:space="preserve">.vbs</w:t>
+      </w:r>
+      <w:r>
+        <w:t xml:space="preserve"> </w:t>
+      </w:r>
+      <w:r>
+        <w:t xml:space="preserve">— класичний носій шкідливого коду. Поясніть, які саме можливості WSH роблять його небезпечним і якими засобами системи цей ризик обмежують.</w:t>
+      </w:r>
+    </w:p>
+    <w:p>
+      <w:pPr>
+        <w:pStyle w:val="Compact"/>
+        <w:numPr>
+          <w:ilvl w:val="0"/>
+          <w:numId w:val="1005"/>
+        </w:numPr>
+        <w:jc w:val="both"/>
+      </w:pPr>
+      <w:r>
+        <w:t xml:space="preserve">Порівняйте WSH і PowerShell за трьома критеріями: доступ до системи, читабельність коду, наявність у сучасних версіях Windows. У яких випадках вибір WSH сьогодні виправданий?</w:t>
+      </w:r>
+    </w:p>
+    <w:p>
+      <w:pPr>
+        <w:pStyle w:val="Compact"/>
+        <w:numPr>
+          <w:ilvl w:val="0"/>
+          <w:numId w:val="1005"/>
+        </w:numPr>
+        <w:jc w:val="both"/>
+      </w:pPr>
+      <w:r>
+        <w:t xml:space="preserve">Той самий алгоритм реалізовано пакетним файлом і сценарієм WSH. Сформулюйте критерії, за якими ви оберете один із варіантів, і проілюструйте кожен критерій прикладом із цієї роботи.</w:t>
+      </w:r>
+    </w:p>
+    <w:bookmarkEnd w:id="28"/>
+    <w:bookmarkEnd w:id="29"/>
     <w:sectPr>
       <w:pgSz w:h="16838" w:orient="portrait" w:w="11906"/>
       <w:pgMar w:bottom="1134" w:footer="708" w:gutter="0" w:header="708" w:left="1418" w:right="851" w:top="1134"/>
@@ -137,8 +4407,307 @@
       </w:pPr>
     </w:lvl>
   </w:abstractNum>
+  <w:abstractNum w:abstractNumId="99411">
+    <w:nsid w:val="00A99411"/>
+    <w:multiLevelType w:val="multilevel"/>
+    <w:lvl w:ilvl="0">
+      <w:start w:val="1"/>
+      <w:numFmt w:val="decimal"/>
+      <w:lvlText w:val="%1."/>
+      <w:lvlJc w:val="left"/>
+      <w:pPr>
+        <w:ind w:left="1134" w:hanging="425"/>
+      </w:pPr>
+    </w:lvl>
+    <w:lvl w:ilvl="1">
+      <w:start w:val="1"/>
+      <w:numFmt w:val="decimal"/>
+      <w:lvlText w:val="%2."/>
+      <w:lvlJc w:val="left"/>
+      <w:pPr>
+        <w:ind w:left="1701" w:hanging="425"/>
+      </w:pPr>
+    </w:lvl>
+    <w:lvl w:ilvl="2">
+      <w:start w:val="1"/>
+      <w:numFmt w:val="decimal"/>
+      <w:lvlText w:val="%3."/>
+      <w:lvlJc w:val="left"/>
+      <w:pPr>
+        <w:ind w:left="2268" w:hanging="425"/>
+      </w:pPr>
+    </w:lvl>
+    <w:lvl w:ilvl="3">
+      <w:start w:val="1"/>
+      <w:numFmt w:val="decimal"/>
+      <w:lvlText w:val="%4."/>
+      <w:lvlJc w:val="left"/>
+      <w:pPr>
+        <w:ind w:left="2835" w:hanging="425"/>
+      </w:pPr>
+    </w:lvl>
+    <w:lvl w:ilvl="4">
+      <w:start w:val="1"/>
+      <w:numFmt w:val="decimal"/>
+      <w:lvlText w:val="%5."/>
+      <w:lvlJc w:val="left"/>
+      <w:pPr>
+        <w:ind w:left="3402" w:hanging="425"/>
+      </w:pPr>
+    </w:lvl>
+    <w:lvl w:ilvl="5">
+      <w:start w:val="1"/>
+      <w:numFmt w:val="decimal"/>
+      <w:lvlText w:val="%6."/>
+      <w:lvlJc w:val="left"/>
+      <w:pPr>
+        <w:ind w:left="3969" w:hanging="425"/>
+      </w:pPr>
+    </w:lvl>
+    <w:lvl w:ilvl="6">
+      <w:start w:val="1"/>
+      <w:numFmt w:val="decimal"/>
+      <w:lvlText w:val="%7."/>
+      <w:lvlJc w:val="left"/>
+      <w:pPr>
+        <w:ind w:left="4536" w:hanging="425"/>
+      </w:pPr>
+    </w:lvl>
+    <w:lvl w:ilvl="7">
+      <w:start w:val="1"/>
+      <w:numFmt w:val="decimal"/>
+      <w:lvlText w:val="%8."/>
+      <w:lvlJc w:val="left"/>
+      <w:pPr>
+        <w:ind w:left="5103" w:hanging="425"/>
+      </w:pPr>
+    </w:lvl>
+    <w:lvl w:ilvl="8">
+      <w:start w:val="1"/>
+      <w:numFmt w:val="decimal"/>
+      <w:lvlText w:val="%9."/>
+      <w:lvlJc w:val="left"/>
+      <w:pPr>
+        <w:ind w:left="5670" w:hanging="425"/>
+      </w:pPr>
+    </w:lvl>
+  </w:abstractNum>
+  <w:abstractNum w:abstractNumId="991">
+    <w:nsid w:val="0000A991"/>
+    <w:multiLevelType w:val="multilevel"/>
+    <w:lvl w:ilvl="0">
+      <w:numFmt w:val="bullet"/>
+      <w:lvlText w:val="–"/>
+      <w:lvlJc w:val="left"/>
+      <w:pPr>
+        <w:ind w:left="1134" w:hanging="425"/>
+      </w:pPr>
+      <w:rPr/>
+    </w:lvl>
+    <w:lvl w:ilvl="1">
+      <w:numFmt w:val="bullet"/>
+      <w:lvlText w:val="–"/>
+      <w:lvlJc w:val="left"/>
+      <w:pPr>
+        <w:ind w:left="1701" w:hanging="425"/>
+      </w:pPr>
+      <w:rPr>
+        <w:rFonts w:ascii="Courier New" w:hAnsi="Courier New" w:cs="Courier New" w:hint="default"/>
+      </w:rPr>
+    </w:lvl>
+    <w:lvl w:ilvl="2">
+      <w:numFmt w:val="bullet"/>
+      <w:lvlText w:val="–"/>
+      <w:lvlJc w:val="left"/>
+      <w:pPr>
+        <w:ind w:left="2268" w:hanging="425"/>
+      </w:pPr>
+      <w:rPr/>
+    </w:lvl>
+    <w:lvl w:ilvl="3">
+      <w:numFmt w:val="bullet"/>
+      <w:lvlText w:val="–"/>
+      <w:lvlJc w:val="left"/>
+      <w:pPr>
+        <w:ind w:left="2835" w:hanging="425"/>
+      </w:pPr>
+      <w:rPr/>
+    </w:lvl>
+    <w:lvl w:ilvl="4">
+      <w:numFmt w:val="bullet"/>
+      <w:lvlText w:val="–"/>
+      <w:lvlJc w:val="left"/>
+      <w:pPr>
+        <w:ind w:left="3402" w:hanging="425"/>
+      </w:pPr>
+      <w:rPr>
+        <w:rFonts w:ascii="Courier New" w:hAnsi="Courier New" w:cs="Courier New" w:hint="default"/>
+      </w:rPr>
+    </w:lvl>
+    <w:lvl w:ilvl="5">
+      <w:numFmt w:val="bullet"/>
+      <w:lvlText w:val="–"/>
+      <w:lvlJc w:val="left"/>
+      <w:pPr>
+        <w:ind w:left="3969" w:hanging="425"/>
+      </w:pPr>
+      <w:rPr/>
+    </w:lvl>
+    <w:lvl w:ilvl="6">
+      <w:numFmt w:val="bullet"/>
+      <w:lvlText w:val="–"/>
+      <w:lvlJc w:val="left"/>
+      <w:pPr>
+        <w:ind w:left="4536" w:hanging="425"/>
+      </w:pPr>
+      <w:rPr/>
+    </w:lvl>
+    <w:lvl w:ilvl="7">
+      <w:numFmt w:val="bullet"/>
+      <w:lvlText w:val="–"/>
+      <w:lvlJc w:val="left"/>
+      <w:pPr>
+        <w:ind w:left="5103" w:hanging="425"/>
+      </w:pPr>
+      <w:rPr>
+        <w:rFonts w:ascii="Courier New" w:hAnsi="Courier New" w:cs="Courier New" w:hint="default"/>
+      </w:rPr>
+    </w:lvl>
+    <w:lvl w:ilvl="8">
+      <w:numFmt w:val="bullet"/>
+      <w:lvlText w:val="–"/>
+      <w:lvlJc w:val="left"/>
+      <w:pPr>
+        <w:ind w:left="5670" w:hanging="425"/>
+      </w:pPr>
+      <w:rPr/>
+    </w:lvl>
+  </w:abstractNum>
   <w:num w:numId="1000">
     <w:abstractNumId w:val="990"/>
+  </w:num>
+  <w:num w:numId="1001">
+    <w:abstractNumId w:val="99411"/>
+    <w:lvlOverride w:ilvl="0">
+      <w:startOverride w:val="1"/>
+    </w:lvlOverride>
+    <w:lvlOverride w:ilvl="1">
+      <w:startOverride w:val="1"/>
+    </w:lvlOverride>
+    <w:lvlOverride w:ilvl="2">
+      <w:startOverride w:val="1"/>
+    </w:lvlOverride>
+    <w:lvlOverride w:ilvl="3">
+      <w:startOverride w:val="1"/>
+    </w:lvlOverride>
+    <w:lvlOverride w:ilvl="4">
+      <w:startOverride w:val="1"/>
+    </w:lvlOverride>
+    <w:lvlOverride w:ilvl="5">
+      <w:startOverride w:val="1"/>
+    </w:lvlOverride>
+    <w:lvlOverride w:ilvl="6">
+      <w:startOverride w:val="1"/>
+    </w:lvlOverride>
+    <w:lvlOverride w:ilvl="7">
+      <w:startOverride w:val="1"/>
+    </w:lvlOverride>
+    <w:lvlOverride w:ilvl="8">
+      <w:startOverride w:val="1"/>
+    </w:lvlOverride>
+  </w:num>
+  <w:num w:numId="1002">
+    <w:abstractNumId w:val="991"/>
+  </w:num>
+  <w:num w:numId="1003">
+    <w:abstractNumId w:val="99411"/>
+    <w:lvlOverride w:ilvl="0">
+      <w:startOverride w:val="1"/>
+    </w:lvlOverride>
+    <w:lvlOverride w:ilvl="1">
+      <w:startOverride w:val="1"/>
+    </w:lvlOverride>
+    <w:lvlOverride w:ilvl="2">
+      <w:startOverride w:val="1"/>
+    </w:lvlOverride>
+    <w:lvlOverride w:ilvl="3">
+      <w:startOverride w:val="1"/>
+    </w:lvlOverride>
+    <w:lvlOverride w:ilvl="4">
+      <w:startOverride w:val="1"/>
+    </w:lvlOverride>
+    <w:lvlOverride w:ilvl="5">
+      <w:startOverride w:val="1"/>
+    </w:lvlOverride>
+    <w:lvlOverride w:ilvl="6">
+      <w:startOverride w:val="1"/>
+    </w:lvlOverride>
+    <w:lvlOverride w:ilvl="7">
+      <w:startOverride w:val="1"/>
+    </w:lvlOverride>
+    <w:lvlOverride w:ilvl="8">
+      <w:startOverride w:val="1"/>
+    </w:lvlOverride>
+  </w:num>
+  <w:num w:numId="1004">
+    <w:abstractNumId w:val="99411"/>
+    <w:lvlOverride w:ilvl="0">
+      <w:startOverride w:val="1"/>
+    </w:lvlOverride>
+    <w:lvlOverride w:ilvl="1">
+      <w:startOverride w:val="1"/>
+    </w:lvlOverride>
+    <w:lvlOverride w:ilvl="2">
+      <w:startOverride w:val="1"/>
+    </w:lvlOverride>
+    <w:lvlOverride w:ilvl="3">
+      <w:startOverride w:val="1"/>
+    </w:lvlOverride>
+    <w:lvlOverride w:ilvl="4">
+      <w:startOverride w:val="1"/>
+    </w:lvlOverride>
+    <w:lvlOverride w:ilvl="5">
+      <w:startOverride w:val="1"/>
+    </w:lvlOverride>
+    <w:lvlOverride w:ilvl="6">
+      <w:startOverride w:val="1"/>
+    </w:lvlOverride>
+    <w:lvlOverride w:ilvl="7">
+      <w:startOverride w:val="1"/>
+    </w:lvlOverride>
+    <w:lvlOverride w:ilvl="8">
+      <w:startOverride w:val="1"/>
+    </w:lvlOverride>
+  </w:num>
+  <w:num w:numId="1005">
+    <w:abstractNumId w:val="99411"/>
+    <w:lvlOverride w:ilvl="0">
+      <w:startOverride w:val="1"/>
+    </w:lvlOverride>
+    <w:lvlOverride w:ilvl="1">
+      <w:startOverride w:val="1"/>
+    </w:lvlOverride>
+    <w:lvlOverride w:ilvl="2">
+      <w:startOverride w:val="1"/>
+    </w:lvlOverride>
+    <w:lvlOverride w:ilvl="3">
+      <w:startOverride w:val="1"/>
+    </w:lvlOverride>
+    <w:lvlOverride w:ilvl="4">
+      <w:startOverride w:val="1"/>
+    </w:lvlOverride>
+    <w:lvlOverride w:ilvl="5">
+      <w:startOverride w:val="1"/>
+    </w:lvlOverride>
+    <w:lvlOverride w:ilvl="6">
+      <w:startOverride w:val="1"/>
+    </w:lvlOverride>
+    <w:lvlOverride w:ilvl="7">
+      <w:startOverride w:val="1"/>
+    </w:lvlOverride>
+    <w:lvlOverride w:ilvl="8">
+      <w:startOverride w:val="1"/>
+    </w:lvlOverride>
   </w:num>
 </w:numbering>
 </file>
@@ -850,6 +5419,11 @@
       <w:szCs w:val="18"/>
     </w:rPr>
   </w:style>
+  <w:style w:type="paragraph" w:customStyle="1" w:styleId="TableCaption">
+    <w:name w:val="TableCaption"/>
+    <w:basedOn w:val="BodyText"/>
+    <w:qFormat/>
+  </w:style>
 </w:styles>
 </file>
 
